--- a/docs/ingenieria/diseno/EC-DIS_arquitectura.docx
+++ b/docs/ingenieria/diseno/EC-DIS_arquitectura.docx
@@ -1627,16 +1627,20 @@
         <w:rPr/>
       </w:pPr>
       <w:bookmarkStart w:id="9" w:name="__RefHeading___Toc567_711144299_Copy_1"/>
+      <w:bookmarkEnd w:id="9"/>
+      <w:r>
+        <w:rPr/>
+        <w:t>2</w:t>
+      </w:r>
       <w:bookmarkStart w:id="10" w:name="_Toc230396131_Copy_1"/>
-      <w:bookmarkEnd w:id="9"/>
-      <w:r>
-        <w:rPr/>
-        <w:t xml:space="preserve">1. </w:t>
+      <w:r>
+        <w:rPr/>
+        <w:t xml:space="preserve">. </w:t>
       </w:r>
       <w:bookmarkEnd w:id="10"/>
       <w:r>
         <w:rPr/>
-        <w:t>ENTIDADES</w:t>
+        <w:t>REPRESENTACIÓN ARQUITECTÓNICA (PATRÓN Y ESTILO)</w:t>
       </w:r>
     </w:p>
     <w:p>
@@ -4510,7 +4514,7 @@
     <w:r>
       <w:rPr/>
       <w:drawing>
-        <wp:anchor behindDoc="1" distT="0" distB="0" distL="0" distR="0" simplePos="0" locked="0" layoutInCell="0" allowOverlap="1" relativeHeight="4">
+        <wp:anchor behindDoc="1" distT="0" distB="0" distL="0" distR="0" simplePos="0" locked="0" layoutInCell="0" allowOverlap="1" relativeHeight="5">
           <wp:simplePos x="0" y="0"/>
           <wp:positionH relativeFrom="column">
             <wp:posOffset>-918845</wp:posOffset>

--- a/docs/ingenieria/diseno/EC-DIS_arquitectura.docx
+++ b/docs/ingenieria/diseno/EC-DIS_arquitectura.docx
@@ -1061,7 +1061,6 @@
             <w:rPr>
               <w:webHidden/>
               <w:rStyle w:val="Enlacedelndice"/>
-              <w:vanish w:val="false"/>
             </w:rPr>
             <w:instrText xml:space="preserve"> TOC \z \o "1-3" \u \h</w:instrText>
           </w:r>
@@ -1069,7 +1068,6 @@
             <w:rPr>
               <w:webHidden/>
               <w:rStyle w:val="Enlacedelndice"/>
-              <w:vanish w:val="false"/>
             </w:rPr>
             <w:fldChar w:fldCharType="separate"/>
           </w:r>
@@ -1078,7 +1076,6 @@
               <w:rPr>
                 <w:webHidden/>
                 <w:rStyle w:val="Enlacedelndice"/>
-                <w:vanish w:val="false"/>
               </w:rPr>
               <w:t>Control de versiones del documento</w:t>
               <w:tab/>
@@ -1100,7 +1097,6 @@
               <w:rPr>
                 <w:webHidden/>
                 <w:rStyle w:val="Enlacedelndice"/>
-                <w:vanish w:val="false"/>
               </w:rPr>
               <w:t>1. INTRODUCCIÓN</w:t>
               <w:tab/>
@@ -1122,9 +1118,50 @@
               <w:rPr>
                 <w:webHidden/>
                 <w:rStyle w:val="Enlacedelndice"/>
-                <w:vanish w:val="false"/>
               </w:rPr>
               <w:t>1.1 Objetivo</w:t>
+              <w:tab/>
+              <w:t>4</w:t>
+            </w:r>
+          </w:hyperlink>
+        </w:p>
+        <w:p>
+          <w:pPr>
+            <w:pStyle w:val="Sumario2"/>
+            <w:tabs>
+              <w:tab w:val="clear" w:pos="720"/>
+              <w:tab w:val="right" w:pos="9360" w:leader="dot"/>
+            </w:tabs>
+            <w:rPr/>
+          </w:pPr>
+          <w:hyperlink w:anchor="__RefHeading___Toc569_711144299_Copy_1">
+            <w:r>
+              <w:rPr>
+                <w:webHidden/>
+                <w:rStyle w:val="Enlacedelndice"/>
+              </w:rPr>
+              <w:t>1.2 Alcance</w:t>
+              <w:tab/>
+              <w:t>4</w:t>
+            </w:r>
+          </w:hyperlink>
+        </w:p>
+        <w:p>
+          <w:pPr>
+            <w:pStyle w:val="Sumario2"/>
+            <w:tabs>
+              <w:tab w:val="clear" w:pos="720"/>
+              <w:tab w:val="right" w:pos="9360" w:leader="dot"/>
+            </w:tabs>
+            <w:rPr/>
+          </w:pPr>
+          <w:hyperlink w:anchor="__RefHeading___Toc920_1785146421">
+            <w:r>
+              <w:rPr>
+                <w:webHidden/>
+                <w:rStyle w:val="Enlacedelndice"/>
+              </w:rPr>
+              <w:t>1.3 Referencias</w:t>
               <w:tab/>
               <w:t>4</w:t>
             </w:r>
@@ -1144,77 +1181,10 @@
               <w:rPr>
                 <w:webHidden/>
                 <w:rStyle w:val="Enlacedelndice"/>
-                <w:vanish w:val="false"/>
-              </w:rPr>
-              <w:t>1. ENTIDADES</w:t>
+              </w:rPr>
+              <w:t>2. REPRESENTACIÓN ARQUITECTÓNICA (PATRÓN Y ESTILO)</w:t>
               <w:tab/>
               <w:t>4</w:t>
-            </w:r>
-          </w:hyperlink>
-        </w:p>
-        <w:p>
-          <w:pPr>
-            <w:pStyle w:val="Sumario2"/>
-            <w:tabs>
-              <w:tab w:val="clear" w:pos="720"/>
-              <w:tab w:val="right" w:pos="9360" w:leader="dot"/>
-            </w:tabs>
-            <w:rPr/>
-          </w:pPr>
-          <w:hyperlink w:anchor="__RefHeading___Toc571_711144299_Copy_1">
-            <w:r>
-              <w:rPr>
-                <w:webHidden/>
-                <w:rStyle w:val="Enlacedelndice"/>
-                <w:vanish w:val="false"/>
-              </w:rPr>
-              <w:t>2.1 Mueble</w:t>
-              <w:tab/>
-              <w:t>4</w:t>
-            </w:r>
-          </w:hyperlink>
-        </w:p>
-        <w:p>
-          <w:pPr>
-            <w:pStyle w:val="Sumario2"/>
-            <w:tabs>
-              <w:tab w:val="clear" w:pos="720"/>
-              <w:tab w:val="right" w:pos="9360" w:leader="dot"/>
-            </w:tabs>
-            <w:rPr/>
-          </w:pPr>
-          <w:hyperlink w:anchor="__RefHeading___Toc571_711144299_Copy_1_C">
-            <w:r>
-              <w:rPr>
-                <w:webHidden/>
-                <w:rStyle w:val="Enlacedelndice"/>
-                <w:vanish w:val="false"/>
-              </w:rPr>
-              <w:t>2.2 Categoría</w:t>
-              <w:tab/>
-              <w:t>5</w:t>
-            </w:r>
-          </w:hyperlink>
-        </w:p>
-        <w:p>
-          <w:pPr>
-            <w:pStyle w:val="Sumario2"/>
-            <w:tabs>
-              <w:tab w:val="clear" w:pos="720"/>
-              <w:tab w:val="right" w:pos="9360" w:leader="dot"/>
-            </w:tabs>
-            <w:rPr/>
-          </w:pPr>
-          <w:hyperlink w:anchor="__RefHeading___Toc571_711144299_Copy_1_C_Copy_1">
-            <w:r>
-              <w:rPr>
-                <w:webHidden/>
-                <w:rStyle w:val="Enlacedelndice"/>
-                <w:vanish w:val="false"/>
-              </w:rPr>
-              <w:t>2.3 Usuario</w:t>
-              <w:tab/>
-              <w:t>5</w:t>
             </w:r>
           </w:hyperlink>
         </w:p>
@@ -1232,9 +1202,71 @@
               <w:rPr>
                 <w:webHidden/>
                 <w:rStyle w:val="Enlacedelndice"/>
-                <w:vanish w:val="false"/>
-              </w:rPr>
-              <w:t>3. MODELO ENTIDAD-RELACIÓN</w:t>
+              </w:rPr>
+              <w:t>3. OBJETIVOS ARQUITECTÓNICOS Y RESTRICCIONES</w:t>
+              <w:tab/>
+              <w:t>5</w:t>
+            </w:r>
+          </w:hyperlink>
+        </w:p>
+        <w:p>
+          <w:pPr>
+            <w:pStyle w:val="Sumario2"/>
+            <w:tabs>
+              <w:tab w:val="clear" w:pos="720"/>
+              <w:tab w:val="right" w:pos="9360" w:leader="dot"/>
+            </w:tabs>
+            <w:rPr/>
+          </w:pPr>
+          <w:hyperlink w:anchor="__RefHeading___Toc569_711144299_Copy_1_Copy_1">
+            <w:r>
+              <w:rPr>
+                <w:webHidden/>
+                <w:rStyle w:val="Enlacedelndice"/>
+              </w:rPr>
+              <w:t>3.1 Objetivos generales</w:t>
+              <w:tab/>
+              <w:t>5</w:t>
+            </w:r>
+          </w:hyperlink>
+        </w:p>
+        <w:p>
+          <w:pPr>
+            <w:pStyle w:val="Sumario2"/>
+            <w:tabs>
+              <w:tab w:val="clear" w:pos="720"/>
+              <w:tab w:val="right" w:pos="9360" w:leader="dot"/>
+            </w:tabs>
+            <w:rPr/>
+          </w:pPr>
+          <w:hyperlink w:anchor="__RefHeading___Toc569_711144299_Copy_1_C">
+            <w:r>
+              <w:rPr>
+                <w:webHidden/>
+                <w:rStyle w:val="Enlacedelndice"/>
+              </w:rPr>
+              <w:t>3.2 Objetivos específicos</w:t>
+              <w:tab/>
+              <w:t>5</w:t>
+            </w:r>
+          </w:hyperlink>
+        </w:p>
+        <w:p>
+          <w:pPr>
+            <w:pStyle w:val="Sumario2"/>
+            <w:tabs>
+              <w:tab w:val="clear" w:pos="720"/>
+              <w:tab w:val="right" w:pos="9360" w:leader="dot"/>
+            </w:tabs>
+            <w:rPr/>
+          </w:pPr>
+          <w:hyperlink w:anchor="__RefHeading___Toc569_711144299_Copy_1_C_Copy_1">
+            <w:r>
+              <w:rPr>
+                <w:webHidden/>
+                <w:rStyle w:val="Enlacedelndice"/>
+              </w:rPr>
+              <w:t>3.3 Restricciones</w:t>
               <w:tab/>
               <w:t>6</w:t>
             </w:r>
@@ -1254,11 +1286,94 @@
               <w:rPr>
                 <w:webHidden/>
                 <w:rStyle w:val="Enlacedelndice"/>
-                <w:vanish w:val="false"/>
-              </w:rPr>
-              <w:t>4. NORMALIZACIÓN</w:t>
+              </w:rPr>
+              <w:t>4. VISTA DE CASOS DE USO – ACTORES Y FUNCIONALIDADES</w:t>
               <w:tab/>
               <w:t>6</w:t>
+            </w:r>
+          </w:hyperlink>
+        </w:p>
+        <w:p>
+          <w:pPr>
+            <w:pStyle w:val="Sumario2"/>
+            <w:tabs>
+              <w:tab w:val="clear" w:pos="720"/>
+              <w:tab w:val="right" w:pos="9360" w:leader="dot"/>
+            </w:tabs>
+            <w:rPr/>
+          </w:pPr>
+          <w:hyperlink w:anchor="__RefHeading___Toc569_711144299_Copy_1_C_Copy_2">
+            <w:r>
+              <w:rPr>
+                <w:webHidden/>
+                <w:rStyle w:val="Enlacedelndice"/>
+              </w:rPr>
+              <w:t>4.1 Descripción de actores</w:t>
+              <w:tab/>
+              <w:t>6</w:t>
+            </w:r>
+          </w:hyperlink>
+        </w:p>
+        <w:p>
+          <w:pPr>
+            <w:pStyle w:val="Sumario2"/>
+            <w:tabs>
+              <w:tab w:val="clear" w:pos="720"/>
+              <w:tab w:val="right" w:pos="9360" w:leader="dot"/>
+            </w:tabs>
+            <w:rPr/>
+          </w:pPr>
+          <w:hyperlink w:anchor="__RefHeading___Toc569_711144299_Copy_1_C_Copy_3">
+            <w:r>
+              <w:rPr>
+                <w:webHidden/>
+                <w:rStyle w:val="Enlacedelndice"/>
+              </w:rPr>
+              <w:t>4.2 Diagrama de Casos de Uso</w:t>
+              <w:tab/>
+              <w:t>7</w:t>
+            </w:r>
+          </w:hyperlink>
+        </w:p>
+        <w:p>
+          <w:pPr>
+            <w:pStyle w:val="Sumario2"/>
+            <w:tabs>
+              <w:tab w:val="clear" w:pos="720"/>
+              <w:tab w:val="right" w:pos="9360" w:leader="dot"/>
+            </w:tabs>
+            <w:rPr/>
+          </w:pPr>
+          <w:hyperlink w:anchor="__RefHeading___Toc569_711144299_Copy_1_C_Copy_4">
+            <w:r>
+              <w:rPr>
+                <w:webHidden/>
+                <w:rStyle w:val="Enlacedelndice"/>
+              </w:rPr>
+              <w:t>4.3 Descripción de Casos de Uso</w:t>
+              <w:tab/>
+              <w:t>8</w:t>
+            </w:r>
+          </w:hyperlink>
+        </w:p>
+        <w:p>
+          <w:pPr>
+            <w:pStyle w:val="Sumario2"/>
+            <w:tabs>
+              <w:tab w:val="clear" w:pos="720"/>
+              <w:tab w:val="right" w:pos="9360" w:leader="dot"/>
+            </w:tabs>
+            <w:rPr/>
+          </w:pPr>
+          <w:hyperlink w:anchor="__RefHeading___Toc569_711144299_Copy_1_C_Copy_5">
+            <w:r>
+              <w:rPr>
+                <w:webHidden/>
+                <w:rStyle w:val="Enlacedelndice"/>
+              </w:rPr>
+              <w:t>4.4 Especificación de Casos de Uso</w:t>
+              <w:tab/>
+              <w:t>8</w:t>
             </w:r>
           </w:hyperlink>
         </w:p>
@@ -1271,16 +1386,15 @@
             </w:tabs>
             <w:rPr/>
           </w:pPr>
-          <w:hyperlink w:anchor="__RefHeading___Toc567_711144299_Copy_1_C_Copy_1_Copy_1">
+          <w:hyperlink w:anchor="__RefHeading___Toc567_711144299_Copy_1_C_Copy_2">
             <w:r>
               <w:rPr>
                 <w:webHidden/>
                 <w:rStyle w:val="Enlacedelndice"/>
-                <w:vanish w:val="false"/>
-              </w:rPr>
-              <w:t>5. DECISIONES DE DISEÑO</w:t>
+              </w:rPr>
+              <w:t>5. VISTA LÓGICA – ESTRUCTURA DEL SISTEMA</w:t>
               <w:tab/>
-              <w:t>6</w:t>
+              <w:t>13</w:t>
             </w:r>
           </w:hyperlink>
         </w:p>
@@ -1293,16 +1407,15 @@
             </w:tabs>
             <w:rPr/>
           </w:pPr>
-          <w:hyperlink w:anchor="__RefHeading___Toc571_711144299_Copy_1_Copy_1">
+          <w:hyperlink w:anchor="__RefHeading___Toc569_711144299_Copy_1_C_Copy_6">
             <w:r>
               <w:rPr>
                 <w:webHidden/>
                 <w:rStyle w:val="Enlacedelndice"/>
-                <w:vanish w:val="false"/>
-              </w:rPr>
-              <w:t>5.1 Codificación</w:t>
+              </w:rPr>
+              <w:t>5.1 Estructura de archivos</w:t>
               <w:tab/>
-              <w:t>6</w:t>
+              <w:t>13</w:t>
             </w:r>
           </w:hyperlink>
         </w:p>
@@ -1315,16 +1428,15 @@
             </w:tabs>
             <w:rPr/>
           </w:pPr>
-          <w:hyperlink w:anchor="__RefHeading___Toc571_711144299_Copy_1_Copy_2">
+          <w:hyperlink w:anchor="__RefHeading___Toc569_711144299_Copy_1_C_Copy_7">
             <w:r>
               <w:rPr>
                 <w:webHidden/>
                 <w:rStyle w:val="Enlacedelndice"/>
-                <w:vanish w:val="false"/>
-              </w:rPr>
-              <w:t>5.2 ON DELETE RESTRICT EN LA CLAVE FORÁNEA mueble → categoria</w:t>
+              </w:rPr>
+              <w:t>5.2 Descripción de módulos</w:t>
               <w:tab/>
-              <w:t>7</w:t>
+              <w:t>15</w:t>
             </w:r>
           </w:hyperlink>
         </w:p>
@@ -1337,22 +1449,62 @@
             </w:tabs>
             <w:rPr/>
           </w:pPr>
-          <w:hyperlink w:anchor="__RefHeading___Toc571_711144299_Copy_1_Copy_3">
+          <w:hyperlink w:anchor="__RefHeading___Toc569_711144299_Copy_1_C_Copy_7_Copy_1">
             <w:r>
               <w:rPr>
                 <w:webHidden/>
                 <w:rStyle w:val="Enlacedelndice"/>
-                <w:vanish w:val="false"/>
-              </w:rPr>
-              <w:t>5.3 ON UPDATE CASCADE EN LA CLAVE FORÁNEA mueble → categoria</w:t>
+              </w:rPr>
+              <w:t>5.3 Diagrama de clases</w:t>
               <w:tab/>
-              <w:t>7</w:t>
+              <w:t>16</w:t>
+            </w:r>
+          </w:hyperlink>
+        </w:p>
+        <w:p>
+          <w:pPr>
+            <w:pStyle w:val="Sumario1"/>
+            <w:tabs>
+              <w:tab w:val="clear" w:pos="720"/>
+              <w:tab w:val="right" w:pos="9360" w:leader="dot"/>
+            </w:tabs>
+            <w:rPr/>
+          </w:pPr>
+          <w:hyperlink w:anchor="__RefHeading___Toc567_711144299_Copy_1_Copy_1">
+            <w:r>
+              <w:rPr>
+                <w:webHidden/>
+                <w:rStyle w:val="Enlacedelndice"/>
+              </w:rPr>
+              <w:t>6. VISTA DE DATOS</w:t>
+              <w:tab/>
+              <w:t>17</w:t>
+            </w:r>
+          </w:hyperlink>
+        </w:p>
+        <w:p>
+          <w:pPr>
+            <w:pStyle w:val="Sumario1"/>
+            <w:tabs>
+              <w:tab w:val="clear" w:pos="720"/>
+              <w:tab w:val="right" w:pos="9360" w:leader="dot"/>
+            </w:tabs>
+            <w:rPr/>
+          </w:pPr>
+          <w:hyperlink w:anchor="__RefHeading___Toc567_711144299_Copy_1_Copy_1_Copy_1">
+            <w:r>
+              <w:rPr>
+                <w:webHidden/>
+                <w:rStyle w:val="Enlacedelndice"/>
+              </w:rPr>
+              <w:t>7. CARACTERÍSTICAS ARQUITECTÓNICAS</w:t>
+              <w:tab/>
+              <w:t>17</w:t>
             </w:r>
           </w:hyperlink>
           <w:r>
             <w:rPr>
               <w:rStyle w:val="Enlacedelndice"/>
-              <w:vanish w:val="false"/>
             </w:rPr>
             <w:fldChar w:fldCharType="end"/>
           </w:r>
@@ -1509,16 +1661,18 @@
         <w:spacing w:before="0" w:after="80"/>
         <w:rPr/>
       </w:pPr>
+      <w:bookmarkStart w:id="8" w:name="__RefHeading___Toc920_1785146421"/>
+      <w:bookmarkEnd w:id="8"/>
       <w:r>
         <w:rPr/>
         <w:t>1</w:t>
       </w:r>
-      <w:bookmarkStart w:id="8" w:name="_Toc230396134_Copy_1_Copy_1_Copy_1"/>
+      <w:bookmarkStart w:id="9" w:name="_Toc230396134_Copy_1_Copy_1_Copy_1"/>
       <w:r>
         <w:rPr/>
         <w:t xml:space="preserve">.3 </w:t>
       </w:r>
-      <w:bookmarkEnd w:id="8"/>
+      <w:bookmarkEnd w:id="9"/>
       <w:r>
         <w:rPr/>
         <w:t>Referencias</w:t>
@@ -1610,18 +1764,18 @@
         <w:spacing w:before="0" w:after="120"/>
         <w:rPr/>
       </w:pPr>
-      <w:bookmarkStart w:id="9" w:name="__RefHeading___Toc567_711144299_Copy_1"/>
-      <w:bookmarkEnd w:id="9"/>
+      <w:bookmarkStart w:id="10" w:name="__RefHeading___Toc567_711144299_Copy_1"/>
+      <w:bookmarkEnd w:id="10"/>
       <w:r>
         <w:rPr/>
         <w:t>2</w:t>
       </w:r>
-      <w:bookmarkStart w:id="10" w:name="_Toc230396131_Copy_1"/>
+      <w:bookmarkStart w:id="11" w:name="_Toc230396131_Copy_1"/>
       <w:r>
         <w:rPr/>
         <w:t xml:space="preserve">. </w:t>
       </w:r>
-      <w:bookmarkEnd w:id="10"/>
+      <w:bookmarkEnd w:id="11"/>
       <w:r>
         <w:rPr/>
         <w:t>REPRESENTACIÓN ARQUITECTÓNICA (PATRÓN Y ESTILO)</w:t>
@@ -1772,18 +1926,18 @@
         <w:spacing w:before="0" w:after="120"/>
         <w:rPr/>
       </w:pPr>
-      <w:bookmarkStart w:id="11" w:name="__RefHeading___Toc567_711144299_Copy_1_C"/>
-      <w:bookmarkEnd w:id="11"/>
+      <w:bookmarkStart w:id="12" w:name="__RefHeading___Toc567_711144299_Copy_1_C"/>
+      <w:bookmarkEnd w:id="12"/>
       <w:r>
         <w:rPr/>
         <w:t>3</w:t>
       </w:r>
-      <w:bookmarkStart w:id="12" w:name="_Toc230396131_Copy_1_Copy_1"/>
+      <w:bookmarkStart w:id="13" w:name="_Toc230396131_Copy_1_Copy_1"/>
       <w:r>
         <w:rPr/>
         <w:t xml:space="preserve">. </w:t>
       </w:r>
-      <w:bookmarkEnd w:id="12"/>
+      <w:bookmarkEnd w:id="13"/>
       <w:r>
         <w:rPr/>
         <w:t>OBJETIVOS ARQUITECTÓNICOS Y RESTRICCIONES</w:t>
@@ -1795,25 +1949,21 @@
         <w:spacing w:before="0" w:after="80"/>
         <w:rPr/>
       </w:pPr>
-      <w:bookmarkStart w:id="13" w:name="__RefHeading___Toc569_711144299_Copy_1"/>
-      <w:bookmarkEnd w:id="13"/>
+      <w:bookmarkStart w:id="14" w:name="__RefHeading___Toc569_711144299_Copy_1_C"/>
+      <w:bookmarkEnd w:id="14"/>
       <w:r>
         <w:rPr/>
         <w:t>3.</w:t>
       </w:r>
-      <w:bookmarkStart w:id="14" w:name="_Toc230396134_Copy_1_Copy_1"/>
+      <w:bookmarkStart w:id="15" w:name="_Toc230396134_Copy_1_Copy_1_Copy_1"/>
       <w:r>
         <w:rPr/>
         <w:t xml:space="preserve">1 </w:t>
       </w:r>
-      <w:bookmarkEnd w:id="14"/>
-      <w:r>
-        <w:rPr/>
-        <w:t>Objetivo</w:t>
-      </w:r>
-      <w:r>
-        <w:rPr/>
-        <w:t>s generales</w:t>
+      <w:bookmarkEnd w:id="15"/>
+      <w:r>
+        <w:rPr/>
+        <w:t>Objetivos generales</w:t>
       </w:r>
     </w:p>
     <w:p>
@@ -1843,25 +1993,21 @@
         <w:spacing w:before="0" w:after="80"/>
         <w:rPr/>
       </w:pPr>
-      <w:bookmarkStart w:id="15" w:name="__RefHeading___Toc569_711144299_Copy_1_C"/>
-      <w:bookmarkEnd w:id="15"/>
+      <w:bookmarkStart w:id="16" w:name="__RefHeading___Toc569_711144299_Copy_1_C"/>
+      <w:bookmarkEnd w:id="16"/>
       <w:r>
         <w:rPr/>
         <w:t>3.2</w:t>
       </w:r>
-      <w:bookmarkStart w:id="16" w:name="_Toc230396134_Copy_1_Copy_1_Copy_1"/>
+      <w:bookmarkStart w:id="17" w:name="_Toc230396134_Copy_1_Copy_1_Copy_1_Copy_"/>
       <w:r>
         <w:rPr/>
         <w:t xml:space="preserve"> </w:t>
       </w:r>
-      <w:bookmarkEnd w:id="16"/>
-      <w:r>
-        <w:rPr/>
-        <w:t>Objetivo</w:t>
-      </w:r>
-      <w:r>
-        <w:rPr/>
-        <w:t>s específicos</w:t>
+      <w:bookmarkEnd w:id="17"/>
+      <w:r>
+        <w:rPr/>
+        <w:t>Objetivos específicos</w:t>
       </w:r>
     </w:p>
     <w:p>
@@ -1990,8 +2136,8 @@
         <w:spacing w:before="0" w:after="80"/>
         <w:rPr/>
       </w:pPr>
-      <w:bookmarkStart w:id="17" w:name="__RefHeading___Toc569_711144299_Copy_1_C"/>
-      <w:bookmarkEnd w:id="17"/>
+      <w:bookmarkStart w:id="18" w:name="__RefHeading___Toc569_711144299_Copy_1_C"/>
+      <w:bookmarkEnd w:id="18"/>
       <w:r>
         <w:rPr/>
         <w:t>3.3 Restricciones</w:t>
@@ -2103,18 +2249,18 @@
         <w:spacing w:before="0" w:after="120"/>
         <w:rPr/>
       </w:pPr>
-      <w:bookmarkStart w:id="18" w:name="__RefHeading___Toc567_711144299_Copy_1_C"/>
-      <w:bookmarkEnd w:id="18"/>
+      <w:bookmarkStart w:id="19" w:name="__RefHeading___Toc567_711144299_Copy_1_C"/>
+      <w:bookmarkEnd w:id="19"/>
       <w:r>
         <w:rPr/>
         <w:t>4</w:t>
       </w:r>
-      <w:bookmarkStart w:id="19" w:name="_Toc230396131_Copy_1_Copy_1_Copy_1"/>
+      <w:bookmarkStart w:id="20" w:name="_Toc230396131_Copy_1_Copy_1_Copy_1"/>
       <w:r>
         <w:rPr/>
         <w:t xml:space="preserve">. </w:t>
       </w:r>
-      <w:bookmarkEnd w:id="19"/>
+      <w:bookmarkEnd w:id="20"/>
       <w:r>
         <w:rPr/>
         <w:t>VISTA DE CASOS DE USO – ACTORES Y FUNCIONALIDADES</w:t>
@@ -2147,18 +2293,18 @@
         <w:spacing w:before="0" w:after="80"/>
         <w:rPr/>
       </w:pPr>
-      <w:bookmarkStart w:id="20" w:name="__RefHeading___Toc569_711144299_Copy_1_C"/>
-      <w:bookmarkEnd w:id="20"/>
+      <w:bookmarkStart w:id="21" w:name="__RefHeading___Toc569_711144299_Copy_1_C"/>
+      <w:bookmarkEnd w:id="21"/>
       <w:r>
         <w:rPr/>
         <w:t>4.</w:t>
       </w:r>
-      <w:bookmarkStart w:id="21" w:name="_Toc230396134_Copy_1_Copy_1_Copy_2"/>
+      <w:bookmarkStart w:id="22" w:name="_Toc230396134_Copy_1_Copy_1_Copy_2"/>
       <w:r>
         <w:rPr/>
         <w:t xml:space="preserve">1 </w:t>
       </w:r>
-      <w:bookmarkEnd w:id="21"/>
+      <w:bookmarkEnd w:id="22"/>
       <w:r>
         <w:rPr/>
         <w:t>Descripción de actores</w:t>
@@ -2292,18 +2438,18 @@
         <w:spacing w:before="0" w:after="80"/>
         <w:rPr/>
       </w:pPr>
-      <w:bookmarkStart w:id="22" w:name="__RefHeading___Toc569_711144299_Copy_1_C"/>
-      <w:bookmarkEnd w:id="22"/>
+      <w:bookmarkStart w:id="23" w:name="__RefHeading___Toc569_711144299_Copy_1_C"/>
+      <w:bookmarkEnd w:id="23"/>
       <w:r>
         <w:rPr/>
         <w:t>4.2</w:t>
       </w:r>
-      <w:bookmarkStart w:id="23" w:name="_Toc230396134_Copy_1_Copy_1_Copy_2_Copy_"/>
+      <w:bookmarkStart w:id="24" w:name="_Toc230396134_Copy_1_Copy_1_Copy_2_Copy_"/>
       <w:r>
         <w:rPr/>
         <w:t xml:space="preserve"> </w:t>
       </w:r>
-      <w:bookmarkEnd w:id="23"/>
+      <w:bookmarkEnd w:id="24"/>
       <w:r>
         <w:rPr/>
         <w:t>Diagrama de Casos de Uso</w:t>
@@ -2338,7 +2484,7 @@
       <w:r>
         <w:rPr/>
         <w:drawing>
-          <wp:anchor behindDoc="0" distT="0" distB="0" distL="0" distR="0" simplePos="0" locked="0" layoutInCell="0" allowOverlap="1" relativeHeight="30">
+          <wp:anchor behindDoc="0" distT="0" distB="0" distL="0" distR="0" simplePos="0" locked="0" layoutInCell="0" allowOverlap="1" relativeHeight="38">
             <wp:simplePos x="0" y="0"/>
             <wp:positionH relativeFrom="column">
               <wp:align>center</wp:align>
@@ -2400,18 +2546,18 @@
         <w:spacing w:before="0" w:after="80"/>
         <w:rPr/>
       </w:pPr>
-      <w:bookmarkStart w:id="24" w:name="__RefHeading___Toc569_711144299_Copy_1_C"/>
-      <w:bookmarkEnd w:id="24"/>
+      <w:bookmarkStart w:id="25" w:name="__RefHeading___Toc569_711144299_Copy_1_C"/>
+      <w:bookmarkEnd w:id="25"/>
       <w:r>
         <w:rPr/>
         <w:t>4.3</w:t>
       </w:r>
-      <w:bookmarkStart w:id="25" w:name="_Toc230396134_Copy_1_Copy_1_Copy_2_Copy_"/>
+      <w:bookmarkStart w:id="26" w:name="_Toc230396134_Copy_1_Copy_1_Copy_2_Copy_"/>
       <w:r>
         <w:rPr/>
         <w:t xml:space="preserve"> </w:t>
       </w:r>
-      <w:bookmarkEnd w:id="25"/>
+      <w:bookmarkEnd w:id="26"/>
       <w:r>
         <w:rPr/>
         <w:t>Descripción de Casos de Uso</w:t>
@@ -2653,18 +2799,18 @@
         <w:spacing w:before="0" w:after="80"/>
         <w:rPr/>
       </w:pPr>
-      <w:bookmarkStart w:id="26" w:name="__RefHeading___Toc569_711144299_Copy_1_C"/>
-      <w:bookmarkEnd w:id="26"/>
+      <w:bookmarkStart w:id="27" w:name="__RefHeading___Toc569_711144299_Copy_1_C"/>
+      <w:bookmarkEnd w:id="27"/>
       <w:r>
         <w:rPr/>
         <w:t>4.4</w:t>
       </w:r>
-      <w:bookmarkStart w:id="27" w:name="_Toc230396134_Copy_1_Copy_1_Copy_2_Copy_"/>
+      <w:bookmarkStart w:id="28" w:name="_Toc230396134_Copy_1_Copy_1_Copy_2_Copy_"/>
       <w:r>
         <w:rPr/>
         <w:t xml:space="preserve"> </w:t>
       </w:r>
-      <w:bookmarkEnd w:id="27"/>
+      <w:bookmarkEnd w:id="28"/>
       <w:r>
         <w:rPr/>
         <w:t>Especificación de Casos de Uso</w:t>
@@ -2687,7 +2833,7 @@
       </w:tblPr>
       <w:tblGrid>
         <w:gridCol w:w="1882"/>
-        <w:gridCol w:w="7595"/>
+        <w:gridCol w:w="7594"/>
       </w:tblGrid>
       <w:tr>
         <w:trPr>
@@ -2695,7 +2841,7 @@
         </w:trPr>
         <w:tc>
           <w:tcPr>
-            <w:tcW w:w="9477" w:type="dxa"/>
+            <w:tcW w:w="9476" w:type="dxa"/>
             <w:gridSpan w:val="2"/>
             <w:tcBorders>
               <w:top w:val="single" w:sz="6" w:space="0" w:color="7F7F7F"/>
@@ -2757,7 +2903,7 @@
         </w:tc>
         <w:tc>
           <w:tcPr>
-            <w:tcW w:w="7595" w:type="dxa"/>
+            <w:tcW w:w="7594" w:type="dxa"/>
             <w:tcBorders>
               <w:top w:val="single" w:sz="6" w:space="0" w:color="7F7F7F"/>
               <w:left w:val="single" w:sz="6" w:space="0" w:color="7F7F7F"/>
@@ -2826,7 +2972,7 @@
         </w:tc>
         <w:tc>
           <w:tcPr>
-            <w:tcW w:w="7595" w:type="dxa"/>
+            <w:tcW w:w="7594" w:type="dxa"/>
             <w:tcBorders>
               <w:top w:val="single" w:sz="6" w:space="0" w:color="7F7F7F"/>
               <w:left w:val="single" w:sz="6" w:space="0" w:color="7F7F7F"/>
@@ -2893,7 +3039,7 @@
         </w:tc>
         <w:tc>
           <w:tcPr>
-            <w:tcW w:w="7595" w:type="dxa"/>
+            <w:tcW w:w="7594" w:type="dxa"/>
             <w:tcBorders>
               <w:top w:val="single" w:sz="6" w:space="0" w:color="7F7F7F"/>
               <w:left w:val="single" w:sz="6" w:space="0" w:color="7F7F7F"/>
@@ -2959,7 +3105,7 @@
         </w:tc>
         <w:tc>
           <w:tcPr>
-            <w:tcW w:w="7595" w:type="dxa"/>
+            <w:tcW w:w="7594" w:type="dxa"/>
             <w:tcBorders>
               <w:left w:val="single" w:sz="6" w:space="0" w:color="7F7F7F"/>
               <w:bottom w:val="single" w:sz="6" w:space="0" w:color="7F7F7F"/>
@@ -3072,7 +3218,7 @@
         </w:tc>
         <w:tc>
           <w:tcPr>
-            <w:tcW w:w="7595" w:type="dxa"/>
+            <w:tcW w:w="7594" w:type="dxa"/>
             <w:tcBorders>
               <w:left w:val="single" w:sz="6" w:space="0" w:color="7F7F7F"/>
               <w:bottom w:val="single" w:sz="6" w:space="0" w:color="7F7F7F"/>
@@ -3139,7 +3285,7 @@
         </w:tc>
         <w:tc>
           <w:tcPr>
-            <w:tcW w:w="7595" w:type="dxa"/>
+            <w:tcW w:w="7594" w:type="dxa"/>
             <w:tcBorders>
               <w:left w:val="single" w:sz="6" w:space="0" w:color="7F7F7F"/>
               <w:bottom w:val="single" w:sz="6" w:space="0" w:color="7F7F7F"/>
@@ -3204,7 +3350,7 @@
         </w:tc>
         <w:tc>
           <w:tcPr>
-            <w:tcW w:w="7595" w:type="dxa"/>
+            <w:tcW w:w="7594" w:type="dxa"/>
             <w:tcBorders>
               <w:left w:val="single" w:sz="6" w:space="0" w:color="7F7F7F"/>
               <w:bottom w:val="single" w:sz="6" w:space="0" w:color="7F7F7F"/>
@@ -3277,7 +3423,7 @@
       </w:tblPr>
       <w:tblGrid>
         <w:gridCol w:w="1882"/>
-        <w:gridCol w:w="7595"/>
+        <w:gridCol w:w="7594"/>
       </w:tblGrid>
       <w:tr>
         <w:trPr>
@@ -3285,7 +3431,7 @@
         </w:trPr>
         <w:tc>
           <w:tcPr>
-            <w:tcW w:w="9477" w:type="dxa"/>
+            <w:tcW w:w="9476" w:type="dxa"/>
             <w:gridSpan w:val="2"/>
             <w:tcBorders>
               <w:top w:val="single" w:sz="6" w:space="0" w:color="7F7F7F"/>
@@ -3347,7 +3493,7 @@
         </w:tc>
         <w:tc>
           <w:tcPr>
-            <w:tcW w:w="7595" w:type="dxa"/>
+            <w:tcW w:w="7594" w:type="dxa"/>
             <w:tcBorders>
               <w:top w:val="single" w:sz="6" w:space="0" w:color="7F7F7F"/>
               <w:left w:val="single" w:sz="6" w:space="0" w:color="7F7F7F"/>
@@ -3416,7 +3562,7 @@
         </w:tc>
         <w:tc>
           <w:tcPr>
-            <w:tcW w:w="7595" w:type="dxa"/>
+            <w:tcW w:w="7594" w:type="dxa"/>
             <w:tcBorders>
               <w:top w:val="single" w:sz="6" w:space="0" w:color="7F7F7F"/>
               <w:left w:val="single" w:sz="6" w:space="0" w:color="7F7F7F"/>
@@ -3483,7 +3629,7 @@
         </w:tc>
         <w:tc>
           <w:tcPr>
-            <w:tcW w:w="7595" w:type="dxa"/>
+            <w:tcW w:w="7594" w:type="dxa"/>
             <w:tcBorders>
               <w:top w:val="single" w:sz="6" w:space="0" w:color="7F7F7F"/>
               <w:left w:val="single" w:sz="6" w:space="0" w:color="7F7F7F"/>
@@ -3549,7 +3695,7 @@
         </w:tc>
         <w:tc>
           <w:tcPr>
-            <w:tcW w:w="7595" w:type="dxa"/>
+            <w:tcW w:w="7594" w:type="dxa"/>
             <w:tcBorders>
               <w:left w:val="single" w:sz="6" w:space="0" w:color="7F7F7F"/>
               <w:bottom w:val="single" w:sz="6" w:space="0" w:color="7F7F7F"/>
@@ -3576,21 +3722,7 @@
                 <w:sz w:val="20"/>
                 <w:szCs w:val="20"/>
               </w:rPr>
-              <w:t xml:space="preserve">El usuario </w:t>
-            </w:r>
-            <w:r>
-              <w:rPr>
-                <w:sz w:val="20"/>
-                <w:szCs w:val="20"/>
-              </w:rPr>
-              <w:t>selecciona una categoría</w:t>
-            </w:r>
-            <w:r>
-              <w:rPr>
-                <w:sz w:val="20"/>
-                <w:szCs w:val="20"/>
-              </w:rPr>
-              <w:t xml:space="preserve">. </w:t>
+              <w:t xml:space="preserve">El usuario selecciona una categoría. </w:t>
             </w:r>
           </w:p>
           <w:p>
@@ -3654,37 +3786,30 @@
         </w:tc>
         <w:tc>
           <w:tcPr>
-            <w:tcW w:w="7595" w:type="dxa"/>
-            <w:tcBorders>
-              <w:left w:val="single" w:sz="6" w:space="0" w:color="7F7F7F"/>
-              <w:bottom w:val="single" w:sz="6" w:space="0" w:color="7F7F7F"/>
-              <w:right w:val="single" w:sz="6" w:space="0" w:color="7F7F7F"/>
-            </w:tcBorders>
-            <w:shd w:color="auto" w:fill="auto" w:val="clear"/>
-          </w:tcPr>
-          <w:p>
-            <w:pPr>
-              <w:pStyle w:val="Normal"/>
-              <w:widowControl w:val="false"/>
-              <w:spacing w:before="0" w:after="0"/>
-              <w:rPr>
-                <w:sz w:val="22"/>
-                <w:szCs w:val="22"/>
-              </w:rPr>
-            </w:pPr>
-            <w:r>
-              <w:rPr>
-                <w:sz w:val="22"/>
-                <w:szCs w:val="22"/>
-              </w:rPr>
-              <w:t>S</w:t>
-            </w:r>
-            <w:r>
-              <w:rPr>
-                <w:sz w:val="22"/>
-                <w:szCs w:val="22"/>
-              </w:rPr>
-              <w:t>i la categoría no tiene muebles, se muestra el mensaje "No hay muebles en esta categoría."</w:t>
+            <w:tcW w:w="7594" w:type="dxa"/>
+            <w:tcBorders>
+              <w:left w:val="single" w:sz="6" w:space="0" w:color="7F7F7F"/>
+              <w:bottom w:val="single" w:sz="6" w:space="0" w:color="7F7F7F"/>
+              <w:right w:val="single" w:sz="6" w:space="0" w:color="7F7F7F"/>
+            </w:tcBorders>
+            <w:shd w:color="auto" w:fill="auto" w:val="clear"/>
+          </w:tcPr>
+          <w:p>
+            <w:pPr>
+              <w:pStyle w:val="Normal"/>
+              <w:widowControl w:val="false"/>
+              <w:spacing w:before="0" w:after="0"/>
+              <w:rPr>
+                <w:sz w:val="22"/>
+                <w:szCs w:val="22"/>
+              </w:rPr>
+            </w:pPr>
+            <w:r>
+              <w:rPr>
+                <w:sz w:val="22"/>
+                <w:szCs w:val="22"/>
+              </w:rPr>
+              <w:t>Si la categoría no tiene muebles, se muestra el mensaje "No hay muebles en esta categoría."</w:t>
             </w:r>
           </w:p>
         </w:tc>
@@ -3726,37 +3851,30 @@
         </w:tc>
         <w:tc>
           <w:tcPr>
-            <w:tcW w:w="7595" w:type="dxa"/>
-            <w:tcBorders>
-              <w:left w:val="single" w:sz="6" w:space="0" w:color="7F7F7F"/>
-              <w:bottom w:val="single" w:sz="6" w:space="0" w:color="7F7F7F"/>
-              <w:right w:val="single" w:sz="6" w:space="0" w:color="7F7F7F"/>
-            </w:tcBorders>
-            <w:shd w:color="auto" w:fill="auto" w:val="clear"/>
-          </w:tcPr>
-          <w:p>
-            <w:pPr>
-              <w:pStyle w:val="Normal"/>
-              <w:widowControl w:val="false"/>
-              <w:spacing w:before="0" w:after="0"/>
-              <w:rPr>
-                <w:sz w:val="22"/>
-                <w:szCs w:val="22"/>
-              </w:rPr>
-            </w:pPr>
-            <w:r>
-              <w:rPr>
-                <w:sz w:val="22"/>
-                <w:szCs w:val="22"/>
-              </w:rPr>
-              <w:t xml:space="preserve">El catálogo se muestra </w:t>
-            </w:r>
-            <w:r>
-              <w:rPr>
-                <w:sz w:val="22"/>
-                <w:szCs w:val="22"/>
-              </w:rPr>
-              <w:t>filtrado.</w:t>
+            <w:tcW w:w="7594" w:type="dxa"/>
+            <w:tcBorders>
+              <w:left w:val="single" w:sz="6" w:space="0" w:color="7F7F7F"/>
+              <w:bottom w:val="single" w:sz="6" w:space="0" w:color="7F7F7F"/>
+              <w:right w:val="single" w:sz="6" w:space="0" w:color="7F7F7F"/>
+            </w:tcBorders>
+            <w:shd w:color="auto" w:fill="auto" w:val="clear"/>
+          </w:tcPr>
+          <w:p>
+            <w:pPr>
+              <w:pStyle w:val="Normal"/>
+              <w:widowControl w:val="false"/>
+              <w:spacing w:before="0" w:after="0"/>
+              <w:rPr>
+                <w:sz w:val="22"/>
+                <w:szCs w:val="22"/>
+              </w:rPr>
+            </w:pPr>
+            <w:r>
+              <w:rPr>
+                <w:sz w:val="22"/>
+                <w:szCs w:val="22"/>
+              </w:rPr>
+              <w:t>El catálogo se muestra filtrado.</w:t>
             </w:r>
           </w:p>
         </w:tc>
@@ -3798,7 +3916,7 @@
         </w:tc>
         <w:tc>
           <w:tcPr>
-            <w:tcW w:w="7595" w:type="dxa"/>
+            <w:tcW w:w="7594" w:type="dxa"/>
             <w:tcBorders>
               <w:left w:val="single" w:sz="6" w:space="0" w:color="7F7F7F"/>
               <w:bottom w:val="single" w:sz="6" w:space="0" w:color="7F7F7F"/>
@@ -3854,7 +3972,7 @@
       </w:tblPr>
       <w:tblGrid>
         <w:gridCol w:w="1882"/>
-        <w:gridCol w:w="7595"/>
+        <w:gridCol w:w="7594"/>
       </w:tblGrid>
       <w:tr>
         <w:trPr>
@@ -3862,7 +3980,7 @@
         </w:trPr>
         <w:tc>
           <w:tcPr>
-            <w:tcW w:w="9477" w:type="dxa"/>
+            <w:tcW w:w="9476" w:type="dxa"/>
             <w:gridSpan w:val="2"/>
             <w:tcBorders>
               <w:top w:val="single" w:sz="6" w:space="0" w:color="7F7F7F"/>
@@ -3924,7 +4042,7 @@
         </w:tc>
         <w:tc>
           <w:tcPr>
-            <w:tcW w:w="7595" w:type="dxa"/>
+            <w:tcW w:w="7594" w:type="dxa"/>
             <w:tcBorders>
               <w:top w:val="single" w:sz="6" w:space="0" w:color="7F7F7F"/>
               <w:left w:val="single" w:sz="6" w:space="0" w:color="7F7F7F"/>
@@ -3993,7 +4111,7 @@
         </w:tc>
         <w:tc>
           <w:tcPr>
-            <w:tcW w:w="7595" w:type="dxa"/>
+            <w:tcW w:w="7594" w:type="dxa"/>
             <w:tcBorders>
               <w:top w:val="single" w:sz="6" w:space="0" w:color="7F7F7F"/>
               <w:left w:val="single" w:sz="6" w:space="0" w:color="7F7F7F"/>
@@ -4060,7 +4178,7 @@
         </w:tc>
         <w:tc>
           <w:tcPr>
-            <w:tcW w:w="7595" w:type="dxa"/>
+            <w:tcW w:w="7594" w:type="dxa"/>
             <w:tcBorders>
               <w:top w:val="single" w:sz="6" w:space="0" w:color="7F7F7F"/>
               <w:left w:val="single" w:sz="6" w:space="0" w:color="7F7F7F"/>
@@ -4126,7 +4244,7 @@
         </w:tc>
         <w:tc>
           <w:tcPr>
-            <w:tcW w:w="7595" w:type="dxa"/>
+            <w:tcW w:w="7594" w:type="dxa"/>
             <w:tcBorders>
               <w:left w:val="single" w:sz="6" w:space="0" w:color="7F7F7F"/>
               <w:bottom w:val="single" w:sz="6" w:space="0" w:color="7F7F7F"/>
@@ -4239,37 +4357,30 @@
         </w:tc>
         <w:tc>
           <w:tcPr>
-            <w:tcW w:w="7595" w:type="dxa"/>
-            <w:tcBorders>
-              <w:left w:val="single" w:sz="6" w:space="0" w:color="7F7F7F"/>
-              <w:bottom w:val="single" w:sz="6" w:space="0" w:color="7F7F7F"/>
-              <w:right w:val="single" w:sz="6" w:space="0" w:color="7F7F7F"/>
-            </w:tcBorders>
-            <w:shd w:color="auto" w:fill="auto" w:val="clear"/>
-          </w:tcPr>
-          <w:p>
-            <w:pPr>
-              <w:pStyle w:val="Normal"/>
-              <w:widowControl w:val="false"/>
-              <w:spacing w:before="0" w:after="0"/>
-              <w:rPr>
-                <w:sz w:val="22"/>
-                <w:szCs w:val="22"/>
-              </w:rPr>
-            </w:pPr>
-            <w:r>
-              <w:rPr>
-                <w:sz w:val="22"/>
-                <w:szCs w:val="22"/>
-              </w:rPr>
-              <w:t>S</w:t>
-            </w:r>
-            <w:r>
-              <w:rPr>
-                <w:sz w:val="22"/>
-                <w:szCs w:val="22"/>
-              </w:rPr>
-              <w:t>i las credenciales son incorrectas, se muestra un mensaje de error sin revelar cuál de los dos campos es inválido.</w:t>
+            <w:tcW w:w="7594" w:type="dxa"/>
+            <w:tcBorders>
+              <w:left w:val="single" w:sz="6" w:space="0" w:color="7F7F7F"/>
+              <w:bottom w:val="single" w:sz="6" w:space="0" w:color="7F7F7F"/>
+              <w:right w:val="single" w:sz="6" w:space="0" w:color="7F7F7F"/>
+            </w:tcBorders>
+            <w:shd w:color="auto" w:fill="auto" w:val="clear"/>
+          </w:tcPr>
+          <w:p>
+            <w:pPr>
+              <w:pStyle w:val="Normal"/>
+              <w:widowControl w:val="false"/>
+              <w:spacing w:before="0" w:after="0"/>
+              <w:rPr>
+                <w:sz w:val="22"/>
+                <w:szCs w:val="22"/>
+              </w:rPr>
+            </w:pPr>
+            <w:r>
+              <w:rPr>
+                <w:sz w:val="22"/>
+                <w:szCs w:val="22"/>
+              </w:rPr>
+              <w:t>Si las credenciales son incorrectas, se muestra un mensaje de error sin revelar cuál de los dos campos es inválido.</w:t>
             </w:r>
           </w:p>
         </w:tc>
@@ -4311,7 +4422,7 @@
         </w:tc>
         <w:tc>
           <w:tcPr>
-            <w:tcW w:w="7595" w:type="dxa"/>
+            <w:tcW w:w="7594" w:type="dxa"/>
             <w:tcBorders>
               <w:left w:val="single" w:sz="6" w:space="0" w:color="7F7F7F"/>
               <w:bottom w:val="single" w:sz="6" w:space="0" w:color="7F7F7F"/>
@@ -4322,6 +4433,7 @@
           <w:p>
             <w:pPr>
               <w:pStyle w:val="Cuerpodetexto"/>
+              <w:widowControl w:val="false"/>
               <w:spacing w:before="0" w:after="140"/>
               <w:rPr>
                 <w:sz w:val="22"/>
@@ -4333,14 +4445,7 @@
                 <w:sz w:val="22"/>
                 <w:szCs w:val="22"/>
               </w:rPr>
-              <w:t xml:space="preserve">El administrador tiene una sesión activa. </w:t>
-            </w:r>
-            <w:r>
-              <w:rPr>
-                <w:sz w:val="22"/>
-                <w:szCs w:val="22"/>
-              </w:rPr>
-              <w:t>.</w:t>
+              <w:t>El administrador tiene una sesión activa. .</w:t>
             </w:r>
           </w:p>
         </w:tc>
@@ -4382,7 +4487,7 @@
         </w:tc>
         <w:tc>
           <w:tcPr>
-            <w:tcW w:w="7595" w:type="dxa"/>
+            <w:tcW w:w="7594" w:type="dxa"/>
             <w:tcBorders>
               <w:left w:val="single" w:sz="6" w:space="0" w:color="7F7F7F"/>
               <w:bottom w:val="single" w:sz="6" w:space="0" w:color="7F7F7F"/>
@@ -4455,7 +4560,7 @@
       </w:tblPr>
       <w:tblGrid>
         <w:gridCol w:w="1882"/>
-        <w:gridCol w:w="7595"/>
+        <w:gridCol w:w="7594"/>
       </w:tblGrid>
       <w:tr>
         <w:trPr>
@@ -4463,7 +4568,7 @@
         </w:trPr>
         <w:tc>
           <w:tcPr>
-            <w:tcW w:w="9477" w:type="dxa"/>
+            <w:tcW w:w="9476" w:type="dxa"/>
             <w:gridSpan w:val="2"/>
             <w:tcBorders>
               <w:top w:val="single" w:sz="6" w:space="0" w:color="7F7F7F"/>
@@ -4525,7 +4630,7 @@
         </w:tc>
         <w:tc>
           <w:tcPr>
-            <w:tcW w:w="7595" w:type="dxa"/>
+            <w:tcW w:w="7594" w:type="dxa"/>
             <w:tcBorders>
               <w:top w:val="single" w:sz="6" w:space="0" w:color="7F7F7F"/>
               <w:left w:val="single" w:sz="6" w:space="0" w:color="7F7F7F"/>
@@ -4594,7 +4699,7 @@
         </w:tc>
         <w:tc>
           <w:tcPr>
-            <w:tcW w:w="7595" w:type="dxa"/>
+            <w:tcW w:w="7594" w:type="dxa"/>
             <w:tcBorders>
               <w:top w:val="single" w:sz="6" w:space="0" w:color="7F7F7F"/>
               <w:left w:val="single" w:sz="6" w:space="0" w:color="7F7F7F"/>
@@ -4661,7 +4766,7 @@
         </w:tc>
         <w:tc>
           <w:tcPr>
-            <w:tcW w:w="7595" w:type="dxa"/>
+            <w:tcW w:w="7594" w:type="dxa"/>
             <w:tcBorders>
               <w:top w:val="single" w:sz="6" w:space="0" w:color="7F7F7F"/>
               <w:left w:val="single" w:sz="6" w:space="0" w:color="7F7F7F"/>
@@ -4727,7 +4832,7 @@
         </w:tc>
         <w:tc>
           <w:tcPr>
-            <w:tcW w:w="7595" w:type="dxa"/>
+            <w:tcW w:w="7594" w:type="dxa"/>
             <w:tcBorders>
               <w:left w:val="single" w:sz="6" w:space="0" w:color="7F7F7F"/>
               <w:bottom w:val="single" w:sz="6" w:space="0" w:color="7F7F7F"/>
@@ -4754,14 +4859,7 @@
                 <w:sz w:val="20"/>
                 <w:szCs w:val="20"/>
               </w:rPr>
-              <w:t>E</w:t>
-            </w:r>
-            <w:r>
-              <w:rPr>
-                <w:sz w:val="20"/>
-                <w:szCs w:val="20"/>
-              </w:rPr>
-              <w:t xml:space="preserve">l administrador hace click en cerrar sesión. </w:t>
+              <w:t xml:space="preserve">El administrador hace click en cerrar sesión. </w:t>
             </w:r>
           </w:p>
           <w:p>
@@ -4825,7 +4923,7 @@
         </w:tc>
         <w:tc>
           <w:tcPr>
-            <w:tcW w:w="7595" w:type="dxa"/>
+            <w:tcW w:w="7594" w:type="dxa"/>
             <w:tcBorders>
               <w:left w:val="single" w:sz="6" w:space="0" w:color="7F7F7F"/>
               <w:bottom w:val="single" w:sz="6" w:space="0" w:color="7F7F7F"/>
@@ -4890,7 +4988,7 @@
         </w:tc>
         <w:tc>
           <w:tcPr>
-            <w:tcW w:w="7595" w:type="dxa"/>
+            <w:tcW w:w="7594" w:type="dxa"/>
             <w:tcBorders>
               <w:left w:val="single" w:sz="6" w:space="0" w:color="7F7F7F"/>
               <w:bottom w:val="single" w:sz="6" w:space="0" w:color="7F7F7F"/>
@@ -4901,6 +4999,7 @@
           <w:p>
             <w:pPr>
               <w:pStyle w:val="Cuerpodetexto"/>
+              <w:widowControl w:val="false"/>
               <w:spacing w:before="0" w:after="140"/>
               <w:rPr>
                 <w:sz w:val="22"/>
@@ -4954,7 +5053,7 @@
         </w:tc>
         <w:tc>
           <w:tcPr>
-            <w:tcW w:w="7595" w:type="dxa"/>
+            <w:tcW w:w="7594" w:type="dxa"/>
             <w:tcBorders>
               <w:left w:val="single" w:sz="6" w:space="0" w:color="7F7F7F"/>
               <w:bottom w:val="single" w:sz="6" w:space="0" w:color="7F7F7F"/>
@@ -5009,7 +5108,7 @@
       </w:tblPr>
       <w:tblGrid>
         <w:gridCol w:w="1882"/>
-        <w:gridCol w:w="7595"/>
+        <w:gridCol w:w="7594"/>
       </w:tblGrid>
       <w:tr>
         <w:trPr>
@@ -5017,7 +5116,7 @@
         </w:trPr>
         <w:tc>
           <w:tcPr>
-            <w:tcW w:w="9477" w:type="dxa"/>
+            <w:tcW w:w="9476" w:type="dxa"/>
             <w:gridSpan w:val="2"/>
             <w:tcBorders>
               <w:top w:val="single" w:sz="6" w:space="0" w:color="7F7F7F"/>
@@ -5079,7 +5178,7 @@
         </w:tc>
         <w:tc>
           <w:tcPr>
-            <w:tcW w:w="7595" w:type="dxa"/>
+            <w:tcW w:w="7594" w:type="dxa"/>
             <w:tcBorders>
               <w:top w:val="single" w:sz="6" w:space="0" w:color="7F7F7F"/>
               <w:left w:val="single" w:sz="6" w:space="0" w:color="7F7F7F"/>
@@ -5148,7 +5247,7 @@
         </w:tc>
         <w:tc>
           <w:tcPr>
-            <w:tcW w:w="7595" w:type="dxa"/>
+            <w:tcW w:w="7594" w:type="dxa"/>
             <w:tcBorders>
               <w:top w:val="single" w:sz="6" w:space="0" w:color="7F7F7F"/>
               <w:left w:val="single" w:sz="6" w:space="0" w:color="7F7F7F"/>
@@ -5215,7 +5314,7 @@
         </w:tc>
         <w:tc>
           <w:tcPr>
-            <w:tcW w:w="7595" w:type="dxa"/>
+            <w:tcW w:w="7594" w:type="dxa"/>
             <w:tcBorders>
               <w:top w:val="single" w:sz="6" w:space="0" w:color="7F7F7F"/>
               <w:left w:val="single" w:sz="6" w:space="0" w:color="7F7F7F"/>
@@ -5281,7 +5380,7 @@
         </w:tc>
         <w:tc>
           <w:tcPr>
-            <w:tcW w:w="7595" w:type="dxa"/>
+            <w:tcW w:w="7594" w:type="dxa"/>
             <w:tcBorders>
               <w:left w:val="single" w:sz="6" w:space="0" w:color="7F7F7F"/>
               <w:bottom w:val="single" w:sz="6" w:space="0" w:color="7F7F7F"/>
@@ -5308,14 +5407,7 @@
                 <w:sz w:val="20"/>
                 <w:szCs w:val="20"/>
               </w:rPr>
-              <w:t>E</w:t>
-            </w:r>
-            <w:r>
-              <w:rPr>
-                <w:sz w:val="20"/>
-                <w:szCs w:val="20"/>
-              </w:rPr>
-              <w:t xml:space="preserve">l administrador completa el formulario con descripción, categoría, dimensiones y peso. </w:t>
+              <w:t xml:space="preserve">El administrador completa el formulario con descripción, categoría, dimensiones y peso. </w:t>
             </w:r>
           </w:p>
           <w:p>
@@ -5379,62 +5471,48 @@
         </w:tc>
         <w:tc>
           <w:tcPr>
-            <w:tcW w:w="7595" w:type="dxa"/>
-            <w:tcBorders>
-              <w:left w:val="single" w:sz="6" w:space="0" w:color="7F7F7F"/>
-              <w:bottom w:val="single" w:sz="6" w:space="0" w:color="7F7F7F"/>
-              <w:right w:val="single" w:sz="6" w:space="0" w:color="7F7F7F"/>
-            </w:tcBorders>
-            <w:shd w:color="auto" w:fill="auto" w:val="clear"/>
-          </w:tcPr>
-          <w:p>
-            <w:pPr>
-              <w:pStyle w:val="Normal"/>
-              <w:widowControl w:val="false"/>
-              <w:spacing w:before="0" w:after="0"/>
-              <w:rPr>
-                <w:sz w:val="22"/>
-                <w:szCs w:val="22"/>
-              </w:rPr>
-            </w:pPr>
-            <w:r>
-              <w:rPr>
-                <w:sz w:val="22"/>
-                <w:szCs w:val="22"/>
-              </w:rPr>
-              <w:t>S</w:t>
-            </w:r>
-            <w:r>
-              <w:rPr>
-                <w:sz w:val="22"/>
-                <w:szCs w:val="22"/>
-              </w:rPr>
-              <w:t>i algún campo obligatorio está vacío, se muestra un mensaje descriptivo indicando el campo afectado.</w:t>
-            </w:r>
-          </w:p>
-          <w:p>
-            <w:pPr>
-              <w:pStyle w:val="Normal"/>
-              <w:widowControl w:val="false"/>
-              <w:spacing w:before="0" w:after="0"/>
-              <w:rPr>
-                <w:sz w:val="22"/>
-                <w:szCs w:val="22"/>
-              </w:rPr>
-            </w:pPr>
-            <w:r>
-              <w:rPr>
-                <w:sz w:val="22"/>
-                <w:szCs w:val="22"/>
-              </w:rPr>
-              <w:t>S</w:t>
-            </w:r>
-            <w:r>
-              <w:rPr>
-                <w:sz w:val="22"/>
-                <w:szCs w:val="22"/>
-              </w:rPr>
-              <w:t>i las dimensiones o el peso no son valores numéricos positivos, se muestra un mensaje de error.</w:t>
+            <w:tcW w:w="7594" w:type="dxa"/>
+            <w:tcBorders>
+              <w:left w:val="single" w:sz="6" w:space="0" w:color="7F7F7F"/>
+              <w:bottom w:val="single" w:sz="6" w:space="0" w:color="7F7F7F"/>
+              <w:right w:val="single" w:sz="6" w:space="0" w:color="7F7F7F"/>
+            </w:tcBorders>
+            <w:shd w:color="auto" w:fill="auto" w:val="clear"/>
+          </w:tcPr>
+          <w:p>
+            <w:pPr>
+              <w:pStyle w:val="Normal"/>
+              <w:widowControl w:val="false"/>
+              <w:spacing w:before="0" w:after="0"/>
+              <w:rPr>
+                <w:sz w:val="22"/>
+                <w:szCs w:val="22"/>
+              </w:rPr>
+            </w:pPr>
+            <w:r>
+              <w:rPr>
+                <w:sz w:val="22"/>
+                <w:szCs w:val="22"/>
+              </w:rPr>
+              <w:t>Si algún campo obligatorio está vacío, se muestra un mensaje descriptivo indicando el campo afectado.</w:t>
+            </w:r>
+          </w:p>
+          <w:p>
+            <w:pPr>
+              <w:pStyle w:val="Normal"/>
+              <w:widowControl w:val="false"/>
+              <w:spacing w:before="0" w:after="0"/>
+              <w:rPr>
+                <w:sz w:val="22"/>
+                <w:szCs w:val="22"/>
+              </w:rPr>
+            </w:pPr>
+            <w:r>
+              <w:rPr>
+                <w:sz w:val="22"/>
+                <w:szCs w:val="22"/>
+              </w:rPr>
+              <w:t>Si las dimensiones o el peso no son valores numéricos positivos, se muestra un mensaje de error.</w:t>
             </w:r>
           </w:p>
         </w:tc>
@@ -5476,7 +5554,7 @@
         </w:tc>
         <w:tc>
           <w:tcPr>
-            <w:tcW w:w="7595" w:type="dxa"/>
+            <w:tcW w:w="7594" w:type="dxa"/>
             <w:tcBorders>
               <w:left w:val="single" w:sz="6" w:space="0" w:color="7F7F7F"/>
               <w:bottom w:val="single" w:sz="6" w:space="0" w:color="7F7F7F"/>
@@ -5487,6 +5565,7 @@
           <w:p>
             <w:pPr>
               <w:pStyle w:val="Cuerpodetexto"/>
+              <w:widowControl w:val="false"/>
               <w:spacing w:before="0" w:after="140"/>
               <w:rPr>
                 <w:sz w:val="22"/>
@@ -5540,7 +5619,7 @@
         </w:tc>
         <w:tc>
           <w:tcPr>
-            <w:tcW w:w="7595" w:type="dxa"/>
+            <w:tcW w:w="7594" w:type="dxa"/>
             <w:tcBorders>
               <w:left w:val="single" w:sz="6" w:space="0" w:color="7F7F7F"/>
               <w:bottom w:val="single" w:sz="6" w:space="0" w:color="7F7F7F"/>
@@ -5604,7 +5683,7 @@
       </w:tblPr>
       <w:tblGrid>
         <w:gridCol w:w="1882"/>
-        <w:gridCol w:w="7595"/>
+        <w:gridCol w:w="7594"/>
       </w:tblGrid>
       <w:tr>
         <w:trPr>
@@ -5612,7 +5691,7 @@
         </w:trPr>
         <w:tc>
           <w:tcPr>
-            <w:tcW w:w="9477" w:type="dxa"/>
+            <w:tcW w:w="9476" w:type="dxa"/>
             <w:gridSpan w:val="2"/>
             <w:tcBorders>
               <w:top w:val="single" w:sz="6" w:space="0" w:color="7F7F7F"/>
@@ -5674,7 +5753,7 @@
         </w:tc>
         <w:tc>
           <w:tcPr>
-            <w:tcW w:w="7595" w:type="dxa"/>
+            <w:tcW w:w="7594" w:type="dxa"/>
             <w:tcBorders>
               <w:top w:val="single" w:sz="6" w:space="0" w:color="7F7F7F"/>
               <w:left w:val="single" w:sz="6" w:space="0" w:color="7F7F7F"/>
@@ -5743,7 +5822,7 @@
         </w:tc>
         <w:tc>
           <w:tcPr>
-            <w:tcW w:w="7595" w:type="dxa"/>
+            <w:tcW w:w="7594" w:type="dxa"/>
             <w:tcBorders>
               <w:top w:val="single" w:sz="6" w:space="0" w:color="7F7F7F"/>
               <w:left w:val="single" w:sz="6" w:space="0" w:color="7F7F7F"/>
@@ -5810,7 +5889,7 @@
         </w:tc>
         <w:tc>
           <w:tcPr>
-            <w:tcW w:w="7595" w:type="dxa"/>
+            <w:tcW w:w="7594" w:type="dxa"/>
             <w:tcBorders>
               <w:top w:val="single" w:sz="6" w:space="0" w:color="7F7F7F"/>
               <w:left w:val="single" w:sz="6" w:space="0" w:color="7F7F7F"/>
@@ -5876,7 +5955,7 @@
         </w:tc>
         <w:tc>
           <w:tcPr>
-            <w:tcW w:w="7595" w:type="dxa"/>
+            <w:tcW w:w="7594" w:type="dxa"/>
             <w:tcBorders>
               <w:left w:val="single" w:sz="6" w:space="0" w:color="7F7F7F"/>
               <w:bottom w:val="single" w:sz="6" w:space="0" w:color="7F7F7F"/>
@@ -5903,14 +5982,7 @@
                 <w:sz w:val="20"/>
                 <w:szCs w:val="20"/>
               </w:rPr>
-              <w:t>E</w:t>
-            </w:r>
-            <w:r>
-              <w:rPr>
-                <w:sz w:val="20"/>
-                <w:szCs w:val="20"/>
-              </w:rPr>
-              <w:t xml:space="preserve">l administrador selecciona un mueble, modifica los campos deseados y confirma. </w:t>
+              <w:t xml:space="preserve">El administrador selecciona un mueble, modifica los campos deseados y confirma. </w:t>
             </w:r>
           </w:p>
           <w:p>
@@ -5974,37 +6046,30 @@
         </w:tc>
         <w:tc>
           <w:tcPr>
-            <w:tcW w:w="7595" w:type="dxa"/>
-            <w:tcBorders>
-              <w:left w:val="single" w:sz="6" w:space="0" w:color="7F7F7F"/>
-              <w:bottom w:val="single" w:sz="6" w:space="0" w:color="7F7F7F"/>
-              <w:right w:val="single" w:sz="6" w:space="0" w:color="7F7F7F"/>
-            </w:tcBorders>
-            <w:shd w:color="auto" w:fill="auto" w:val="clear"/>
-          </w:tcPr>
-          <w:p>
-            <w:pPr>
-              <w:pStyle w:val="Normal"/>
-              <w:widowControl w:val="false"/>
-              <w:spacing w:before="0" w:after="0"/>
-              <w:rPr>
-                <w:sz w:val="22"/>
-                <w:szCs w:val="22"/>
-              </w:rPr>
-            </w:pPr>
-            <w:r>
-              <w:rPr>
-                <w:sz w:val="22"/>
-                <w:szCs w:val="22"/>
-              </w:rPr>
-              <w:t>S</w:t>
-            </w:r>
-            <w:r>
-              <w:rPr>
-                <w:sz w:val="22"/>
-                <w:szCs w:val="22"/>
-              </w:rPr>
-              <w:t>i la validación falla, se muestran los mensajes correspondientes y no se actualiza el registro.</w:t>
+            <w:tcW w:w="7594" w:type="dxa"/>
+            <w:tcBorders>
+              <w:left w:val="single" w:sz="6" w:space="0" w:color="7F7F7F"/>
+              <w:bottom w:val="single" w:sz="6" w:space="0" w:color="7F7F7F"/>
+              <w:right w:val="single" w:sz="6" w:space="0" w:color="7F7F7F"/>
+            </w:tcBorders>
+            <w:shd w:color="auto" w:fill="auto" w:val="clear"/>
+          </w:tcPr>
+          <w:p>
+            <w:pPr>
+              <w:pStyle w:val="Normal"/>
+              <w:widowControl w:val="false"/>
+              <w:spacing w:before="0" w:after="0"/>
+              <w:rPr>
+                <w:sz w:val="22"/>
+                <w:szCs w:val="22"/>
+              </w:rPr>
+            </w:pPr>
+            <w:r>
+              <w:rPr>
+                <w:sz w:val="22"/>
+                <w:szCs w:val="22"/>
+              </w:rPr>
+              <w:t>Si la validación falla, se muestran los mensajes correspondientes y no se actualiza el registro.</w:t>
             </w:r>
           </w:p>
         </w:tc>
@@ -6046,7 +6111,7 @@
         </w:tc>
         <w:tc>
           <w:tcPr>
-            <w:tcW w:w="7595" w:type="dxa"/>
+            <w:tcW w:w="7594" w:type="dxa"/>
             <w:tcBorders>
               <w:left w:val="single" w:sz="6" w:space="0" w:color="7F7F7F"/>
               <w:bottom w:val="single" w:sz="6" w:space="0" w:color="7F7F7F"/>
@@ -6057,6 +6122,7 @@
           <w:p>
             <w:pPr>
               <w:pStyle w:val="Cuerpodetexto"/>
+              <w:widowControl w:val="false"/>
               <w:spacing w:before="0" w:after="140"/>
               <w:rPr>
                 <w:sz w:val="22"/>
@@ -6110,7 +6176,7 @@
         </w:tc>
         <w:tc>
           <w:tcPr>
-            <w:tcW w:w="7595" w:type="dxa"/>
+            <w:tcW w:w="7594" w:type="dxa"/>
             <w:tcBorders>
               <w:left w:val="single" w:sz="6" w:space="0" w:color="7F7F7F"/>
               <w:bottom w:val="single" w:sz="6" w:space="0" w:color="7F7F7F"/>
@@ -6165,7 +6231,7 @@
       </w:tblPr>
       <w:tblGrid>
         <w:gridCol w:w="1882"/>
-        <w:gridCol w:w="7595"/>
+        <w:gridCol w:w="7594"/>
       </w:tblGrid>
       <w:tr>
         <w:trPr>
@@ -6173,7 +6239,7 @@
         </w:trPr>
         <w:tc>
           <w:tcPr>
-            <w:tcW w:w="9477" w:type="dxa"/>
+            <w:tcW w:w="9476" w:type="dxa"/>
             <w:gridSpan w:val="2"/>
             <w:tcBorders>
               <w:top w:val="single" w:sz="6" w:space="0" w:color="7F7F7F"/>
@@ -6235,7 +6301,7 @@
         </w:tc>
         <w:tc>
           <w:tcPr>
-            <w:tcW w:w="7595" w:type="dxa"/>
+            <w:tcW w:w="7594" w:type="dxa"/>
             <w:tcBorders>
               <w:top w:val="single" w:sz="6" w:space="0" w:color="7F7F7F"/>
               <w:left w:val="single" w:sz="6" w:space="0" w:color="7F7F7F"/>
@@ -6304,7 +6370,7 @@
         </w:tc>
         <w:tc>
           <w:tcPr>
-            <w:tcW w:w="7595" w:type="dxa"/>
+            <w:tcW w:w="7594" w:type="dxa"/>
             <w:tcBorders>
               <w:top w:val="single" w:sz="6" w:space="0" w:color="7F7F7F"/>
               <w:left w:val="single" w:sz="6" w:space="0" w:color="7F7F7F"/>
@@ -6371,7 +6437,7 @@
         </w:tc>
         <w:tc>
           <w:tcPr>
-            <w:tcW w:w="7595" w:type="dxa"/>
+            <w:tcW w:w="7594" w:type="dxa"/>
             <w:tcBorders>
               <w:top w:val="single" w:sz="6" w:space="0" w:color="7F7F7F"/>
               <w:left w:val="single" w:sz="6" w:space="0" w:color="7F7F7F"/>
@@ -6437,7 +6503,7 @@
         </w:tc>
         <w:tc>
           <w:tcPr>
-            <w:tcW w:w="7595" w:type="dxa"/>
+            <w:tcW w:w="7594" w:type="dxa"/>
             <w:tcBorders>
               <w:left w:val="single" w:sz="6" w:space="0" w:color="7F7F7F"/>
               <w:bottom w:val="single" w:sz="6" w:space="0" w:color="7F7F7F"/>
@@ -6464,14 +6530,7 @@
                 <w:sz w:val="20"/>
                 <w:szCs w:val="20"/>
               </w:rPr>
-              <w:t>E</w:t>
-            </w:r>
-            <w:r>
-              <w:rPr>
-                <w:sz w:val="20"/>
-                <w:szCs w:val="20"/>
-              </w:rPr>
-              <w:t xml:space="preserve">l administrador selecciona un mueble y confirma la eliminación. </w:t>
+              <w:t xml:space="preserve">El administrador selecciona un mueble y confirma la eliminación. </w:t>
             </w:r>
           </w:p>
           <w:p>
@@ -6535,37 +6594,30 @@
         </w:tc>
         <w:tc>
           <w:tcPr>
-            <w:tcW w:w="7595" w:type="dxa"/>
-            <w:tcBorders>
-              <w:left w:val="single" w:sz="6" w:space="0" w:color="7F7F7F"/>
-              <w:bottom w:val="single" w:sz="6" w:space="0" w:color="7F7F7F"/>
-              <w:right w:val="single" w:sz="6" w:space="0" w:color="7F7F7F"/>
-            </w:tcBorders>
-            <w:shd w:color="auto" w:fill="auto" w:val="clear"/>
-          </w:tcPr>
-          <w:p>
-            <w:pPr>
-              <w:pStyle w:val="Normal"/>
-              <w:widowControl w:val="false"/>
-              <w:spacing w:before="0" w:after="0"/>
-              <w:rPr>
-                <w:sz w:val="22"/>
-                <w:szCs w:val="22"/>
-              </w:rPr>
-            </w:pPr>
-            <w:r>
-              <w:rPr>
-                <w:sz w:val="22"/>
-                <w:szCs w:val="22"/>
-              </w:rPr>
-              <w:t>S</w:t>
-            </w:r>
-            <w:r>
-              <w:rPr>
-                <w:sz w:val="22"/>
-                <w:szCs w:val="22"/>
-              </w:rPr>
-              <w:t>i el administrador cancela la confirmación, no se realiza ninguna acción.</w:t>
+            <w:tcW w:w="7594" w:type="dxa"/>
+            <w:tcBorders>
+              <w:left w:val="single" w:sz="6" w:space="0" w:color="7F7F7F"/>
+              <w:bottom w:val="single" w:sz="6" w:space="0" w:color="7F7F7F"/>
+              <w:right w:val="single" w:sz="6" w:space="0" w:color="7F7F7F"/>
+            </w:tcBorders>
+            <w:shd w:color="auto" w:fill="auto" w:val="clear"/>
+          </w:tcPr>
+          <w:p>
+            <w:pPr>
+              <w:pStyle w:val="Normal"/>
+              <w:widowControl w:val="false"/>
+              <w:spacing w:before="0" w:after="0"/>
+              <w:rPr>
+                <w:sz w:val="22"/>
+                <w:szCs w:val="22"/>
+              </w:rPr>
+            </w:pPr>
+            <w:r>
+              <w:rPr>
+                <w:sz w:val="22"/>
+                <w:szCs w:val="22"/>
+              </w:rPr>
+              <w:t>Si el administrador cancela la confirmación, no se realiza ninguna acción.</w:t>
             </w:r>
           </w:p>
         </w:tc>
@@ -6607,7 +6659,7 @@
         </w:tc>
         <w:tc>
           <w:tcPr>
-            <w:tcW w:w="7595" w:type="dxa"/>
+            <w:tcW w:w="7594" w:type="dxa"/>
             <w:tcBorders>
               <w:left w:val="single" w:sz="6" w:space="0" w:color="7F7F7F"/>
               <w:bottom w:val="single" w:sz="6" w:space="0" w:color="7F7F7F"/>
@@ -6618,6 +6670,7 @@
           <w:p>
             <w:pPr>
               <w:pStyle w:val="Cuerpodetexto"/>
+              <w:widowControl w:val="false"/>
               <w:spacing w:before="0" w:after="140"/>
               <w:rPr>
                 <w:sz w:val="22"/>
@@ -6671,7 +6724,7 @@
         </w:tc>
         <w:tc>
           <w:tcPr>
-            <w:tcW w:w="7595" w:type="dxa"/>
+            <w:tcW w:w="7594" w:type="dxa"/>
             <w:tcBorders>
               <w:left w:val="single" w:sz="6" w:space="0" w:color="7F7F7F"/>
               <w:bottom w:val="single" w:sz="6" w:space="0" w:color="7F7F7F"/>
@@ -6735,7 +6788,7 @@
       </w:tblPr>
       <w:tblGrid>
         <w:gridCol w:w="1882"/>
-        <w:gridCol w:w="7595"/>
+        <w:gridCol w:w="7594"/>
       </w:tblGrid>
       <w:tr>
         <w:trPr>
@@ -6743,7 +6796,7 @@
         </w:trPr>
         <w:tc>
           <w:tcPr>
-            <w:tcW w:w="9477" w:type="dxa"/>
+            <w:tcW w:w="9476" w:type="dxa"/>
             <w:gridSpan w:val="2"/>
             <w:tcBorders>
               <w:top w:val="single" w:sz="6" w:space="0" w:color="7F7F7F"/>
@@ -6805,7 +6858,7 @@
         </w:tc>
         <w:tc>
           <w:tcPr>
-            <w:tcW w:w="7595" w:type="dxa"/>
+            <w:tcW w:w="7594" w:type="dxa"/>
             <w:tcBorders>
               <w:top w:val="single" w:sz="6" w:space="0" w:color="7F7F7F"/>
               <w:left w:val="single" w:sz="6" w:space="0" w:color="7F7F7F"/>
@@ -6874,7 +6927,7 @@
         </w:tc>
         <w:tc>
           <w:tcPr>
-            <w:tcW w:w="7595" w:type="dxa"/>
+            <w:tcW w:w="7594" w:type="dxa"/>
             <w:tcBorders>
               <w:top w:val="single" w:sz="6" w:space="0" w:color="7F7F7F"/>
               <w:left w:val="single" w:sz="6" w:space="0" w:color="7F7F7F"/>
@@ -6941,7 +6994,7 @@
         </w:tc>
         <w:tc>
           <w:tcPr>
-            <w:tcW w:w="7595" w:type="dxa"/>
+            <w:tcW w:w="7594" w:type="dxa"/>
             <w:tcBorders>
               <w:top w:val="single" w:sz="6" w:space="0" w:color="7F7F7F"/>
               <w:left w:val="single" w:sz="6" w:space="0" w:color="7F7F7F"/>
@@ -7007,7 +7060,7 @@
         </w:tc>
         <w:tc>
           <w:tcPr>
-            <w:tcW w:w="7595" w:type="dxa"/>
+            <w:tcW w:w="7594" w:type="dxa"/>
             <w:tcBorders>
               <w:left w:val="single" w:sz="6" w:space="0" w:color="7F7F7F"/>
               <w:bottom w:val="single" w:sz="6" w:space="0" w:color="7F7F7F"/>
@@ -7034,14 +7087,7 @@
                 <w:sz w:val="20"/>
                 <w:szCs w:val="20"/>
               </w:rPr>
-              <w:t>E</w:t>
-            </w:r>
-            <w:r>
-              <w:rPr>
-                <w:sz w:val="20"/>
-                <w:szCs w:val="20"/>
-              </w:rPr>
-              <w:t xml:space="preserve">l administrador ingresa el nombre de la nueva categoría. </w:t>
+              <w:t xml:space="preserve">El administrador ingresa el nombre de la nueva categoría. </w:t>
             </w:r>
           </w:p>
           <w:p>
@@ -7105,7 +7151,7 @@
         </w:tc>
         <w:tc>
           <w:tcPr>
-            <w:tcW w:w="7595" w:type="dxa"/>
+            <w:tcW w:w="7594" w:type="dxa"/>
             <w:tcBorders>
               <w:left w:val="single" w:sz="6" w:space="0" w:color="7F7F7F"/>
               <w:bottom w:val="single" w:sz="6" w:space="0" w:color="7F7F7F"/>
@@ -7170,7 +7216,7 @@
         </w:tc>
         <w:tc>
           <w:tcPr>
-            <w:tcW w:w="7595" w:type="dxa"/>
+            <w:tcW w:w="7594" w:type="dxa"/>
             <w:tcBorders>
               <w:left w:val="single" w:sz="6" w:space="0" w:color="7F7F7F"/>
               <w:bottom w:val="single" w:sz="6" w:space="0" w:color="7F7F7F"/>
@@ -7181,6 +7227,7 @@
           <w:p>
             <w:pPr>
               <w:pStyle w:val="Cuerpodetexto"/>
+              <w:widowControl w:val="false"/>
               <w:spacing w:before="0" w:after="140"/>
               <w:rPr>
                 <w:sz w:val="22"/>
@@ -7234,7 +7281,7 @@
         </w:tc>
         <w:tc>
           <w:tcPr>
-            <w:tcW w:w="7595" w:type="dxa"/>
+            <w:tcW w:w="7594" w:type="dxa"/>
             <w:tcBorders>
               <w:left w:val="single" w:sz="6" w:space="0" w:color="7F7F7F"/>
               <w:bottom w:val="single" w:sz="6" w:space="0" w:color="7F7F7F"/>
@@ -7298,7 +7345,7 @@
       </w:tblPr>
       <w:tblGrid>
         <w:gridCol w:w="1882"/>
-        <w:gridCol w:w="7595"/>
+        <w:gridCol w:w="7594"/>
       </w:tblGrid>
       <w:tr>
         <w:trPr>
@@ -7306,7 +7353,7 @@
         </w:trPr>
         <w:tc>
           <w:tcPr>
-            <w:tcW w:w="9477" w:type="dxa"/>
+            <w:tcW w:w="9476" w:type="dxa"/>
             <w:gridSpan w:val="2"/>
             <w:tcBorders>
               <w:top w:val="single" w:sz="6" w:space="0" w:color="7F7F7F"/>
@@ -7368,7 +7415,7 @@
         </w:tc>
         <w:tc>
           <w:tcPr>
-            <w:tcW w:w="7595" w:type="dxa"/>
+            <w:tcW w:w="7594" w:type="dxa"/>
             <w:tcBorders>
               <w:top w:val="single" w:sz="6" w:space="0" w:color="7F7F7F"/>
               <w:left w:val="single" w:sz="6" w:space="0" w:color="7F7F7F"/>
@@ -7437,7 +7484,7 @@
         </w:tc>
         <w:tc>
           <w:tcPr>
-            <w:tcW w:w="7595" w:type="dxa"/>
+            <w:tcW w:w="7594" w:type="dxa"/>
             <w:tcBorders>
               <w:top w:val="single" w:sz="6" w:space="0" w:color="7F7F7F"/>
               <w:left w:val="single" w:sz="6" w:space="0" w:color="7F7F7F"/>
@@ -7504,7 +7551,7 @@
         </w:tc>
         <w:tc>
           <w:tcPr>
-            <w:tcW w:w="7595" w:type="dxa"/>
+            <w:tcW w:w="7594" w:type="dxa"/>
             <w:tcBorders>
               <w:top w:val="single" w:sz="6" w:space="0" w:color="7F7F7F"/>
               <w:left w:val="single" w:sz="6" w:space="0" w:color="7F7F7F"/>
@@ -7570,7 +7617,7 @@
         </w:tc>
         <w:tc>
           <w:tcPr>
-            <w:tcW w:w="7595" w:type="dxa"/>
+            <w:tcW w:w="7594" w:type="dxa"/>
             <w:tcBorders>
               <w:left w:val="single" w:sz="6" w:space="0" w:color="7F7F7F"/>
               <w:bottom w:val="single" w:sz="6" w:space="0" w:color="7F7F7F"/>
@@ -7597,14 +7644,7 @@
                 <w:sz w:val="20"/>
                 <w:szCs w:val="20"/>
               </w:rPr>
-              <w:t>El</w:t>
-            </w:r>
-            <w:r>
-              <w:rPr>
-                <w:sz w:val="20"/>
-                <w:szCs w:val="20"/>
-              </w:rPr>
-              <w:t xml:space="preserve"> administrador edita el nombre de una categoría. </w:t>
+              <w:t xml:space="preserve">El administrador edita el nombre de una categoría. </w:t>
             </w:r>
           </w:p>
           <w:p>
@@ -7690,7 +7730,7 @@
         </w:tc>
         <w:tc>
           <w:tcPr>
-            <w:tcW w:w="7595" w:type="dxa"/>
+            <w:tcW w:w="7594" w:type="dxa"/>
             <w:tcBorders>
               <w:left w:val="single" w:sz="6" w:space="0" w:color="7F7F7F"/>
               <w:bottom w:val="single" w:sz="6" w:space="0" w:color="7F7F7F"/>
@@ -7755,7 +7795,7 @@
         </w:tc>
         <w:tc>
           <w:tcPr>
-            <w:tcW w:w="7595" w:type="dxa"/>
+            <w:tcW w:w="7594" w:type="dxa"/>
             <w:tcBorders>
               <w:left w:val="single" w:sz="6" w:space="0" w:color="7F7F7F"/>
               <w:bottom w:val="single" w:sz="6" w:space="0" w:color="7F7F7F"/>
@@ -7766,6 +7806,7 @@
           <w:p>
             <w:pPr>
               <w:pStyle w:val="Cuerpodetexto"/>
+              <w:widowControl w:val="false"/>
               <w:spacing w:before="0" w:after="140"/>
               <w:rPr>
                 <w:sz w:val="22"/>
@@ -7819,7 +7860,7 @@
         </w:tc>
         <w:tc>
           <w:tcPr>
-            <w:tcW w:w="7595" w:type="dxa"/>
+            <w:tcW w:w="7594" w:type="dxa"/>
             <w:tcBorders>
               <w:left w:val="single" w:sz="6" w:space="0" w:color="7F7F7F"/>
               <w:bottom w:val="single" w:sz="6" w:space="0" w:color="7F7F7F"/>
@@ -7892,7 +7933,7 @@
       </w:tblPr>
       <w:tblGrid>
         <w:gridCol w:w="1882"/>
-        <w:gridCol w:w="7595"/>
+        <w:gridCol w:w="7594"/>
       </w:tblGrid>
       <w:tr>
         <w:trPr>
@@ -7900,7 +7941,7 @@
         </w:trPr>
         <w:tc>
           <w:tcPr>
-            <w:tcW w:w="9477" w:type="dxa"/>
+            <w:tcW w:w="9476" w:type="dxa"/>
             <w:gridSpan w:val="2"/>
             <w:tcBorders>
               <w:top w:val="single" w:sz="6" w:space="0" w:color="7F7F7F"/>
@@ -7962,7 +8003,7 @@
         </w:tc>
         <w:tc>
           <w:tcPr>
-            <w:tcW w:w="7595" w:type="dxa"/>
+            <w:tcW w:w="7594" w:type="dxa"/>
             <w:tcBorders>
               <w:top w:val="single" w:sz="6" w:space="0" w:color="7F7F7F"/>
               <w:left w:val="single" w:sz="6" w:space="0" w:color="7F7F7F"/>
@@ -8031,7 +8072,7 @@
         </w:tc>
         <w:tc>
           <w:tcPr>
-            <w:tcW w:w="7595" w:type="dxa"/>
+            <w:tcW w:w="7594" w:type="dxa"/>
             <w:tcBorders>
               <w:top w:val="single" w:sz="6" w:space="0" w:color="7F7F7F"/>
               <w:left w:val="single" w:sz="6" w:space="0" w:color="7F7F7F"/>
@@ -8098,7 +8139,7 @@
         </w:tc>
         <w:tc>
           <w:tcPr>
-            <w:tcW w:w="7595" w:type="dxa"/>
+            <w:tcW w:w="7594" w:type="dxa"/>
             <w:tcBorders>
               <w:top w:val="single" w:sz="6" w:space="0" w:color="7F7F7F"/>
               <w:left w:val="single" w:sz="6" w:space="0" w:color="7F7F7F"/>
@@ -8164,7 +8205,7 @@
         </w:tc>
         <w:tc>
           <w:tcPr>
-            <w:tcW w:w="7595" w:type="dxa"/>
+            <w:tcW w:w="7594" w:type="dxa"/>
             <w:tcBorders>
               <w:left w:val="single" w:sz="6" w:space="0" w:color="7F7F7F"/>
               <w:bottom w:val="single" w:sz="6" w:space="0" w:color="7F7F7F"/>
@@ -8191,14 +8232,7 @@
                 <w:sz w:val="20"/>
                 <w:szCs w:val="20"/>
               </w:rPr>
-              <w:t>E</w:t>
-            </w:r>
-            <w:r>
-              <w:rPr>
-                <w:sz w:val="20"/>
-                <w:szCs w:val="20"/>
-              </w:rPr>
-              <w:t xml:space="preserve">l administrador solicita eliminar una categoría sin muebles asociados. </w:t>
+              <w:t xml:space="preserve">El administrador solicita eliminar una categoría sin muebles asociados. </w:t>
             </w:r>
           </w:p>
           <w:p>
@@ -8262,37 +8296,30 @@
         </w:tc>
         <w:tc>
           <w:tcPr>
-            <w:tcW w:w="7595" w:type="dxa"/>
-            <w:tcBorders>
-              <w:left w:val="single" w:sz="6" w:space="0" w:color="7F7F7F"/>
-              <w:bottom w:val="single" w:sz="6" w:space="0" w:color="7F7F7F"/>
-              <w:right w:val="single" w:sz="6" w:space="0" w:color="7F7F7F"/>
-            </w:tcBorders>
-            <w:shd w:color="auto" w:fill="auto" w:val="clear"/>
-          </w:tcPr>
-          <w:p>
-            <w:pPr>
-              <w:pStyle w:val="Normal"/>
-              <w:widowControl w:val="false"/>
-              <w:spacing w:before="0" w:after="0"/>
-              <w:rPr>
-                <w:sz w:val="22"/>
-                <w:szCs w:val="22"/>
-              </w:rPr>
-            </w:pPr>
-            <w:r>
-              <w:rPr>
-                <w:sz w:val="22"/>
-                <w:szCs w:val="22"/>
-              </w:rPr>
-              <w:t>S</w:t>
-            </w:r>
-            <w:r>
-              <w:rPr>
-                <w:sz w:val="22"/>
-                <w:szCs w:val="22"/>
-              </w:rPr>
-              <w:t>i la categoría tiene muebles asociados, el sistema rechaza la operación con un mensaje descriptivo (ON DELETE RESTRICT).</w:t>
+            <w:tcW w:w="7594" w:type="dxa"/>
+            <w:tcBorders>
+              <w:left w:val="single" w:sz="6" w:space="0" w:color="7F7F7F"/>
+              <w:bottom w:val="single" w:sz="6" w:space="0" w:color="7F7F7F"/>
+              <w:right w:val="single" w:sz="6" w:space="0" w:color="7F7F7F"/>
+            </w:tcBorders>
+            <w:shd w:color="auto" w:fill="auto" w:val="clear"/>
+          </w:tcPr>
+          <w:p>
+            <w:pPr>
+              <w:pStyle w:val="Normal"/>
+              <w:widowControl w:val="false"/>
+              <w:spacing w:before="0" w:after="0"/>
+              <w:rPr>
+                <w:sz w:val="22"/>
+                <w:szCs w:val="22"/>
+              </w:rPr>
+            </w:pPr>
+            <w:r>
+              <w:rPr>
+                <w:sz w:val="22"/>
+                <w:szCs w:val="22"/>
+              </w:rPr>
+              <w:t>Si la categoría tiene muebles asociados, el sistema rechaza la operación con un mensaje descriptivo (ON DELETE RESTRICT).</w:t>
             </w:r>
           </w:p>
         </w:tc>
@@ -8334,7 +8361,7 @@
         </w:tc>
         <w:tc>
           <w:tcPr>
-            <w:tcW w:w="7595" w:type="dxa"/>
+            <w:tcW w:w="7594" w:type="dxa"/>
             <w:tcBorders>
               <w:left w:val="single" w:sz="6" w:space="0" w:color="7F7F7F"/>
               <w:bottom w:val="single" w:sz="6" w:space="0" w:color="7F7F7F"/>
@@ -8345,6 +8372,7 @@
           <w:p>
             <w:pPr>
               <w:pStyle w:val="Cuerpodetexto"/>
+              <w:widowControl w:val="false"/>
               <w:spacing w:before="0" w:after="140"/>
               <w:rPr>
                 <w:sz w:val="22"/>
@@ -8398,7 +8426,7 @@
         </w:tc>
         <w:tc>
           <w:tcPr>
-            <w:tcW w:w="7595" w:type="dxa"/>
+            <w:tcW w:w="7594" w:type="dxa"/>
             <w:tcBorders>
               <w:left w:val="single" w:sz="6" w:space="0" w:color="7F7F7F"/>
               <w:bottom w:val="single" w:sz="6" w:space="0" w:color="7F7F7F"/>
@@ -8442,18 +8470,18 @@
         <w:spacing w:before="0" w:after="120"/>
         <w:rPr/>
       </w:pPr>
-      <w:bookmarkStart w:id="28" w:name="__RefHeading___Toc567_711144299_Copy_1_C"/>
-      <w:bookmarkEnd w:id="28"/>
+      <w:bookmarkStart w:id="29" w:name="__RefHeading___Toc567_711144299_Copy_1_C"/>
+      <w:bookmarkEnd w:id="29"/>
       <w:r>
         <w:rPr/>
         <w:t>5</w:t>
       </w:r>
-      <w:bookmarkStart w:id="29" w:name="_Toc230396131_Copy_1_Copy_1_Copy_1_Copy_"/>
+      <w:bookmarkStart w:id="30" w:name="_Toc230396131_Copy_1_Copy_1_Copy_1_Copy_"/>
       <w:r>
         <w:rPr/>
         <w:t xml:space="preserve">. </w:t>
       </w:r>
-      <w:bookmarkEnd w:id="29"/>
+      <w:bookmarkEnd w:id="30"/>
       <w:r>
         <w:rPr/>
         <w:t>VISTA LÓGICA – ESTRUCTURA DEL SISTEMA</w:t>
@@ -8465,18 +8493,18 @@
         <w:spacing w:before="0" w:after="80"/>
         <w:rPr/>
       </w:pPr>
-      <w:bookmarkStart w:id="30" w:name="__RefHeading___Toc569_711144299_Copy_1_C"/>
-      <w:bookmarkEnd w:id="30"/>
+      <w:bookmarkStart w:id="31" w:name="__RefHeading___Toc569_711144299_Copy_1_C"/>
+      <w:bookmarkEnd w:id="31"/>
       <w:r>
         <w:rPr/>
         <w:t>5.</w:t>
       </w:r>
-      <w:bookmarkStart w:id="31" w:name="_Toc230396134_Copy_1_Copy_1_Copy_2_Copy_"/>
+      <w:bookmarkStart w:id="32" w:name="_Toc230396134_Copy_1_Copy_1_Copy_2_Copy_"/>
       <w:r>
         <w:rPr/>
         <w:t xml:space="preserve">1 </w:t>
       </w:r>
-      <w:bookmarkEnd w:id="31"/>
+      <w:bookmarkEnd w:id="32"/>
       <w:r>
         <w:rPr/>
         <w:t>Estructura de archivos</w:t>
@@ -9621,21 +9649,241 @@
         <w:spacing w:before="0" w:after="80"/>
         <w:rPr/>
       </w:pPr>
-      <w:bookmarkStart w:id="32" w:name="__RefHeading___Toc569_711144299_Copy_1_C"/>
-      <w:bookmarkEnd w:id="32"/>
+      <w:bookmarkStart w:id="33" w:name="__RefHeading___Toc569_711144299_Copy_1_C"/>
+      <w:bookmarkEnd w:id="33"/>
       <w:r>
         <w:rPr/>
         <w:t>5.2</w:t>
       </w:r>
-      <w:bookmarkStart w:id="33" w:name="_Toc230396134_Copy_1_Copy_1_Copy_2_Copy_"/>
+      <w:bookmarkStart w:id="34" w:name="_Toc230396134_Copy_1_Copy_1_Copy_2_Copy_"/>
       <w:r>
         <w:rPr/>
         <w:t xml:space="preserve"> </w:t>
       </w:r>
-      <w:bookmarkEnd w:id="33"/>
+      <w:bookmarkEnd w:id="34"/>
       <w:r>
         <w:rPr/>
         <w:t>Descripción de módulos</w:t>
+      </w:r>
+    </w:p>
+    <w:p>
+      <w:pPr>
+        <w:pStyle w:val="Normal"/>
+        <w:numPr>
+          <w:ilvl w:val="0"/>
+          <w:numId w:val="17"/>
+        </w:numPr>
+        <w:spacing w:before="0" w:after="80"/>
+        <w:rPr/>
+      </w:pPr>
+      <w:r>
+        <w:rPr>
+          <w:b/>
+          <w:bCs/>
+        </w:rPr>
+        <w:t xml:space="preserve">index.php </w:t>
+      </w:r>
+      <w:r>
+        <w:rPr/>
+        <w:t>— front controller. Recibe todas las requests y decide qué controlador invocar según el parámetro GET.</w:t>
+      </w:r>
+    </w:p>
+    <w:p>
+      <w:pPr>
+        <w:pStyle w:val="Normal"/>
+        <w:numPr>
+          <w:ilvl w:val="0"/>
+          <w:numId w:val="17"/>
+        </w:numPr>
+        <w:spacing w:before="0" w:after="80"/>
+        <w:rPr/>
+      </w:pPr>
+      <w:r>
+        <w:rPr>
+          <w:b/>
+          <w:bCs/>
+        </w:rPr>
+        <w:t xml:space="preserve">database.php </w:t>
+      </w:r>
+      <w:r>
+        <w:rPr/>
+        <w:t>— configuración de la conexión PDO con utf8mb4 y modo de error ERRMODE_EXCEPTION.</w:t>
+      </w:r>
+    </w:p>
+    <w:p>
+      <w:pPr>
+        <w:pStyle w:val="Normal"/>
+        <w:numPr>
+          <w:ilvl w:val="0"/>
+          <w:numId w:val="17"/>
+        </w:numPr>
+        <w:spacing w:before="0" w:after="80"/>
+        <w:rPr/>
+      </w:pPr>
+      <w:r>
+        <w:rPr>
+          <w:b/>
+          <w:bCs/>
+        </w:rPr>
+        <w:t xml:space="preserve">CatalogoController.php </w:t>
+      </w:r>
+      <w:r>
+        <w:rPr/>
+        <w:t>— gestiona CU-01 y CU-02. Consulta el MuebleMapper y pasa los datos a la vista del catálogo público.</w:t>
+      </w:r>
+    </w:p>
+    <w:p>
+      <w:pPr>
+        <w:pStyle w:val="Normal"/>
+        <w:numPr>
+          <w:ilvl w:val="0"/>
+          <w:numId w:val="17"/>
+        </w:numPr>
+        <w:spacing w:before="0" w:after="80"/>
+        <w:rPr/>
+      </w:pPr>
+      <w:r>
+        <w:rPr>
+          <w:b/>
+          <w:bCs/>
+        </w:rPr>
+        <w:t xml:space="preserve">AuthController.php </w:t>
+      </w:r>
+      <w:r>
+        <w:rPr/>
+        <w:t>— gestiona CU-03 y CU-04. Verifica credenciales con password_verify() e inicia o destruye la sesión PHP.</w:t>
+      </w:r>
+    </w:p>
+    <w:p>
+      <w:pPr>
+        <w:pStyle w:val="Normal"/>
+        <w:numPr>
+          <w:ilvl w:val="0"/>
+          <w:numId w:val="17"/>
+        </w:numPr>
+        <w:spacing w:before="0" w:after="80"/>
+        <w:rPr/>
+      </w:pPr>
+      <w:r>
+        <w:rPr>
+          <w:b/>
+          <w:bCs/>
+        </w:rPr>
+        <w:t xml:space="preserve">MuebleController.php </w:t>
+      </w:r>
+      <w:r>
+        <w:rPr/>
+        <w:t>— gestiona CU-05, CU-06 y CU-07. Valida los datos del formulario, invoca al MuebleMapper y redirige con el resultado.</w:t>
+      </w:r>
+    </w:p>
+    <w:p>
+      <w:pPr>
+        <w:pStyle w:val="Normal"/>
+        <w:numPr>
+          <w:ilvl w:val="0"/>
+          <w:numId w:val="17"/>
+        </w:numPr>
+        <w:spacing w:before="0" w:after="80"/>
+        <w:rPr/>
+      </w:pPr>
+      <w:r>
+        <w:rPr>
+          <w:b/>
+          <w:bCs/>
+        </w:rPr>
+        <w:t>CategoriaController.php</w:t>
+      </w:r>
+      <w:r>
+        <w:rPr/>
+        <w:t xml:space="preserve"> — gestiona CU-08, CU-09 y CU-10. Aplica la misma lógica que MuebleController sobre la entidad Categoria.</w:t>
+      </w:r>
+    </w:p>
+    <w:p>
+      <w:pPr>
+        <w:pStyle w:val="Normal"/>
+        <w:numPr>
+          <w:ilvl w:val="0"/>
+          <w:numId w:val="17"/>
+        </w:numPr>
+        <w:spacing w:before="0" w:after="80"/>
+        <w:rPr/>
+      </w:pPr>
+      <w:r>
+        <w:rPr>
+          <w:b/>
+          <w:bCs/>
+        </w:rPr>
+        <w:t>Mueble.php / Categoria.php / Usuario.php</w:t>
+      </w:r>
+      <w:r>
+        <w:rPr/>
+        <w:t xml:space="preserve"> — objetos de dominio puros. Solo atributos privados con getters y setters. Sin SQL ni PDO.</w:t>
+      </w:r>
+    </w:p>
+    <w:p>
+      <w:pPr>
+        <w:pStyle w:val="Normal"/>
+        <w:numPr>
+          <w:ilvl w:val="0"/>
+          <w:numId w:val="17"/>
+        </w:numPr>
+        <w:spacing w:before="0" w:after="80"/>
+        <w:rPr/>
+      </w:pPr>
+      <w:r>
+        <w:rPr>
+          <w:b/>
+          <w:bCs/>
+        </w:rPr>
+        <w:t>MapperInterface.php</w:t>
+      </w:r>
+      <w:r>
+        <w:rPr/>
+        <w:t xml:space="preserve"> — interfaz que define el contrato de los cinco métodos CRUD: findById(), findAll(), insert(), update() y delete().</w:t>
+      </w:r>
+    </w:p>
+    <w:p>
+      <w:pPr>
+        <w:pStyle w:val="Normal"/>
+        <w:numPr>
+          <w:ilvl w:val="0"/>
+          <w:numId w:val="17"/>
+        </w:numPr>
+        <w:spacing w:before="0" w:after="80"/>
+        <w:rPr/>
+      </w:pPr>
+      <w:r>
+        <w:rPr>
+          <w:b/>
+          <w:bCs/>
+        </w:rPr>
+        <w:t>MuebleMapper.php / CategoriaMapper.php / UsuarioMapper.php</w:t>
+      </w:r>
+      <w:r>
+        <w:rPr/>
+        <w:t xml:space="preserve"> — implementan</w:t>
+      </w:r>
+    </w:p>
+    <w:p>
+      <w:pPr>
+        <w:pStyle w:val="Normal"/>
+        <w:numPr>
+          <w:ilvl w:val="0"/>
+          <w:numId w:val="17"/>
+        </w:numPr>
+        <w:spacing w:before="0" w:after="80"/>
+        <w:rPr/>
+      </w:pPr>
+      <w:r>
+        <w:rPr>
+          <w:b/>
+          <w:bCs/>
+        </w:rPr>
+        <w:t>MapperInterface</w:t>
+      </w:r>
+      <w:r>
+        <w:rPr/>
+        <w:t>. Contienen todo el SQL del sistema. Son los únicos componentes que conocen tanto los objetos de dominio como la base de datos.</w:t>
       </w:r>
     </w:p>
     <w:p>
@@ -9648,11 +9896,560 @@
         <w:rPr/>
       </w:r>
     </w:p>
+    <w:p>
+      <w:pPr>
+        <w:pStyle w:val="Normal"/>
+        <w:spacing w:before="0" w:after="80"/>
+        <w:rPr/>
+      </w:pPr>
+      <w:r>
+        <w:rPr/>
+      </w:r>
+    </w:p>
+    <w:p>
+      <w:pPr>
+        <w:pStyle w:val="Normal"/>
+        <w:spacing w:before="0" w:after="80"/>
+        <w:rPr/>
+      </w:pPr>
+      <w:r>
+        <w:rPr/>
+      </w:r>
+    </w:p>
+    <w:p>
+      <w:pPr>
+        <w:pStyle w:val="Normal"/>
+        <w:spacing w:before="0" w:after="80"/>
+        <w:rPr/>
+      </w:pPr>
+      <w:r>
+        <w:rPr/>
+      </w:r>
+    </w:p>
+    <w:p>
+      <w:pPr>
+        <w:pStyle w:val="Normal"/>
+        <w:spacing w:before="0" w:after="80"/>
+        <w:rPr/>
+      </w:pPr>
+      <w:r>
+        <w:rPr/>
+      </w:r>
+    </w:p>
+    <w:p>
+      <w:pPr>
+        <w:pStyle w:val="Normal"/>
+        <w:spacing w:before="0" w:after="80"/>
+        <w:rPr/>
+      </w:pPr>
+      <w:r>
+        <w:rPr/>
+      </w:r>
+    </w:p>
+    <w:p>
+      <w:pPr>
+        <w:pStyle w:val="Normal"/>
+        <w:spacing w:before="0" w:after="80"/>
+        <w:rPr/>
+      </w:pPr>
+      <w:r>
+        <w:rPr/>
+      </w:r>
+    </w:p>
+    <w:p>
+      <w:pPr>
+        <w:pStyle w:val="Normal"/>
+        <w:spacing w:before="0" w:after="80"/>
+        <w:rPr/>
+      </w:pPr>
+      <w:r>
+        <w:rPr/>
+      </w:r>
+    </w:p>
+    <w:p>
+      <w:pPr>
+        <w:pStyle w:val="Normal"/>
+        <w:spacing w:before="0" w:after="80"/>
+        <w:rPr/>
+      </w:pPr>
+      <w:r>
+        <w:rPr/>
+      </w:r>
+    </w:p>
+    <w:p>
+      <w:pPr>
+        <w:pStyle w:val="Ttulo2"/>
+        <w:spacing w:before="0" w:after="80"/>
+        <w:rPr/>
+      </w:pPr>
+      <w:bookmarkStart w:id="35" w:name="__RefHeading___Toc569_711144299_Copy_1_C"/>
+      <w:bookmarkEnd w:id="35"/>
+      <w:r>
+        <w:rPr/>
+        <w:t>5.</w:t>
+      </w:r>
+      <w:r>
+        <w:rPr/>
+        <w:t xml:space="preserve">3 </w:t>
+      </w:r>
+      <w:r>
+        <w:rPr/>
+        <w:t>D</w:t>
+      </w:r>
+      <w:r>
+        <w:rPr/>
+        <w:t>iagrama de clases</w:t>
+      </w:r>
+    </w:p>
+    <w:p>
+      <w:pPr>
+        <w:pStyle w:val="Normal"/>
+        <w:spacing w:before="0" w:after="80"/>
+        <w:rPr/>
+      </w:pPr>
+      <w:r>
+        <w:rPr/>
+        <w:t xml:space="preserve">El diagrama muestra tres capas: MapperInterface como contrato común, los mappers concretos que lo implementan y dependen de PDO, y los objetos de dominio que son creados por los mappers sin conocer ni a PDO ni a los mappers. </w:t>
+      </w:r>
+    </w:p>
+    <w:p>
+      <w:pPr>
+        <w:pStyle w:val="Normal"/>
+        <w:spacing w:before="0" w:after="80"/>
+        <w:rPr/>
+      </w:pPr>
+      <w:r>
+        <w:rPr/>
+        <w:drawing>
+          <wp:anchor behindDoc="0" distT="0" distB="0" distL="0" distR="0" simplePos="0" locked="0" layoutInCell="0" allowOverlap="1" relativeHeight="39">
+            <wp:simplePos x="0" y="0"/>
+            <wp:positionH relativeFrom="column">
+              <wp:align>center</wp:align>
+            </wp:positionH>
+            <wp:positionV relativeFrom="paragraph">
+              <wp:posOffset>635</wp:posOffset>
+            </wp:positionV>
+            <wp:extent cx="5943600" cy="5705475"/>
+            <wp:effectExtent l="0" t="0" r="0" b="0"/>
+            <wp:wrapSquare wrapText="largest"/>
+            <wp:docPr id="6" name="Imagen3" descr=""/>
+            <wp:cNvGraphicFramePr>
+              <a:graphicFrameLocks xmlns:a="http://schemas.openxmlformats.org/drawingml/2006/main" noChangeAspect="1"/>
+            </wp:cNvGraphicFramePr>
+            <a:graphic xmlns:a="http://schemas.openxmlformats.org/drawingml/2006/main">
+              <a:graphicData uri="http://schemas.openxmlformats.org/drawingml/2006/picture">
+                <pic:pic xmlns:pic="http://schemas.openxmlformats.org/drawingml/2006/picture">
+                  <pic:nvPicPr>
+                    <pic:cNvPr id="6" name="Imagen3" descr=""/>
+                    <pic:cNvPicPr>
+                      <a:picLocks noChangeAspect="1" noChangeArrowheads="1"/>
+                    </pic:cNvPicPr>
+                  </pic:nvPicPr>
+                  <pic:blipFill>
+                    <a:blip r:embed="rId9"/>
+                    <a:stretch>
+                      <a:fillRect/>
+                    </a:stretch>
+                  </pic:blipFill>
+                  <pic:spPr bwMode="auto">
+                    <a:xfrm>
+                      <a:off x="0" y="0"/>
+                      <a:ext cx="5943600" cy="5705475"/>
+                    </a:xfrm>
+                    <a:prstGeom prst="rect">
+                      <a:avLst/>
+                    </a:prstGeom>
+                  </pic:spPr>
+                </pic:pic>
+              </a:graphicData>
+            </a:graphic>
+          </wp:anchor>
+        </w:drawing>
+      </w:r>
+    </w:p>
+    <w:p>
+      <w:pPr>
+        <w:pStyle w:val="Normal"/>
+        <w:spacing w:before="0" w:after="80"/>
+        <w:rPr/>
+      </w:pPr>
+      <w:r>
+        <w:rPr/>
+      </w:r>
+    </w:p>
+    <w:p>
+      <w:pPr>
+        <w:pStyle w:val="Normal"/>
+        <w:spacing w:before="0" w:after="80"/>
+        <w:rPr/>
+      </w:pPr>
+      <w:r>
+        <w:rPr/>
+      </w:r>
+    </w:p>
+    <w:p>
+      <w:pPr>
+        <w:pStyle w:val="Normal"/>
+        <w:spacing w:before="0" w:after="80"/>
+        <w:rPr/>
+      </w:pPr>
+      <w:r>
+        <w:rPr/>
+      </w:r>
+    </w:p>
+    <w:p>
+      <w:pPr>
+        <w:pStyle w:val="Ttulo1"/>
+        <w:spacing w:before="0" w:after="120"/>
+        <w:rPr/>
+      </w:pPr>
+      <w:bookmarkStart w:id="36" w:name="__RefHeading___Toc567_711144299_Copy_1_C"/>
+      <w:bookmarkEnd w:id="36"/>
+      <w:r>
+        <w:rPr/>
+        <w:t>6</w:t>
+      </w:r>
+      <w:bookmarkStart w:id="37" w:name="_Toc230396131_Copy_1_Copy_1"/>
+      <w:r>
+        <w:rPr/>
+        <w:t xml:space="preserve">. </w:t>
+      </w:r>
+      <w:bookmarkEnd w:id="37"/>
+      <w:r>
+        <w:rPr/>
+        <w:t>VISTA DE DATOS</w:t>
+      </w:r>
+    </w:p>
+    <w:p>
+      <w:pPr>
+        <w:pStyle w:val="Normal"/>
+        <w:jc w:val="both"/>
+        <w:rPr/>
+      </w:pPr>
+      <w:r>
+        <w:rPr/>
+        <w:t>El sistema utiliza MariaDB como motor de base de datos relacional con tres tablas: mueble, categoria y usuario. La descripción completa del modelo, incluyendo tipos de datos, restricciones, normalización y decisiones de diseño, se encuentra en el Documento de Modelo de Datos (EC-DAT).</w:t>
+      </w:r>
+    </w:p>
+    <w:p>
+      <w:pPr>
+        <w:pStyle w:val="Normal"/>
+        <w:jc w:val="both"/>
+        <w:rPr/>
+      </w:pPr>
+      <w:r>
+        <w:rPr/>
+        <w:br/>
+        <w:t>La conexión a la base de datos se realiza mediante PDO con el driver mysql, configurado con utf8mb4 y PDO::ERRMODE_EXCEPTION. Todas las operaciones que reciben datos del usuario utilizan sentencias preparadas para prevenir inyección SQL.</w:t>
+      </w:r>
+    </w:p>
+    <w:p>
+      <w:pPr>
+        <w:pStyle w:val="Normal"/>
+        <w:jc w:val="both"/>
+        <w:rPr/>
+      </w:pPr>
+      <w:r>
+        <w:rPr/>
+      </w:r>
+    </w:p>
+    <w:p>
+      <w:pPr>
+        <w:pStyle w:val="Normal"/>
+        <w:jc w:val="both"/>
+        <w:rPr/>
+      </w:pPr>
+      <w:r>
+        <w:rPr/>
+        <w:t>Las decisiones de diseño más relevantes desde el punto de vista arquitectónico son:</w:t>
+      </w:r>
+    </w:p>
+    <w:p>
+      <w:pPr>
+        <w:pStyle w:val="Normal"/>
+        <w:numPr>
+          <w:ilvl w:val="0"/>
+          <w:numId w:val="19"/>
+        </w:numPr>
+        <w:jc w:val="both"/>
+        <w:rPr/>
+      </w:pPr>
+      <w:r>
+        <w:rPr/>
+        <w:t>ON DELETE RESTRICT en la clave foránea mueble → categoria, implementando la restricción de integridad definida en RNF-06 a nivel de base de datos.</w:t>
+      </w:r>
+    </w:p>
+    <w:p>
+      <w:pPr>
+        <w:pStyle w:val="Normal"/>
+        <w:numPr>
+          <w:ilvl w:val="0"/>
+          <w:numId w:val="19"/>
+        </w:numPr>
+        <w:jc w:val="both"/>
+        <w:rPr/>
+      </w:pPr>
+      <w:r>
+        <w:rPr/>
+        <w:t>ON UPDATE CASCADE en la misma clave, garantizando consistencia automática ante cambios en los identificadores de categoría</w:t>
+      </w:r>
+    </w:p>
+    <w:p>
+      <w:pPr>
+        <w:pStyle w:val="Normal"/>
+        <w:numPr>
+          <w:ilvl w:val="0"/>
+          <w:numId w:val="18"/>
+        </w:numPr>
+        <w:jc w:val="both"/>
+        <w:rPr/>
+      </w:pPr>
+      <w:r>
+        <w:rPr/>
+        <w:t>Almacenamiento de contraseñas con bcrypt mediante password_hash(), conforme a RNF-01.</w:t>
+      </w:r>
+    </w:p>
+    <w:p>
+      <w:pPr>
+        <w:pStyle w:val="Normal"/>
+        <w:numPr>
+          <w:ilvl w:val="0"/>
+          <w:numId w:val="0"/>
+        </w:numPr>
+        <w:ind w:left="720" w:hanging="0"/>
+        <w:jc w:val="both"/>
+        <w:rPr/>
+      </w:pPr>
+      <w:r>
+        <w:rPr/>
+      </w:r>
+    </w:p>
+    <w:p>
+      <w:pPr>
+        <w:pStyle w:val="Ttulo1"/>
+        <w:spacing w:before="0" w:after="120"/>
+        <w:rPr/>
+      </w:pPr>
+      <w:bookmarkStart w:id="38" w:name="__RefHeading___Toc567_711144299_Copy_1_C"/>
+      <w:bookmarkEnd w:id="38"/>
+      <w:r>
+        <w:rPr/>
+        <w:t>7</w:t>
+      </w:r>
+      <w:bookmarkStart w:id="39" w:name="_Toc230396131_Copy_1_Copy_1_Copy_1"/>
+      <w:r>
+        <w:rPr/>
+        <w:t xml:space="preserve">. </w:t>
+      </w:r>
+      <w:bookmarkEnd w:id="39"/>
+      <w:r>
+        <w:rPr/>
+        <w:t>CARACTERÍSTICAS ARQUITECTÓNICAS</w:t>
+      </w:r>
+    </w:p>
+    <w:p>
+      <w:pPr>
+        <w:pStyle w:val="Normal"/>
+        <w:numPr>
+          <w:ilvl w:val="0"/>
+          <w:numId w:val="20"/>
+        </w:numPr>
+        <w:jc w:val="both"/>
+        <w:rPr/>
+      </w:pPr>
+      <w:r>
+        <w:rPr>
+          <w:b/>
+          <w:bCs/>
+        </w:rPr>
+        <w:t>Control de acceso</w:t>
+      </w:r>
+      <w:r>
+        <w:rPr/>
+        <w:t>: el acceso al panel de administración está protegido mediante sesiones PHP. Cada controlador del ABM verifica la existencia de una sesión activa al inicio y redirige al login si no la hay.</w:t>
+      </w:r>
+    </w:p>
+    <w:p>
+      <w:pPr>
+        <w:pStyle w:val="Normal"/>
+        <w:numPr>
+          <w:ilvl w:val="0"/>
+          <w:numId w:val="20"/>
+        </w:numPr>
+        <w:jc w:val="both"/>
+        <w:rPr/>
+      </w:pPr>
+      <w:r>
+        <w:rPr>
+          <w:b/>
+          <w:bCs/>
+        </w:rPr>
+        <w:t>Seguridad de contraseñas</w:t>
+      </w:r>
+      <w:r>
+        <w:rPr/>
+        <w:t>: las contraseñas se almacenan hasheadas con bcrypt. No se almacenan en texto plano en ningún punto del sistema.</w:t>
+      </w:r>
+    </w:p>
+    <w:p>
+      <w:pPr>
+        <w:pStyle w:val="Normal"/>
+        <w:numPr>
+          <w:ilvl w:val="0"/>
+          <w:numId w:val="20"/>
+        </w:numPr>
+        <w:jc w:val="both"/>
+        <w:rPr/>
+      </w:pPr>
+      <w:r>
+        <w:rPr>
+          <w:b/>
+          <w:bCs/>
+        </w:rPr>
+        <w:t>Prevención de inyección SQL</w:t>
+      </w:r>
+      <w:r>
+        <w:rPr/>
+        <w:t>: todas las consultas que reciben parámetros externos utilizan sentencias preparadas. No se construyen consultas por concatenación de strings.</w:t>
+      </w:r>
+    </w:p>
+    <w:p>
+      <w:pPr>
+        <w:pStyle w:val="Normal"/>
+        <w:numPr>
+          <w:ilvl w:val="0"/>
+          <w:numId w:val="20"/>
+        </w:numPr>
+        <w:jc w:val="both"/>
+        <w:rPr/>
+      </w:pPr>
+      <w:r>
+        <w:rPr>
+          <w:b/>
+          <w:bCs/>
+        </w:rPr>
+        <w:t>Prevención de XSS</w:t>
+      </w:r>
+      <w:r>
+        <w:rPr/>
+        <w:t>: todos los datos provenientes de la base de datos que se muestran en HTML son procesados con htmlspecialchars() antes de renderizarse.</w:t>
+      </w:r>
+    </w:p>
+    <w:p>
+      <w:pPr>
+        <w:pStyle w:val="Normal"/>
+        <w:numPr>
+          <w:ilvl w:val="0"/>
+          <w:numId w:val="20"/>
+        </w:numPr>
+        <w:jc w:val="both"/>
+        <w:rPr/>
+      </w:pPr>
+      <w:r>
+        <w:rPr>
+          <w:b/>
+          <w:bCs/>
+        </w:rPr>
+        <w:t>Validación de datos</w:t>
+      </w:r>
+      <w:r>
+        <w:rPr/>
+        <w:t>: la validación se realiza en el servidor para todos los campos obligatorios y tipos de datos.</w:t>
+      </w:r>
+    </w:p>
+    <w:p>
+      <w:pPr>
+        <w:pStyle w:val="Normal"/>
+        <w:numPr>
+          <w:ilvl w:val="0"/>
+          <w:numId w:val="20"/>
+        </w:numPr>
+        <w:jc w:val="both"/>
+        <w:rPr/>
+      </w:pPr>
+      <w:r>
+        <w:rPr>
+          <w:b/>
+          <w:bCs/>
+        </w:rPr>
+        <w:t>Integridad referencial</w:t>
+      </w:r>
+      <w:r>
+        <w:rPr/>
+        <w:t>: garantizada a nivel de base de datos mediante claves foráneas con ON DELETE RESTRICT y ON UPDATE CASCADE.</w:t>
+      </w:r>
+    </w:p>
+    <w:p>
+      <w:pPr>
+        <w:pStyle w:val="Normal"/>
+        <w:numPr>
+          <w:ilvl w:val="0"/>
+          <w:numId w:val="20"/>
+        </w:numPr>
+        <w:jc w:val="both"/>
+        <w:rPr/>
+      </w:pPr>
+      <w:r>
+        <w:rPr>
+          <w:b/>
+          <w:bCs/>
+        </w:rPr>
+        <w:t>Patrón Data Mapper</w:t>
+      </w:r>
+      <w:r>
+        <w:rPr/>
+        <w:t>: la lógica de persistencia está centralizada en los mappers. Los objetos de dominio no contienen SQL ni dependencias tecnológicas, lo que facilita el mantenimiento y la prueba unitaria de cada capa de forma independiente.</w:t>
+      </w:r>
+    </w:p>
+    <w:p>
+      <w:pPr>
+        <w:pStyle w:val="Normal"/>
+        <w:numPr>
+          <w:ilvl w:val="0"/>
+          <w:numId w:val="20"/>
+        </w:numPr>
+        <w:jc w:val="both"/>
+        <w:rPr/>
+      </w:pPr>
+      <w:r>
+        <w:rPr>
+          <w:b/>
+          <w:bCs/>
+        </w:rPr>
+        <w:t>Codificación de caracteres</w:t>
+      </w:r>
+      <w:r>
+        <w:rPr/>
+        <w:t>: utf8mb4 en toda la cadena — base de datos, conexión PDO y archivos PHP.</w:t>
+      </w:r>
+    </w:p>
+    <w:p>
+      <w:pPr>
+        <w:pStyle w:val="Normal"/>
+        <w:numPr>
+          <w:ilvl w:val="0"/>
+          <w:numId w:val="20"/>
+        </w:numPr>
+        <w:jc w:val="both"/>
+        <w:rPr/>
+      </w:pPr>
+      <w:r>
+        <w:rPr>
+          <w:b/>
+          <w:bCs/>
+        </w:rPr>
+        <w:t>Control de versiones</w:t>
+      </w:r>
+      <w:r>
+        <w:rPr/>
+        <w:t>: el sistema está bajo control de versiones en Git conforme al plan SCM (EC-SCM). Las líneas base se etiquetan mediante tags de Git sobre la rama main.</w:t>
+      </w:r>
+    </w:p>
     <w:sectPr>
-      <w:headerReference w:type="default" r:id="rId9"/>
-      <w:headerReference w:type="first" r:id="rId10"/>
-      <w:footerReference w:type="default" r:id="rId11"/>
-      <w:footerReference w:type="first" r:id="rId12"/>
+      <w:headerReference w:type="default" r:id="rId10"/>
+      <w:headerReference w:type="first" r:id="rId11"/>
+      <w:footerReference w:type="default" r:id="rId12"/>
+      <w:footerReference w:type="first" r:id="rId13"/>
       <w:type w:val="nextPage"/>
       <w:pgSz w:w="12240" w:h="15840"/>
       <w:pgMar w:left="1440" w:right="1440" w:gutter="0" w:header="0" w:top="1440" w:footer="720" w:bottom="1440"/>
@@ -9675,7 +10472,7 @@
     <w:r>
       <w:rPr/>
       <w:drawing>
-        <wp:anchor behindDoc="0" distT="0" distB="0" distL="0" distR="0" simplePos="0" locked="0" layoutInCell="0" allowOverlap="1" relativeHeight="3">
+        <wp:anchor behindDoc="1" distT="0" distB="0" distL="0" distR="0" simplePos="0" locked="0" layoutInCell="0" allowOverlap="1" relativeHeight="3">
           <wp:simplePos x="0" y="0"/>
           <wp:positionH relativeFrom="column">
             <wp:posOffset>-914400</wp:posOffset>
@@ -9734,7 +10531,7 @@
     <w:r>
       <w:rPr/>
       <w:drawing>
-        <wp:anchor behindDoc="0" distT="0" distB="0" distL="0" distR="0" simplePos="0" locked="0" layoutInCell="0" allowOverlap="1" relativeHeight="7">
+        <wp:anchor behindDoc="1" distT="0" distB="0" distL="0" distR="0" simplePos="0" locked="0" layoutInCell="0" allowOverlap="1" relativeHeight="7">
           <wp:simplePos x="0" y="0"/>
           <wp:positionH relativeFrom="column">
             <wp:posOffset>-914400</wp:posOffset>
@@ -9799,7 +10596,7 @@
     <w:r>
       <w:rPr/>
       <w:drawing>
-        <wp:anchor behindDoc="0" distT="0" distB="0" distL="0" distR="0" simplePos="0" locked="0" layoutInCell="0" allowOverlap="1" relativeHeight="29">
+        <wp:anchor behindDoc="1" distT="0" distB="0" distL="0" distR="0" simplePos="0" locked="0" layoutInCell="0" allowOverlap="1" relativeHeight="37">
           <wp:simplePos x="0" y="0"/>
           <wp:positionH relativeFrom="column">
             <wp:posOffset>-914400</wp:posOffset>
@@ -9810,7 +10607,7 @@
           <wp:extent cx="7781925" cy="409575"/>
           <wp:effectExtent l="0" t="0" r="0" b="0"/>
           <wp:wrapTopAndBottom/>
-          <wp:docPr id="7" name="Imagen2 Copy 1 Copy 1" descr="pie de página"/>
+          <wp:docPr id="8" name="Imagen2 Copy 1 Copy 1" descr="pie de página"/>
           <wp:cNvGraphicFramePr>
             <a:graphicFrameLocks xmlns:a="http://schemas.openxmlformats.org/drawingml/2006/main" noChangeAspect="1"/>
           </wp:cNvGraphicFramePr>
@@ -9818,7 +10615,7 @@
             <a:graphicData uri="http://schemas.openxmlformats.org/drawingml/2006/picture">
               <pic:pic xmlns:pic="http://schemas.openxmlformats.org/drawingml/2006/picture">
                 <pic:nvPicPr>
-                  <pic:cNvPr id="7" name="Imagen2 Copy 1 Copy 1" descr="pie de página"/>
+                  <pic:cNvPr id="8" name="Imagen2 Copy 1 Copy 1" descr="pie de página"/>
                   <pic:cNvPicPr>
                     <a:picLocks noChangeAspect="1" noChangeArrowheads="1"/>
                   </pic:cNvPicPr>
@@ -9864,7 +10661,7 @@
     <w:r>
       <w:rPr/>
       <w:drawing>
-        <wp:anchor behindDoc="0" distT="0" distB="0" distL="0" distR="0" simplePos="0" locked="0" layoutInCell="0" allowOverlap="1" relativeHeight="2">
+        <wp:anchor behindDoc="1" distT="0" distB="0" distL="0" distR="0" simplePos="0" locked="0" layoutInCell="0" allowOverlap="1" relativeHeight="2">
           <wp:simplePos x="0" y="0"/>
           <wp:positionH relativeFrom="column">
             <wp:posOffset>-918845</wp:posOffset>
@@ -9923,7 +10720,7 @@
     <w:r>
       <w:rPr/>
       <w:drawing>
-        <wp:anchor behindDoc="0" distT="0" distB="0" distL="0" distR="0" simplePos="0" locked="0" layoutInCell="0" allowOverlap="1" relativeHeight="5">
+        <wp:anchor behindDoc="1" distT="0" distB="0" distL="0" distR="0" simplePos="0" locked="0" layoutInCell="0" allowOverlap="1" relativeHeight="5">
           <wp:simplePos x="0" y="0"/>
           <wp:positionH relativeFrom="column">
             <wp:posOffset>-918845</wp:posOffset>
@@ -9988,7 +10785,7 @@
     <w:r>
       <w:rPr/>
       <w:drawing>
-        <wp:anchor behindDoc="0" distT="0" distB="0" distL="0" distR="0" simplePos="0" locked="0" layoutInCell="0" allowOverlap="1" relativeHeight="18">
+        <wp:anchor behindDoc="1" distT="0" distB="0" distL="0" distR="0" simplePos="0" locked="0" layoutInCell="0" allowOverlap="1" relativeHeight="22">
           <wp:simplePos x="0" y="0"/>
           <wp:positionH relativeFrom="column">
             <wp:posOffset>-918845</wp:posOffset>
@@ -9999,7 +10796,7 @@
           <wp:extent cx="7781925" cy="95250"/>
           <wp:effectExtent l="0" t="0" r="0" b="0"/>
           <wp:wrapTopAndBottom/>
-          <wp:docPr id="6" name="image1.png Copy 1 Copy 1" descr="línea horizontal"/>
+          <wp:docPr id="7" name="image1.png Copy 1 Copy 1" descr="línea horizontal"/>
           <wp:cNvGraphicFramePr>
             <a:graphicFrameLocks xmlns:a="http://schemas.openxmlformats.org/drawingml/2006/main" noChangeAspect="1"/>
           </wp:cNvGraphicFramePr>
@@ -10007,7 +10804,7 @@
             <a:graphicData uri="http://schemas.openxmlformats.org/drawingml/2006/picture">
               <pic:pic xmlns:pic="http://schemas.openxmlformats.org/drawingml/2006/picture">
                 <pic:nvPicPr>
-                  <pic:cNvPr id="6" name="image1.png Copy 1 Copy 1" descr="línea horizontal"/>
+                  <pic:cNvPr id="7" name="image1.png Copy 1 Copy 1" descr="línea horizontal"/>
                   <pic:cNvPicPr>
                     <a:picLocks noChangeAspect="1" noChangeArrowheads="1"/>
                   </pic:cNvPicPr>
@@ -12058,6 +12855,554 @@
     </w:lvl>
   </w:abstractNum>
   <w:abstractNum w:abstractNumId="17">
+    <w:lvl w:ilvl="0">
+      <w:start w:val="1"/>
+      <w:numFmt w:val="bullet"/>
+      <w:lvlText w:val=""/>
+      <w:lvlJc w:val="left"/>
+      <w:pPr>
+        <w:tabs>
+          <w:tab w:val="num" w:pos="720"/>
+        </w:tabs>
+        <w:ind w:left="720" w:hanging="360"/>
+      </w:pPr>
+      <w:rPr>
+        <w:rFonts w:ascii="Symbol" w:hAnsi="Symbol" w:cs="Symbol" w:hint="default"/>
+      </w:rPr>
+    </w:lvl>
+    <w:lvl w:ilvl="1">
+      <w:start w:val="1"/>
+      <w:numFmt w:val="bullet"/>
+      <w:lvlText w:val="◦"/>
+      <w:lvlJc w:val="left"/>
+      <w:pPr>
+        <w:tabs>
+          <w:tab w:val="num" w:pos="1080"/>
+        </w:tabs>
+        <w:ind w:left="1080" w:hanging="360"/>
+      </w:pPr>
+      <w:rPr>
+        <w:rFonts w:ascii="OpenSymbol" w:hAnsi="OpenSymbol" w:cs="OpenSymbol" w:hint="default"/>
+      </w:rPr>
+    </w:lvl>
+    <w:lvl w:ilvl="2">
+      <w:start w:val="1"/>
+      <w:numFmt w:val="bullet"/>
+      <w:lvlText w:val="▪"/>
+      <w:lvlJc w:val="left"/>
+      <w:pPr>
+        <w:tabs>
+          <w:tab w:val="num" w:pos="1440"/>
+        </w:tabs>
+        <w:ind w:left="1440" w:hanging="360"/>
+      </w:pPr>
+      <w:rPr>
+        <w:rFonts w:ascii="OpenSymbol" w:hAnsi="OpenSymbol" w:cs="OpenSymbol" w:hint="default"/>
+      </w:rPr>
+    </w:lvl>
+    <w:lvl w:ilvl="3">
+      <w:start w:val="1"/>
+      <w:numFmt w:val="bullet"/>
+      <w:lvlText w:val=""/>
+      <w:lvlJc w:val="left"/>
+      <w:pPr>
+        <w:tabs>
+          <w:tab w:val="num" w:pos="1800"/>
+        </w:tabs>
+        <w:ind w:left="1800" w:hanging="360"/>
+      </w:pPr>
+      <w:rPr>
+        <w:rFonts w:ascii="Symbol" w:hAnsi="Symbol" w:cs="Symbol" w:hint="default"/>
+      </w:rPr>
+    </w:lvl>
+    <w:lvl w:ilvl="4">
+      <w:start w:val="1"/>
+      <w:numFmt w:val="bullet"/>
+      <w:lvlText w:val="◦"/>
+      <w:lvlJc w:val="left"/>
+      <w:pPr>
+        <w:tabs>
+          <w:tab w:val="num" w:pos="2160"/>
+        </w:tabs>
+        <w:ind w:left="2160" w:hanging="360"/>
+      </w:pPr>
+      <w:rPr>
+        <w:rFonts w:ascii="OpenSymbol" w:hAnsi="OpenSymbol" w:cs="OpenSymbol" w:hint="default"/>
+      </w:rPr>
+    </w:lvl>
+    <w:lvl w:ilvl="5">
+      <w:start w:val="1"/>
+      <w:numFmt w:val="bullet"/>
+      <w:lvlText w:val="▪"/>
+      <w:lvlJc w:val="left"/>
+      <w:pPr>
+        <w:tabs>
+          <w:tab w:val="num" w:pos="2520"/>
+        </w:tabs>
+        <w:ind w:left="2520" w:hanging="360"/>
+      </w:pPr>
+      <w:rPr>
+        <w:rFonts w:ascii="OpenSymbol" w:hAnsi="OpenSymbol" w:cs="OpenSymbol" w:hint="default"/>
+      </w:rPr>
+    </w:lvl>
+    <w:lvl w:ilvl="6">
+      <w:start w:val="1"/>
+      <w:numFmt w:val="bullet"/>
+      <w:lvlText w:val=""/>
+      <w:lvlJc w:val="left"/>
+      <w:pPr>
+        <w:tabs>
+          <w:tab w:val="num" w:pos="2880"/>
+        </w:tabs>
+        <w:ind w:left="2880" w:hanging="360"/>
+      </w:pPr>
+      <w:rPr>
+        <w:rFonts w:ascii="Symbol" w:hAnsi="Symbol" w:cs="Symbol" w:hint="default"/>
+      </w:rPr>
+    </w:lvl>
+    <w:lvl w:ilvl="7">
+      <w:start w:val="1"/>
+      <w:numFmt w:val="bullet"/>
+      <w:lvlText w:val="◦"/>
+      <w:lvlJc w:val="left"/>
+      <w:pPr>
+        <w:tabs>
+          <w:tab w:val="num" w:pos="3240"/>
+        </w:tabs>
+        <w:ind w:left="3240" w:hanging="360"/>
+      </w:pPr>
+      <w:rPr>
+        <w:rFonts w:ascii="OpenSymbol" w:hAnsi="OpenSymbol" w:cs="OpenSymbol" w:hint="default"/>
+      </w:rPr>
+    </w:lvl>
+    <w:lvl w:ilvl="8">
+      <w:start w:val="1"/>
+      <w:numFmt w:val="bullet"/>
+      <w:lvlText w:val="▪"/>
+      <w:lvlJc w:val="left"/>
+      <w:pPr>
+        <w:tabs>
+          <w:tab w:val="num" w:pos="3600"/>
+        </w:tabs>
+        <w:ind w:left="3600" w:hanging="360"/>
+      </w:pPr>
+      <w:rPr>
+        <w:rFonts w:ascii="OpenSymbol" w:hAnsi="OpenSymbol" w:cs="OpenSymbol" w:hint="default"/>
+      </w:rPr>
+    </w:lvl>
+  </w:abstractNum>
+  <w:abstractNum w:abstractNumId="18">
+    <w:lvl w:ilvl="0">
+      <w:start w:val="1"/>
+      <w:numFmt w:val="bullet"/>
+      <w:lvlText w:val=""/>
+      <w:lvlJc w:val="left"/>
+      <w:pPr>
+        <w:tabs>
+          <w:tab w:val="num" w:pos="720"/>
+        </w:tabs>
+        <w:ind w:left="720" w:hanging="360"/>
+      </w:pPr>
+      <w:rPr>
+        <w:rFonts w:ascii="Symbol" w:hAnsi="Symbol" w:cs="Symbol" w:hint="default"/>
+      </w:rPr>
+    </w:lvl>
+    <w:lvl w:ilvl="1">
+      <w:start w:val="1"/>
+      <w:numFmt w:val="bullet"/>
+      <w:lvlText w:val="◦"/>
+      <w:lvlJc w:val="left"/>
+      <w:pPr>
+        <w:tabs>
+          <w:tab w:val="num" w:pos="1080"/>
+        </w:tabs>
+        <w:ind w:left="1080" w:hanging="360"/>
+      </w:pPr>
+      <w:rPr>
+        <w:rFonts w:ascii="OpenSymbol" w:hAnsi="OpenSymbol" w:cs="OpenSymbol" w:hint="default"/>
+      </w:rPr>
+    </w:lvl>
+    <w:lvl w:ilvl="2">
+      <w:start w:val="1"/>
+      <w:numFmt w:val="bullet"/>
+      <w:lvlText w:val="▪"/>
+      <w:lvlJc w:val="left"/>
+      <w:pPr>
+        <w:tabs>
+          <w:tab w:val="num" w:pos="1440"/>
+        </w:tabs>
+        <w:ind w:left="1440" w:hanging="360"/>
+      </w:pPr>
+      <w:rPr>
+        <w:rFonts w:ascii="OpenSymbol" w:hAnsi="OpenSymbol" w:cs="OpenSymbol" w:hint="default"/>
+      </w:rPr>
+    </w:lvl>
+    <w:lvl w:ilvl="3">
+      <w:start w:val="1"/>
+      <w:numFmt w:val="bullet"/>
+      <w:lvlText w:val=""/>
+      <w:lvlJc w:val="left"/>
+      <w:pPr>
+        <w:tabs>
+          <w:tab w:val="num" w:pos="1800"/>
+        </w:tabs>
+        <w:ind w:left="1800" w:hanging="360"/>
+      </w:pPr>
+      <w:rPr>
+        <w:rFonts w:ascii="Symbol" w:hAnsi="Symbol" w:cs="Symbol" w:hint="default"/>
+      </w:rPr>
+    </w:lvl>
+    <w:lvl w:ilvl="4">
+      <w:start w:val="1"/>
+      <w:numFmt w:val="bullet"/>
+      <w:lvlText w:val="◦"/>
+      <w:lvlJc w:val="left"/>
+      <w:pPr>
+        <w:tabs>
+          <w:tab w:val="num" w:pos="2160"/>
+        </w:tabs>
+        <w:ind w:left="2160" w:hanging="360"/>
+      </w:pPr>
+      <w:rPr>
+        <w:rFonts w:ascii="OpenSymbol" w:hAnsi="OpenSymbol" w:cs="OpenSymbol" w:hint="default"/>
+      </w:rPr>
+    </w:lvl>
+    <w:lvl w:ilvl="5">
+      <w:start w:val="1"/>
+      <w:numFmt w:val="bullet"/>
+      <w:lvlText w:val="▪"/>
+      <w:lvlJc w:val="left"/>
+      <w:pPr>
+        <w:tabs>
+          <w:tab w:val="num" w:pos="2520"/>
+        </w:tabs>
+        <w:ind w:left="2520" w:hanging="360"/>
+      </w:pPr>
+      <w:rPr>
+        <w:rFonts w:ascii="OpenSymbol" w:hAnsi="OpenSymbol" w:cs="OpenSymbol" w:hint="default"/>
+      </w:rPr>
+    </w:lvl>
+    <w:lvl w:ilvl="6">
+      <w:start w:val="1"/>
+      <w:numFmt w:val="bullet"/>
+      <w:lvlText w:val=""/>
+      <w:lvlJc w:val="left"/>
+      <w:pPr>
+        <w:tabs>
+          <w:tab w:val="num" w:pos="2880"/>
+        </w:tabs>
+        <w:ind w:left="2880" w:hanging="360"/>
+      </w:pPr>
+      <w:rPr>
+        <w:rFonts w:ascii="Symbol" w:hAnsi="Symbol" w:cs="Symbol" w:hint="default"/>
+      </w:rPr>
+    </w:lvl>
+    <w:lvl w:ilvl="7">
+      <w:start w:val="1"/>
+      <w:numFmt w:val="bullet"/>
+      <w:lvlText w:val="◦"/>
+      <w:lvlJc w:val="left"/>
+      <w:pPr>
+        <w:tabs>
+          <w:tab w:val="num" w:pos="3240"/>
+        </w:tabs>
+        <w:ind w:left="3240" w:hanging="360"/>
+      </w:pPr>
+      <w:rPr>
+        <w:rFonts w:ascii="OpenSymbol" w:hAnsi="OpenSymbol" w:cs="OpenSymbol" w:hint="default"/>
+      </w:rPr>
+    </w:lvl>
+    <w:lvl w:ilvl="8">
+      <w:start w:val="1"/>
+      <w:numFmt w:val="bullet"/>
+      <w:lvlText w:val="▪"/>
+      <w:lvlJc w:val="left"/>
+      <w:pPr>
+        <w:tabs>
+          <w:tab w:val="num" w:pos="3600"/>
+        </w:tabs>
+        <w:ind w:left="3600" w:hanging="360"/>
+      </w:pPr>
+      <w:rPr>
+        <w:rFonts w:ascii="OpenSymbol" w:hAnsi="OpenSymbol" w:cs="OpenSymbol" w:hint="default"/>
+      </w:rPr>
+    </w:lvl>
+  </w:abstractNum>
+  <w:abstractNum w:abstractNumId="19">
+    <w:lvl w:ilvl="0">
+      <w:start w:val="1"/>
+      <w:numFmt w:val="bullet"/>
+      <w:lvlText w:val=""/>
+      <w:lvlJc w:val="left"/>
+      <w:pPr>
+        <w:tabs>
+          <w:tab w:val="num" w:pos="720"/>
+        </w:tabs>
+        <w:ind w:left="720" w:hanging="360"/>
+      </w:pPr>
+      <w:rPr>
+        <w:rFonts w:ascii="Symbol" w:hAnsi="Symbol" w:cs="Symbol" w:hint="default"/>
+      </w:rPr>
+    </w:lvl>
+    <w:lvl w:ilvl="1">
+      <w:start w:val="1"/>
+      <w:numFmt w:val="bullet"/>
+      <w:lvlText w:val="◦"/>
+      <w:lvlJc w:val="left"/>
+      <w:pPr>
+        <w:tabs>
+          <w:tab w:val="num" w:pos="1080"/>
+        </w:tabs>
+        <w:ind w:left="1080" w:hanging="360"/>
+      </w:pPr>
+      <w:rPr>
+        <w:rFonts w:ascii="OpenSymbol" w:hAnsi="OpenSymbol" w:cs="OpenSymbol" w:hint="default"/>
+      </w:rPr>
+    </w:lvl>
+    <w:lvl w:ilvl="2">
+      <w:start w:val="1"/>
+      <w:numFmt w:val="bullet"/>
+      <w:lvlText w:val="▪"/>
+      <w:lvlJc w:val="left"/>
+      <w:pPr>
+        <w:tabs>
+          <w:tab w:val="num" w:pos="1440"/>
+        </w:tabs>
+        <w:ind w:left="1440" w:hanging="360"/>
+      </w:pPr>
+      <w:rPr>
+        <w:rFonts w:ascii="OpenSymbol" w:hAnsi="OpenSymbol" w:cs="OpenSymbol" w:hint="default"/>
+      </w:rPr>
+    </w:lvl>
+    <w:lvl w:ilvl="3">
+      <w:start w:val="1"/>
+      <w:numFmt w:val="bullet"/>
+      <w:lvlText w:val=""/>
+      <w:lvlJc w:val="left"/>
+      <w:pPr>
+        <w:tabs>
+          <w:tab w:val="num" w:pos="1800"/>
+        </w:tabs>
+        <w:ind w:left="1800" w:hanging="360"/>
+      </w:pPr>
+      <w:rPr>
+        <w:rFonts w:ascii="Symbol" w:hAnsi="Symbol" w:cs="Symbol" w:hint="default"/>
+      </w:rPr>
+    </w:lvl>
+    <w:lvl w:ilvl="4">
+      <w:start w:val="1"/>
+      <w:numFmt w:val="bullet"/>
+      <w:lvlText w:val="◦"/>
+      <w:lvlJc w:val="left"/>
+      <w:pPr>
+        <w:tabs>
+          <w:tab w:val="num" w:pos="2160"/>
+        </w:tabs>
+        <w:ind w:left="2160" w:hanging="360"/>
+      </w:pPr>
+      <w:rPr>
+        <w:rFonts w:ascii="OpenSymbol" w:hAnsi="OpenSymbol" w:cs="OpenSymbol" w:hint="default"/>
+      </w:rPr>
+    </w:lvl>
+    <w:lvl w:ilvl="5">
+      <w:start w:val="1"/>
+      <w:numFmt w:val="bullet"/>
+      <w:lvlText w:val="▪"/>
+      <w:lvlJc w:val="left"/>
+      <w:pPr>
+        <w:tabs>
+          <w:tab w:val="num" w:pos="2520"/>
+        </w:tabs>
+        <w:ind w:left="2520" w:hanging="360"/>
+      </w:pPr>
+      <w:rPr>
+        <w:rFonts w:ascii="OpenSymbol" w:hAnsi="OpenSymbol" w:cs="OpenSymbol" w:hint="default"/>
+      </w:rPr>
+    </w:lvl>
+    <w:lvl w:ilvl="6">
+      <w:start w:val="1"/>
+      <w:numFmt w:val="bullet"/>
+      <w:lvlText w:val=""/>
+      <w:lvlJc w:val="left"/>
+      <w:pPr>
+        <w:tabs>
+          <w:tab w:val="num" w:pos="2880"/>
+        </w:tabs>
+        <w:ind w:left="2880" w:hanging="360"/>
+      </w:pPr>
+      <w:rPr>
+        <w:rFonts w:ascii="Symbol" w:hAnsi="Symbol" w:cs="Symbol" w:hint="default"/>
+      </w:rPr>
+    </w:lvl>
+    <w:lvl w:ilvl="7">
+      <w:start w:val="1"/>
+      <w:numFmt w:val="bullet"/>
+      <w:lvlText w:val="◦"/>
+      <w:lvlJc w:val="left"/>
+      <w:pPr>
+        <w:tabs>
+          <w:tab w:val="num" w:pos="3240"/>
+        </w:tabs>
+        <w:ind w:left="3240" w:hanging="360"/>
+      </w:pPr>
+      <w:rPr>
+        <w:rFonts w:ascii="OpenSymbol" w:hAnsi="OpenSymbol" w:cs="OpenSymbol" w:hint="default"/>
+      </w:rPr>
+    </w:lvl>
+    <w:lvl w:ilvl="8">
+      <w:start w:val="1"/>
+      <w:numFmt w:val="bullet"/>
+      <w:lvlText w:val="▪"/>
+      <w:lvlJc w:val="left"/>
+      <w:pPr>
+        <w:tabs>
+          <w:tab w:val="num" w:pos="3600"/>
+        </w:tabs>
+        <w:ind w:left="3600" w:hanging="360"/>
+      </w:pPr>
+      <w:rPr>
+        <w:rFonts w:ascii="OpenSymbol" w:hAnsi="OpenSymbol" w:cs="OpenSymbol" w:hint="default"/>
+      </w:rPr>
+    </w:lvl>
+  </w:abstractNum>
+  <w:abstractNum w:abstractNumId="20">
+    <w:lvl w:ilvl="0">
+      <w:start w:val="1"/>
+      <w:numFmt w:val="bullet"/>
+      <w:lvlText w:val=""/>
+      <w:lvlJc w:val="left"/>
+      <w:pPr>
+        <w:tabs>
+          <w:tab w:val="num" w:pos="720"/>
+        </w:tabs>
+        <w:ind w:left="720" w:hanging="360"/>
+      </w:pPr>
+      <w:rPr>
+        <w:rFonts w:ascii="Symbol" w:hAnsi="Symbol" w:cs="Symbol" w:hint="default"/>
+      </w:rPr>
+    </w:lvl>
+    <w:lvl w:ilvl="1">
+      <w:start w:val="1"/>
+      <w:numFmt w:val="bullet"/>
+      <w:lvlText w:val="◦"/>
+      <w:lvlJc w:val="left"/>
+      <w:pPr>
+        <w:tabs>
+          <w:tab w:val="num" w:pos="1080"/>
+        </w:tabs>
+        <w:ind w:left="1080" w:hanging="360"/>
+      </w:pPr>
+      <w:rPr>
+        <w:rFonts w:ascii="OpenSymbol" w:hAnsi="OpenSymbol" w:cs="OpenSymbol" w:hint="default"/>
+      </w:rPr>
+    </w:lvl>
+    <w:lvl w:ilvl="2">
+      <w:start w:val="1"/>
+      <w:numFmt w:val="bullet"/>
+      <w:lvlText w:val="▪"/>
+      <w:lvlJc w:val="left"/>
+      <w:pPr>
+        <w:tabs>
+          <w:tab w:val="num" w:pos="1440"/>
+        </w:tabs>
+        <w:ind w:left="1440" w:hanging="360"/>
+      </w:pPr>
+      <w:rPr>
+        <w:rFonts w:ascii="OpenSymbol" w:hAnsi="OpenSymbol" w:cs="OpenSymbol" w:hint="default"/>
+      </w:rPr>
+    </w:lvl>
+    <w:lvl w:ilvl="3">
+      <w:start w:val="1"/>
+      <w:numFmt w:val="bullet"/>
+      <w:lvlText w:val=""/>
+      <w:lvlJc w:val="left"/>
+      <w:pPr>
+        <w:tabs>
+          <w:tab w:val="num" w:pos="1800"/>
+        </w:tabs>
+        <w:ind w:left="1800" w:hanging="360"/>
+      </w:pPr>
+      <w:rPr>
+        <w:rFonts w:ascii="Symbol" w:hAnsi="Symbol" w:cs="Symbol" w:hint="default"/>
+      </w:rPr>
+    </w:lvl>
+    <w:lvl w:ilvl="4">
+      <w:start w:val="1"/>
+      <w:numFmt w:val="bullet"/>
+      <w:lvlText w:val="◦"/>
+      <w:lvlJc w:val="left"/>
+      <w:pPr>
+        <w:tabs>
+          <w:tab w:val="num" w:pos="2160"/>
+        </w:tabs>
+        <w:ind w:left="2160" w:hanging="360"/>
+      </w:pPr>
+      <w:rPr>
+        <w:rFonts w:ascii="OpenSymbol" w:hAnsi="OpenSymbol" w:cs="OpenSymbol" w:hint="default"/>
+      </w:rPr>
+    </w:lvl>
+    <w:lvl w:ilvl="5">
+      <w:start w:val="1"/>
+      <w:numFmt w:val="bullet"/>
+      <w:lvlText w:val="▪"/>
+      <w:lvlJc w:val="left"/>
+      <w:pPr>
+        <w:tabs>
+          <w:tab w:val="num" w:pos="2520"/>
+        </w:tabs>
+        <w:ind w:left="2520" w:hanging="360"/>
+      </w:pPr>
+      <w:rPr>
+        <w:rFonts w:ascii="OpenSymbol" w:hAnsi="OpenSymbol" w:cs="OpenSymbol" w:hint="default"/>
+      </w:rPr>
+    </w:lvl>
+    <w:lvl w:ilvl="6">
+      <w:start w:val="1"/>
+      <w:numFmt w:val="bullet"/>
+      <w:lvlText w:val=""/>
+      <w:lvlJc w:val="left"/>
+      <w:pPr>
+        <w:tabs>
+          <w:tab w:val="num" w:pos="2880"/>
+        </w:tabs>
+        <w:ind w:left="2880" w:hanging="360"/>
+      </w:pPr>
+      <w:rPr>
+        <w:rFonts w:ascii="Symbol" w:hAnsi="Symbol" w:cs="Symbol" w:hint="default"/>
+      </w:rPr>
+    </w:lvl>
+    <w:lvl w:ilvl="7">
+      <w:start w:val="1"/>
+      <w:numFmt w:val="bullet"/>
+      <w:lvlText w:val="◦"/>
+      <w:lvlJc w:val="left"/>
+      <w:pPr>
+        <w:tabs>
+          <w:tab w:val="num" w:pos="3240"/>
+        </w:tabs>
+        <w:ind w:left="3240" w:hanging="360"/>
+      </w:pPr>
+      <w:rPr>
+        <w:rFonts w:ascii="OpenSymbol" w:hAnsi="OpenSymbol" w:cs="OpenSymbol" w:hint="default"/>
+      </w:rPr>
+    </w:lvl>
+    <w:lvl w:ilvl="8">
+      <w:start w:val="1"/>
+      <w:numFmt w:val="bullet"/>
+      <w:lvlText w:val="▪"/>
+      <w:lvlJc w:val="left"/>
+      <w:pPr>
+        <w:tabs>
+          <w:tab w:val="num" w:pos="3600"/>
+        </w:tabs>
+        <w:ind w:left="3600" w:hanging="360"/>
+      </w:pPr>
+      <w:rPr>
+        <w:rFonts w:ascii="OpenSymbol" w:hAnsi="OpenSymbol" w:cs="OpenSymbol" w:hint="default"/>
+      </w:rPr>
+    </w:lvl>
+  </w:abstractNum>
+  <w:abstractNum w:abstractNumId="21">
     <w:lvl w:ilvl="0">
       <w:start w:val="1"/>
       <w:numFmt w:val="none"/>
@@ -12226,6 +13571,18 @@
   </w:num>
   <w:num w:numId="17">
     <w:abstractNumId w:val="17"/>
+  </w:num>
+  <w:num w:numId="18">
+    <w:abstractNumId w:val="18"/>
+  </w:num>
+  <w:num w:numId="19">
+    <w:abstractNumId w:val="19"/>
+  </w:num>
+  <w:num w:numId="20">
+    <w:abstractNumId w:val="20"/>
+  </w:num>
+  <w:num w:numId="21">
+    <w:abstractNumId w:val="21"/>
   </w:num>
 </w:numbering>
 </file>

--- a/docs/ingenieria/diseno/EC-DIS_arquitectura.docx
+++ b/docs/ingenieria/diseno/EC-DIS_arquitectura.docx
@@ -444,6 +444,7 @@
                 <w:sz w:val="22"/>
                 <w:szCs w:val="22"/>
               </w:rPr>
+              <w:t>2.0</w:t>
             </w:r>
           </w:p>
         </w:tc>
@@ -473,6 +474,7 @@
                 <w:sz w:val="22"/>
                 <w:szCs w:val="22"/>
               </w:rPr>
+              <w:t>11/06/2026</w:t>
             </w:r>
           </w:p>
         </w:tc>
@@ -502,6 +504,7 @@
                 <w:sz w:val="22"/>
                 <w:szCs w:val="22"/>
               </w:rPr>
+              <w:t>G. Gargaglione</w:t>
             </w:r>
           </w:p>
         </w:tc>
@@ -536,6 +539,7 @@
                 <w:sz w:val="22"/>
                 <w:szCs w:val="22"/>
               </w:rPr>
+              <w:t>Cierre de iteración 3 (V.1.3.0), conforme lo solicitado en la clase del 09/06/2026 se hizo un caso de uso para cada método de las entidades (findAll, findById, insert, update, delete). CU-11, CU-12 y CU-13. Actualizado el diagrama de clases.</w:t>
             </w:r>
           </w:p>
         </w:tc>
@@ -1061,6 +1065,7 @@
             <w:rPr>
               <w:webHidden/>
               <w:rStyle w:val="Enlacedelndice"/>
+              <w:vanish w:val="false"/>
             </w:rPr>
             <w:instrText xml:space="preserve"> TOC \z \o "1-3" \u \h</w:instrText>
           </w:r>
@@ -1068,6 +1073,7 @@
             <w:rPr>
               <w:webHidden/>
               <w:rStyle w:val="Enlacedelndice"/>
+              <w:vanish w:val="false"/>
             </w:rPr>
             <w:fldChar w:fldCharType="separate"/>
           </w:r>
@@ -1076,6 +1082,7 @@
               <w:rPr>
                 <w:webHidden/>
                 <w:rStyle w:val="Enlacedelndice"/>
+                <w:vanish w:val="false"/>
               </w:rPr>
               <w:t>Control de versiones del documento</w:t>
               <w:tab/>
@@ -1097,6 +1104,7 @@
               <w:rPr>
                 <w:webHidden/>
                 <w:rStyle w:val="Enlacedelndice"/>
+                <w:vanish w:val="false"/>
               </w:rPr>
               <w:t>1. INTRODUCCIÓN</w:t>
               <w:tab/>
@@ -1118,6 +1126,7 @@
               <w:rPr>
                 <w:webHidden/>
                 <w:rStyle w:val="Enlacedelndice"/>
+                <w:vanish w:val="false"/>
               </w:rPr>
               <w:t>1.1 Objetivo</w:t>
               <w:tab/>
@@ -1139,6 +1148,7 @@
               <w:rPr>
                 <w:webHidden/>
                 <w:rStyle w:val="Enlacedelndice"/>
+                <w:vanish w:val="false"/>
               </w:rPr>
               <w:t>1.2 Alcance</w:t>
               <w:tab/>
@@ -1160,6 +1170,7 @@
               <w:rPr>
                 <w:webHidden/>
                 <w:rStyle w:val="Enlacedelndice"/>
+                <w:vanish w:val="false"/>
               </w:rPr>
               <w:t>1.3 Referencias</w:t>
               <w:tab/>
@@ -1181,6 +1192,7 @@
               <w:rPr>
                 <w:webHidden/>
                 <w:rStyle w:val="Enlacedelndice"/>
+                <w:vanish w:val="false"/>
               </w:rPr>
               <w:t>2. REPRESENTACIÓN ARQUITECTÓNICA (PATRÓN Y ESTILO)</w:t>
               <w:tab/>
@@ -1202,6 +1214,7 @@
               <w:rPr>
                 <w:webHidden/>
                 <w:rStyle w:val="Enlacedelndice"/>
+                <w:vanish w:val="false"/>
               </w:rPr>
               <w:t>3. OBJETIVOS ARQUITECTÓNICOS Y RESTRICCIONES</w:t>
               <w:tab/>
@@ -1223,6 +1236,7 @@
               <w:rPr>
                 <w:webHidden/>
                 <w:rStyle w:val="Enlacedelndice"/>
+                <w:vanish w:val="false"/>
               </w:rPr>
               <w:t>3.1 Objetivos generales</w:t>
               <w:tab/>
@@ -1244,6 +1258,7 @@
               <w:rPr>
                 <w:webHidden/>
                 <w:rStyle w:val="Enlacedelndice"/>
+                <w:vanish w:val="false"/>
               </w:rPr>
               <w:t>3.2 Objetivos específicos</w:t>
               <w:tab/>
@@ -1265,6 +1280,7 @@
               <w:rPr>
                 <w:webHidden/>
                 <w:rStyle w:val="Enlacedelndice"/>
+                <w:vanish w:val="false"/>
               </w:rPr>
               <w:t>3.3 Restricciones</w:t>
               <w:tab/>
@@ -1286,6 +1302,7 @@
               <w:rPr>
                 <w:webHidden/>
                 <w:rStyle w:val="Enlacedelndice"/>
+                <w:vanish w:val="false"/>
               </w:rPr>
               <w:t>4. VISTA DE CASOS DE USO – ACTORES Y FUNCIONALIDADES</w:t>
               <w:tab/>
@@ -1307,6 +1324,7 @@
               <w:rPr>
                 <w:webHidden/>
                 <w:rStyle w:val="Enlacedelndice"/>
+                <w:vanish w:val="false"/>
               </w:rPr>
               <w:t>4.1 Descripción de actores</w:t>
               <w:tab/>
@@ -1328,6 +1346,7 @@
               <w:rPr>
                 <w:webHidden/>
                 <w:rStyle w:val="Enlacedelndice"/>
+                <w:vanish w:val="false"/>
               </w:rPr>
               <w:t>4.2 Diagrama de Casos de Uso</w:t>
               <w:tab/>
@@ -1349,6 +1368,7 @@
               <w:rPr>
                 <w:webHidden/>
                 <w:rStyle w:val="Enlacedelndice"/>
+                <w:vanish w:val="false"/>
               </w:rPr>
               <w:t>4.3 Descripción de Casos de Uso</w:t>
               <w:tab/>
@@ -1370,6 +1390,7 @@
               <w:rPr>
                 <w:webHidden/>
                 <w:rStyle w:val="Enlacedelndice"/>
+                <w:vanish w:val="false"/>
               </w:rPr>
               <w:t>4.4 Especificación de Casos de Uso</w:t>
               <w:tab/>
@@ -1391,6 +1412,7 @@
               <w:rPr>
                 <w:webHidden/>
                 <w:rStyle w:val="Enlacedelndice"/>
+                <w:vanish w:val="false"/>
               </w:rPr>
               <w:t>5. VISTA LÓGICA – ESTRUCTURA DEL SISTEMA</w:t>
               <w:tab/>
@@ -1412,6 +1434,7 @@
               <w:rPr>
                 <w:webHidden/>
                 <w:rStyle w:val="Enlacedelndice"/>
+                <w:vanish w:val="false"/>
               </w:rPr>
               <w:t>5.1 Estructura de archivos</w:t>
               <w:tab/>
@@ -1433,6 +1456,7 @@
               <w:rPr>
                 <w:webHidden/>
                 <w:rStyle w:val="Enlacedelndice"/>
+                <w:vanish w:val="false"/>
               </w:rPr>
               <w:t>5.2 Descripción de módulos</w:t>
               <w:tab/>
@@ -1454,6 +1478,7 @@
               <w:rPr>
                 <w:webHidden/>
                 <w:rStyle w:val="Enlacedelndice"/>
+                <w:vanish w:val="false"/>
               </w:rPr>
               <w:t>5.3 Diagrama de clases</w:t>
               <w:tab/>
@@ -1475,6 +1500,7 @@
               <w:rPr>
                 <w:webHidden/>
                 <w:rStyle w:val="Enlacedelndice"/>
+                <w:vanish w:val="false"/>
               </w:rPr>
               <w:t>6. VISTA DE DATOS</w:t>
               <w:tab/>
@@ -1496,6 +1522,7 @@
               <w:rPr>
                 <w:webHidden/>
                 <w:rStyle w:val="Enlacedelndice"/>
+                <w:vanish w:val="false"/>
               </w:rPr>
               <w:t>7. CARACTERÍSTICAS ARQUITECTÓNICAS</w:t>
               <w:tab/>
@@ -1505,6 +1532,7 @@
           <w:r>
             <w:rPr>
               <w:rStyle w:val="Enlacedelndice"/>
+              <w:vanish w:val="false"/>
             </w:rPr>
             <w:fldChar w:fldCharType="end"/>
           </w:r>
@@ -1955,7 +1983,7 @@
         <w:rPr/>
         <w:t>3.</w:t>
       </w:r>
-      <w:bookmarkStart w:id="15" w:name="_Toc230396134_Copy_1_Copy_1_Copy_1"/>
+      <w:bookmarkStart w:id="15" w:name="_Toc230396134_Copy_1_Copy_1_Copy_1_Copy_"/>
       <w:r>
         <w:rPr/>
         <w:t xml:space="preserve">1 </w:t>
@@ -2473,18 +2501,8 @@
       </w:pPr>
       <w:r>
         <w:rPr/>
-      </w:r>
-    </w:p>
-    <w:p>
-      <w:pPr>
-        <w:pStyle w:val="Normal"/>
-        <w:jc w:val="both"/>
-        <w:rPr/>
-      </w:pPr>
-      <w:r>
-        <w:rPr/>
         <w:drawing>
-          <wp:anchor behindDoc="0" distT="0" distB="0" distL="0" distR="0" simplePos="0" locked="0" layoutInCell="0" allowOverlap="1" relativeHeight="38">
+          <wp:anchor behindDoc="0" distT="0" distB="0" distL="0" distR="0" simplePos="0" locked="0" layoutInCell="0" allowOverlap="1" relativeHeight="41">
             <wp:simplePos x="0" y="0"/>
             <wp:positionH relativeFrom="column">
               <wp:align>center</wp:align>
@@ -2492,7 +2510,7 @@
             <wp:positionV relativeFrom="paragraph">
               <wp:posOffset>635</wp:posOffset>
             </wp:positionV>
-            <wp:extent cx="5687060" cy="6791960"/>
+            <wp:extent cx="5943600" cy="7009765"/>
             <wp:effectExtent l="0" t="0" r="0" b="0"/>
             <wp:wrapSquare wrapText="largest"/>
             <wp:docPr id="5" name="Imagen1" descr=""/>
@@ -2517,7 +2535,7 @@
                   <pic:spPr bwMode="auto">
                     <a:xfrm>
                       <a:off x="0" y="0"/>
-                      <a:ext cx="5687060" cy="6791960"/>
+                      <a:ext cx="5943600" cy="7009765"/>
                     </a:xfrm>
                     <a:prstGeom prst="rect">
                       <a:avLst/>
@@ -2528,16 +2546,6 @@
             </a:graphic>
           </wp:anchor>
         </w:drawing>
-      </w:r>
-    </w:p>
-    <w:p>
-      <w:pPr>
-        <w:pStyle w:val="Ttulo2"/>
-        <w:spacing w:before="0" w:after="80"/>
-        <w:rPr/>
-      </w:pPr>
-      <w:r>
-        <w:rPr/>
       </w:r>
     </w:p>
     <w:p>
@@ -8466,6 +8474,1804 @@
     </w:p>
     <w:p>
       <w:pPr>
+        <w:pStyle w:val="Normal"/>
+        <w:rPr/>
+      </w:pPr>
+      <w:r>
+        <w:rPr/>
+      </w:r>
+    </w:p>
+    <w:p>
+      <w:pPr>
+        <w:pStyle w:val="Normal"/>
+        <w:rPr/>
+      </w:pPr>
+      <w:r>
+        <w:rPr/>
+      </w:r>
+    </w:p>
+    <w:p>
+      <w:pPr>
+        <w:pStyle w:val="Normal"/>
+        <w:rPr/>
+      </w:pPr>
+      <w:r>
+        <w:rPr/>
+      </w:r>
+    </w:p>
+    <w:p>
+      <w:pPr>
+        <w:pStyle w:val="Normal"/>
+        <w:rPr/>
+      </w:pPr>
+      <w:r>
+        <w:rPr/>
+      </w:r>
+    </w:p>
+    <w:p>
+      <w:pPr>
+        <w:pStyle w:val="Normal"/>
+        <w:rPr/>
+      </w:pPr>
+      <w:r>
+        <w:rPr/>
+      </w:r>
+    </w:p>
+    <w:tbl>
+      <w:tblPr>
+        <w:tblStyle w:val="a"/>
+        <w:tblW w:w="9477" w:type="dxa"/>
+        <w:jc w:val="left"/>
+        <w:tblInd w:w="0" w:type="dxa"/>
+        <w:tblLayout w:type="fixed"/>
+        <w:tblCellMar>
+          <w:top w:w="120" w:type="dxa"/>
+          <w:left w:w="120" w:type="dxa"/>
+          <w:bottom w:w="120" w:type="dxa"/>
+          <w:right w:w="120" w:type="dxa"/>
+        </w:tblCellMar>
+        <w:tblLook w:firstRow="0" w:noVBand="1" w:lastRow="0" w:firstColumn="0" w:lastColumn="0" w:noHBand="1" w:val="0600"/>
+      </w:tblPr>
+      <w:tblGrid>
+        <w:gridCol w:w="1882"/>
+        <w:gridCol w:w="7595"/>
+      </w:tblGrid>
+      <w:tr>
+        <w:trPr>
+          <w:tblHeader w:val="true"/>
+        </w:trPr>
+        <w:tc>
+          <w:tcPr>
+            <w:tcW w:w="9477" w:type="dxa"/>
+            <w:gridSpan w:val="2"/>
+            <w:tcBorders>
+              <w:top w:val="single" w:sz="6" w:space="0" w:color="7F7F7F"/>
+              <w:left w:val="single" w:sz="6" w:space="0" w:color="7F7F7F"/>
+              <w:bottom w:val="single" w:sz="6" w:space="0" w:color="7F7F7F"/>
+              <w:right w:val="single" w:sz="6" w:space="0" w:color="7F7F7F"/>
+            </w:tcBorders>
+            <w:shd w:color="auto" w:fill="F2F2F2" w:val="clear"/>
+          </w:tcPr>
+          <w:p>
+            <w:pPr>
+              <w:pStyle w:val="Normal"/>
+              <w:widowControl w:val="false"/>
+              <w:spacing w:before="0" w:after="0"/>
+              <w:rPr/>
+            </w:pPr>
+            <w:r>
+              <w:rPr>
+                <w:b/>
+                <w:bCs/>
+                <w:sz w:val="22"/>
+                <w:szCs w:val="22"/>
+              </w:rPr>
+              <w:t>CU-1</w:t>
+            </w:r>
+            <w:r>
+              <w:rPr>
+                <w:b/>
+                <w:bCs/>
+                <w:sz w:val="22"/>
+                <w:szCs w:val="22"/>
+              </w:rPr>
+              <w:t>1</w:t>
+            </w:r>
+            <w:r>
+              <w:rPr>
+                <w:b/>
+                <w:bCs/>
+                <w:sz w:val="22"/>
+                <w:szCs w:val="22"/>
+              </w:rPr>
+              <w:t xml:space="preserve"> – </w:t>
+            </w:r>
+            <w:r>
+              <w:rPr>
+                <w:b/>
+                <w:bCs/>
+                <w:sz w:val="22"/>
+                <w:szCs w:val="22"/>
+              </w:rPr>
+              <w:t>VER DETALLE DE MUEBLE</w:t>
+            </w:r>
+          </w:p>
+        </w:tc>
+      </w:tr>
+      <w:tr>
+        <w:trPr/>
+        <w:tc>
+          <w:tcPr>
+            <w:tcW w:w="1882" w:type="dxa"/>
+            <w:tcBorders>
+              <w:top w:val="single" w:sz="6" w:space="0" w:color="7F7F7F"/>
+              <w:left w:val="single" w:sz="6" w:space="0" w:color="7F7F7F"/>
+              <w:bottom w:val="single" w:sz="6" w:space="0" w:color="7F7F7F"/>
+              <w:right w:val="single" w:sz="6" w:space="0" w:color="7F7F7F"/>
+            </w:tcBorders>
+            <w:shd w:color="auto" w:fill="auto" w:val="clear"/>
+          </w:tcPr>
+          <w:p>
+            <w:pPr>
+              <w:pStyle w:val="Normal"/>
+              <w:widowControl w:val="false"/>
+              <w:spacing w:before="0" w:after="0"/>
+              <w:rPr/>
+            </w:pPr>
+            <w:r>
+              <w:rPr>
+                <w:b/>
+                <w:bCs/>
+                <w:sz w:val="22"/>
+                <w:szCs w:val="22"/>
+              </w:rPr>
+              <w:t>Campo</w:t>
+            </w:r>
+          </w:p>
+        </w:tc>
+        <w:tc>
+          <w:tcPr>
+            <w:tcW w:w="7595" w:type="dxa"/>
+            <w:tcBorders>
+              <w:top w:val="single" w:sz="6" w:space="0" w:color="7F7F7F"/>
+              <w:left w:val="single" w:sz="6" w:space="0" w:color="7F7F7F"/>
+              <w:bottom w:val="single" w:sz="6" w:space="0" w:color="7F7F7F"/>
+              <w:right w:val="single" w:sz="6" w:space="0" w:color="7F7F7F"/>
+            </w:tcBorders>
+            <w:shd w:color="auto" w:fill="auto" w:val="clear"/>
+          </w:tcPr>
+          <w:p>
+            <w:pPr>
+              <w:pStyle w:val="Normal"/>
+              <w:widowControl w:val="false"/>
+              <w:spacing w:before="0" w:after="0"/>
+              <w:rPr>
+                <w:b/>
+                <w:bCs/>
+              </w:rPr>
+            </w:pPr>
+            <w:r>
+              <w:rPr>
+                <w:b/>
+                <w:bCs/>
+                <w:sz w:val="22"/>
+                <w:szCs w:val="22"/>
+              </w:rPr>
+              <w:t>Descripción</w:t>
+            </w:r>
+          </w:p>
+        </w:tc>
+      </w:tr>
+      <w:tr>
+        <w:trPr/>
+        <w:tc>
+          <w:tcPr>
+            <w:tcW w:w="1882" w:type="dxa"/>
+            <w:tcBorders>
+              <w:top w:val="single" w:sz="6" w:space="0" w:color="7F7F7F"/>
+              <w:left w:val="single" w:sz="6" w:space="0" w:color="7F7F7F"/>
+              <w:bottom w:val="single" w:sz="6" w:space="0" w:color="7F7F7F"/>
+              <w:right w:val="single" w:sz="6" w:space="0" w:color="7F7F7F"/>
+            </w:tcBorders>
+            <w:shd w:color="auto" w:fill="auto" w:val="clear"/>
+          </w:tcPr>
+          <w:p>
+            <w:pPr>
+              <w:pStyle w:val="Normal"/>
+              <w:widowControl w:val="false"/>
+              <w:spacing w:before="0" w:after="0"/>
+              <w:rPr>
+                <w:b/>
+                <w:bCs/>
+                <w:sz w:val="22"/>
+                <w:szCs w:val="22"/>
+              </w:rPr>
+            </w:pPr>
+            <w:r>
+              <w:rPr>
+                <w:b/>
+                <w:bCs/>
+                <w:sz w:val="22"/>
+                <w:szCs w:val="22"/>
+              </w:rPr>
+              <w:t>Actor principal</w:t>
+            </w:r>
+          </w:p>
+        </w:tc>
+        <w:tc>
+          <w:tcPr>
+            <w:tcW w:w="7595" w:type="dxa"/>
+            <w:tcBorders>
+              <w:top w:val="single" w:sz="6" w:space="0" w:color="7F7F7F"/>
+              <w:left w:val="single" w:sz="6" w:space="0" w:color="7F7F7F"/>
+              <w:bottom w:val="single" w:sz="6" w:space="0" w:color="7F7F7F"/>
+              <w:right w:val="single" w:sz="6" w:space="0" w:color="7F7F7F"/>
+            </w:tcBorders>
+            <w:shd w:color="auto" w:fill="auto" w:val="clear"/>
+          </w:tcPr>
+          <w:p>
+            <w:pPr>
+              <w:pStyle w:val="Normal"/>
+              <w:widowControl w:val="false"/>
+              <w:spacing w:before="0" w:after="0"/>
+              <w:rPr>
+                <w:sz w:val="22"/>
+                <w:szCs w:val="22"/>
+              </w:rPr>
+            </w:pPr>
+            <w:r>
+              <w:rPr>
+                <w:sz w:val="22"/>
+                <w:szCs w:val="22"/>
+              </w:rPr>
+              <w:t>Usuario</w:t>
+            </w:r>
+          </w:p>
+        </w:tc>
+      </w:tr>
+      <w:tr>
+        <w:trPr/>
+        <w:tc>
+          <w:tcPr>
+            <w:tcW w:w="1882" w:type="dxa"/>
+            <w:tcBorders>
+              <w:top w:val="single" w:sz="6" w:space="0" w:color="7F7F7F"/>
+              <w:left w:val="single" w:sz="6" w:space="0" w:color="7F7F7F"/>
+              <w:bottom w:val="single" w:sz="6" w:space="0" w:color="7F7F7F"/>
+              <w:right w:val="single" w:sz="6" w:space="0" w:color="7F7F7F"/>
+            </w:tcBorders>
+            <w:shd w:color="auto" w:fill="auto" w:val="clear"/>
+          </w:tcPr>
+          <w:p>
+            <w:pPr>
+              <w:pStyle w:val="Normal"/>
+              <w:widowControl w:val="false"/>
+              <w:spacing w:before="0" w:after="0"/>
+              <w:rPr>
+                <w:b/>
+                <w:bCs/>
+                <w:sz w:val="22"/>
+                <w:szCs w:val="22"/>
+              </w:rPr>
+            </w:pPr>
+            <w:r>
+              <w:rPr>
+                <w:b/>
+                <w:bCs/>
+                <w:sz w:val="22"/>
+                <w:szCs w:val="22"/>
+              </w:rPr>
+              <w:t>Precondición</w:t>
+            </w:r>
+          </w:p>
+        </w:tc>
+        <w:tc>
+          <w:tcPr>
+            <w:tcW w:w="7595" w:type="dxa"/>
+            <w:tcBorders>
+              <w:top w:val="single" w:sz="6" w:space="0" w:color="7F7F7F"/>
+              <w:left w:val="single" w:sz="6" w:space="0" w:color="7F7F7F"/>
+              <w:bottom w:val="single" w:sz="6" w:space="0" w:color="7F7F7F"/>
+              <w:right w:val="single" w:sz="6" w:space="0" w:color="7F7F7F"/>
+            </w:tcBorders>
+            <w:shd w:color="auto" w:fill="auto" w:val="clear"/>
+          </w:tcPr>
+          <w:p>
+            <w:pPr>
+              <w:pStyle w:val="Normal"/>
+              <w:widowControl w:val="false"/>
+              <w:spacing w:before="0" w:after="0"/>
+              <w:rPr>
+                <w:sz w:val="22"/>
+                <w:szCs w:val="22"/>
+              </w:rPr>
+            </w:pPr>
+            <w:r>
+              <w:rPr>
+                <w:sz w:val="22"/>
+                <w:szCs w:val="22"/>
+              </w:rPr>
+              <w:t>El catálogo está visible con al menos un mueble listado.</w:t>
+            </w:r>
+          </w:p>
+        </w:tc>
+      </w:tr>
+      <w:tr>
+        <w:trPr/>
+        <w:tc>
+          <w:tcPr>
+            <w:tcW w:w="1882" w:type="dxa"/>
+            <w:tcBorders>
+              <w:left w:val="single" w:sz="6" w:space="0" w:color="7F7F7F"/>
+              <w:bottom w:val="single" w:sz="6" w:space="0" w:color="7F7F7F"/>
+              <w:right w:val="single" w:sz="6" w:space="0" w:color="7F7F7F"/>
+            </w:tcBorders>
+            <w:shd w:color="auto" w:fill="auto" w:val="clear"/>
+          </w:tcPr>
+          <w:p>
+            <w:pPr>
+              <w:pStyle w:val="Normal"/>
+              <w:widowControl w:val="false"/>
+              <w:spacing w:before="0" w:after="0"/>
+              <w:rPr>
+                <w:b/>
+                <w:bCs/>
+                <w:sz w:val="22"/>
+                <w:szCs w:val="22"/>
+              </w:rPr>
+            </w:pPr>
+            <w:r>
+              <w:rPr>
+                <w:b/>
+                <w:bCs/>
+                <w:sz w:val="22"/>
+                <w:szCs w:val="22"/>
+              </w:rPr>
+              <w:t>Flujo principal</w:t>
+            </w:r>
+          </w:p>
+        </w:tc>
+        <w:tc>
+          <w:tcPr>
+            <w:tcW w:w="7595" w:type="dxa"/>
+            <w:tcBorders>
+              <w:left w:val="single" w:sz="6" w:space="0" w:color="7F7F7F"/>
+              <w:bottom w:val="single" w:sz="6" w:space="0" w:color="7F7F7F"/>
+              <w:right w:val="single" w:sz="6" w:space="0" w:color="7F7F7F"/>
+            </w:tcBorders>
+            <w:shd w:color="auto" w:fill="auto" w:val="clear"/>
+          </w:tcPr>
+          <w:p>
+            <w:pPr>
+              <w:pStyle w:val="Normal"/>
+              <w:widowControl w:val="false"/>
+              <w:numPr>
+                <w:ilvl w:val="0"/>
+                <w:numId w:val="21"/>
+              </w:numPr>
+              <w:spacing w:before="0" w:after="0"/>
+              <w:rPr>
+                <w:sz w:val="20"/>
+                <w:szCs w:val="20"/>
+              </w:rPr>
+            </w:pPr>
+            <w:r>
+              <w:rPr>
+                <w:sz w:val="20"/>
+                <w:szCs w:val="20"/>
+              </w:rPr>
+              <w:t xml:space="preserve">El usuario hace click sobre un mueble del catálogo. </w:t>
+            </w:r>
+          </w:p>
+          <w:p>
+            <w:pPr>
+              <w:pStyle w:val="Normal"/>
+              <w:widowControl w:val="false"/>
+              <w:numPr>
+                <w:ilvl w:val="0"/>
+                <w:numId w:val="21"/>
+              </w:numPr>
+              <w:spacing w:before="0" w:after="0"/>
+              <w:rPr>
+                <w:sz w:val="20"/>
+                <w:szCs w:val="20"/>
+              </w:rPr>
+            </w:pPr>
+            <w:r>
+              <w:rPr>
+                <w:sz w:val="20"/>
+                <w:szCs w:val="20"/>
+              </w:rPr>
+              <w:t xml:space="preserve">El sistema recupera los datos completos del mueble seleccionado. </w:t>
+            </w:r>
+          </w:p>
+          <w:p>
+            <w:pPr>
+              <w:pStyle w:val="Normal"/>
+              <w:widowControl w:val="false"/>
+              <w:numPr>
+                <w:ilvl w:val="0"/>
+                <w:numId w:val="21"/>
+              </w:numPr>
+              <w:spacing w:before="0" w:after="0"/>
+              <w:rPr>
+                <w:sz w:val="20"/>
+                <w:szCs w:val="20"/>
+              </w:rPr>
+            </w:pPr>
+            <w:r>
+              <w:rPr>
+                <w:sz w:val="20"/>
+                <w:szCs w:val="20"/>
+              </w:rPr>
+              <w:t>Se muestra un modal con descripción, categoría, dimensiones y peso.</w:t>
+            </w:r>
+          </w:p>
+        </w:tc>
+      </w:tr>
+      <w:tr>
+        <w:trPr/>
+        <w:tc>
+          <w:tcPr>
+            <w:tcW w:w="1882" w:type="dxa"/>
+            <w:tcBorders>
+              <w:left w:val="single" w:sz="6" w:space="0" w:color="7F7F7F"/>
+              <w:bottom w:val="single" w:sz="6" w:space="0" w:color="7F7F7F"/>
+              <w:right w:val="single" w:sz="6" w:space="0" w:color="7F7F7F"/>
+            </w:tcBorders>
+            <w:shd w:color="auto" w:fill="auto" w:val="clear"/>
+          </w:tcPr>
+          <w:p>
+            <w:pPr>
+              <w:pStyle w:val="Normal"/>
+              <w:widowControl w:val="false"/>
+              <w:spacing w:before="0" w:after="0"/>
+              <w:rPr>
+                <w:b/>
+                <w:bCs/>
+                <w:sz w:val="22"/>
+                <w:szCs w:val="22"/>
+              </w:rPr>
+            </w:pPr>
+            <w:r>
+              <w:rPr>
+                <w:b/>
+                <w:bCs/>
+                <w:sz w:val="22"/>
+                <w:szCs w:val="22"/>
+              </w:rPr>
+              <w:t>Flujo alternativo</w:t>
+            </w:r>
+          </w:p>
+        </w:tc>
+        <w:tc>
+          <w:tcPr>
+            <w:tcW w:w="7595" w:type="dxa"/>
+            <w:tcBorders>
+              <w:left w:val="single" w:sz="6" w:space="0" w:color="7F7F7F"/>
+              <w:bottom w:val="single" w:sz="6" w:space="0" w:color="7F7F7F"/>
+              <w:right w:val="single" w:sz="6" w:space="0" w:color="7F7F7F"/>
+            </w:tcBorders>
+            <w:shd w:color="auto" w:fill="auto" w:val="clear"/>
+          </w:tcPr>
+          <w:p>
+            <w:pPr>
+              <w:pStyle w:val="Normal"/>
+              <w:widowControl w:val="false"/>
+              <w:spacing w:before="0" w:after="0"/>
+              <w:rPr>
+                <w:sz w:val="22"/>
+                <w:szCs w:val="22"/>
+              </w:rPr>
+            </w:pPr>
+            <w:r>
+              <w:rPr>
+                <w:sz w:val="22"/>
+                <w:szCs w:val="22"/>
+              </w:rPr>
+              <w:t>Si el mueble no existe o fue eliminado entre la carga de la página y el click, se muestra un mensaje de error en el modal.</w:t>
+            </w:r>
+          </w:p>
+        </w:tc>
+      </w:tr>
+      <w:tr>
+        <w:trPr/>
+        <w:tc>
+          <w:tcPr>
+            <w:tcW w:w="1882" w:type="dxa"/>
+            <w:tcBorders>
+              <w:left w:val="single" w:sz="6" w:space="0" w:color="7F7F7F"/>
+              <w:bottom w:val="single" w:sz="6" w:space="0" w:color="7F7F7F"/>
+              <w:right w:val="single" w:sz="6" w:space="0" w:color="7F7F7F"/>
+            </w:tcBorders>
+            <w:shd w:color="auto" w:fill="auto" w:val="clear"/>
+          </w:tcPr>
+          <w:p>
+            <w:pPr>
+              <w:pStyle w:val="Normal"/>
+              <w:widowControl w:val="false"/>
+              <w:spacing w:before="0" w:after="0"/>
+              <w:rPr>
+                <w:b/>
+                <w:bCs/>
+                <w:sz w:val="22"/>
+                <w:szCs w:val="22"/>
+              </w:rPr>
+            </w:pPr>
+            <w:r>
+              <w:rPr>
+                <w:b/>
+                <w:bCs/>
+                <w:sz w:val="22"/>
+                <w:szCs w:val="22"/>
+              </w:rPr>
+              <w:t>Postcondición</w:t>
+            </w:r>
+          </w:p>
+        </w:tc>
+        <w:tc>
+          <w:tcPr>
+            <w:tcW w:w="7595" w:type="dxa"/>
+            <w:tcBorders>
+              <w:left w:val="single" w:sz="6" w:space="0" w:color="7F7F7F"/>
+              <w:bottom w:val="single" w:sz="6" w:space="0" w:color="7F7F7F"/>
+              <w:right w:val="single" w:sz="6" w:space="0" w:color="7F7F7F"/>
+            </w:tcBorders>
+            <w:shd w:color="auto" w:fill="auto" w:val="clear"/>
+          </w:tcPr>
+          <w:p>
+            <w:pPr>
+              <w:pStyle w:val="Cuerpodetexto"/>
+              <w:widowControl w:val="false"/>
+              <w:spacing w:before="0" w:after="140"/>
+              <w:rPr>
+                <w:sz w:val="22"/>
+                <w:szCs w:val="22"/>
+              </w:rPr>
+            </w:pPr>
+            <w:r>
+              <w:rPr>
+                <w:sz w:val="22"/>
+                <w:szCs w:val="22"/>
+              </w:rPr>
+              <w:t>El modal se cierra al hacer click fuera de él o en el botón de cerrar, sin alterar el catálogo.</w:t>
+            </w:r>
+          </w:p>
+        </w:tc>
+      </w:tr>
+      <w:tr>
+        <w:trPr/>
+        <w:tc>
+          <w:tcPr>
+            <w:tcW w:w="1882" w:type="dxa"/>
+            <w:tcBorders>
+              <w:left w:val="single" w:sz="6" w:space="0" w:color="7F7F7F"/>
+              <w:bottom w:val="single" w:sz="6" w:space="0" w:color="7F7F7F"/>
+              <w:right w:val="single" w:sz="6" w:space="0" w:color="7F7F7F"/>
+            </w:tcBorders>
+            <w:shd w:color="auto" w:fill="auto" w:val="clear"/>
+          </w:tcPr>
+          <w:p>
+            <w:pPr>
+              <w:pStyle w:val="Normal"/>
+              <w:widowControl w:val="false"/>
+              <w:spacing w:before="0" w:after="0"/>
+              <w:rPr>
+                <w:b/>
+                <w:bCs/>
+                <w:sz w:val="22"/>
+                <w:szCs w:val="22"/>
+              </w:rPr>
+            </w:pPr>
+            <w:r>
+              <w:rPr>
+                <w:b/>
+                <w:bCs/>
+                <w:sz w:val="22"/>
+                <w:szCs w:val="22"/>
+              </w:rPr>
+              <w:t>RF asociado</w:t>
+            </w:r>
+          </w:p>
+        </w:tc>
+        <w:tc>
+          <w:tcPr>
+            <w:tcW w:w="7595" w:type="dxa"/>
+            <w:tcBorders>
+              <w:left w:val="single" w:sz="6" w:space="0" w:color="7F7F7F"/>
+              <w:bottom w:val="single" w:sz="6" w:space="0" w:color="7F7F7F"/>
+              <w:right w:val="single" w:sz="6" w:space="0" w:color="7F7F7F"/>
+            </w:tcBorders>
+            <w:shd w:color="auto" w:fill="auto" w:val="clear"/>
+          </w:tcPr>
+          <w:p>
+            <w:pPr>
+              <w:pStyle w:val="Normal"/>
+              <w:widowControl w:val="false"/>
+              <w:spacing w:before="0" w:after="0"/>
+              <w:rPr>
+                <w:sz w:val="22"/>
+                <w:szCs w:val="22"/>
+              </w:rPr>
+            </w:pPr>
+            <w:r>
+              <w:rPr>
+                <w:sz w:val="22"/>
+                <w:szCs w:val="22"/>
+              </w:rPr>
+              <w:t>RF-</w:t>
+            </w:r>
+            <w:r>
+              <w:rPr>
+                <w:sz w:val="22"/>
+                <w:szCs w:val="22"/>
+              </w:rPr>
+              <w:t>10</w:t>
+            </w:r>
+          </w:p>
+        </w:tc>
+      </w:tr>
+    </w:tbl>
+    <w:p>
+      <w:pPr>
+        <w:pStyle w:val="Normal"/>
+        <w:rPr/>
+      </w:pPr>
+      <w:r>
+        <w:rPr/>
+      </w:r>
+    </w:p>
+    <w:tbl>
+      <w:tblPr>
+        <w:tblStyle w:val="a"/>
+        <w:tblW w:w="9477" w:type="dxa"/>
+        <w:jc w:val="left"/>
+        <w:tblInd w:w="0" w:type="dxa"/>
+        <w:tblLayout w:type="fixed"/>
+        <w:tblCellMar>
+          <w:top w:w="120" w:type="dxa"/>
+          <w:left w:w="120" w:type="dxa"/>
+          <w:bottom w:w="120" w:type="dxa"/>
+          <w:right w:w="120" w:type="dxa"/>
+        </w:tblCellMar>
+        <w:tblLook w:firstRow="0" w:noVBand="1" w:lastRow="0" w:firstColumn="0" w:lastColumn="0" w:noHBand="1" w:val="0600"/>
+      </w:tblPr>
+      <w:tblGrid>
+        <w:gridCol w:w="1882"/>
+        <w:gridCol w:w="7595"/>
+      </w:tblGrid>
+      <w:tr>
+        <w:trPr>
+          <w:tblHeader w:val="true"/>
+        </w:trPr>
+        <w:tc>
+          <w:tcPr>
+            <w:tcW w:w="9477" w:type="dxa"/>
+            <w:gridSpan w:val="2"/>
+            <w:tcBorders>
+              <w:top w:val="single" w:sz="6" w:space="0" w:color="7F7F7F"/>
+              <w:left w:val="single" w:sz="6" w:space="0" w:color="7F7F7F"/>
+              <w:bottom w:val="single" w:sz="6" w:space="0" w:color="7F7F7F"/>
+              <w:right w:val="single" w:sz="6" w:space="0" w:color="7F7F7F"/>
+            </w:tcBorders>
+            <w:shd w:color="auto" w:fill="F2F2F2" w:val="clear"/>
+          </w:tcPr>
+          <w:p>
+            <w:pPr>
+              <w:pStyle w:val="Normal"/>
+              <w:widowControl w:val="false"/>
+              <w:spacing w:before="0" w:after="0"/>
+              <w:rPr/>
+            </w:pPr>
+            <w:r>
+              <w:rPr>
+                <w:b/>
+                <w:bCs/>
+                <w:sz w:val="22"/>
+                <w:szCs w:val="22"/>
+              </w:rPr>
+              <w:t>CU-1</w:t>
+            </w:r>
+            <w:r>
+              <w:rPr>
+                <w:b/>
+                <w:bCs/>
+                <w:sz w:val="22"/>
+                <w:szCs w:val="22"/>
+              </w:rPr>
+              <w:t>2 – LISTAR CATEGORÍAS</w:t>
+            </w:r>
+          </w:p>
+        </w:tc>
+      </w:tr>
+      <w:tr>
+        <w:trPr/>
+        <w:tc>
+          <w:tcPr>
+            <w:tcW w:w="1882" w:type="dxa"/>
+            <w:tcBorders>
+              <w:top w:val="single" w:sz="6" w:space="0" w:color="7F7F7F"/>
+              <w:left w:val="single" w:sz="6" w:space="0" w:color="7F7F7F"/>
+              <w:bottom w:val="single" w:sz="6" w:space="0" w:color="7F7F7F"/>
+              <w:right w:val="single" w:sz="6" w:space="0" w:color="7F7F7F"/>
+            </w:tcBorders>
+            <w:shd w:color="auto" w:fill="auto" w:val="clear"/>
+          </w:tcPr>
+          <w:p>
+            <w:pPr>
+              <w:pStyle w:val="Normal"/>
+              <w:widowControl w:val="false"/>
+              <w:spacing w:before="0" w:after="0"/>
+              <w:rPr/>
+            </w:pPr>
+            <w:r>
+              <w:rPr>
+                <w:b/>
+                <w:bCs/>
+                <w:sz w:val="22"/>
+                <w:szCs w:val="22"/>
+              </w:rPr>
+              <w:t>Campo</w:t>
+            </w:r>
+          </w:p>
+        </w:tc>
+        <w:tc>
+          <w:tcPr>
+            <w:tcW w:w="7595" w:type="dxa"/>
+            <w:tcBorders>
+              <w:top w:val="single" w:sz="6" w:space="0" w:color="7F7F7F"/>
+              <w:left w:val="single" w:sz="6" w:space="0" w:color="7F7F7F"/>
+              <w:bottom w:val="single" w:sz="6" w:space="0" w:color="7F7F7F"/>
+              <w:right w:val="single" w:sz="6" w:space="0" w:color="7F7F7F"/>
+            </w:tcBorders>
+            <w:shd w:color="auto" w:fill="auto" w:val="clear"/>
+          </w:tcPr>
+          <w:p>
+            <w:pPr>
+              <w:pStyle w:val="Normal"/>
+              <w:widowControl w:val="false"/>
+              <w:spacing w:before="0" w:after="0"/>
+              <w:rPr>
+                <w:b/>
+                <w:bCs/>
+              </w:rPr>
+            </w:pPr>
+            <w:r>
+              <w:rPr>
+                <w:b/>
+                <w:bCs/>
+                <w:sz w:val="22"/>
+                <w:szCs w:val="22"/>
+              </w:rPr>
+              <w:t>Descripción</w:t>
+            </w:r>
+          </w:p>
+        </w:tc>
+      </w:tr>
+      <w:tr>
+        <w:trPr/>
+        <w:tc>
+          <w:tcPr>
+            <w:tcW w:w="1882" w:type="dxa"/>
+            <w:tcBorders>
+              <w:top w:val="single" w:sz="6" w:space="0" w:color="7F7F7F"/>
+              <w:left w:val="single" w:sz="6" w:space="0" w:color="7F7F7F"/>
+              <w:bottom w:val="single" w:sz="6" w:space="0" w:color="7F7F7F"/>
+              <w:right w:val="single" w:sz="6" w:space="0" w:color="7F7F7F"/>
+            </w:tcBorders>
+            <w:shd w:color="auto" w:fill="auto" w:val="clear"/>
+          </w:tcPr>
+          <w:p>
+            <w:pPr>
+              <w:pStyle w:val="Normal"/>
+              <w:widowControl w:val="false"/>
+              <w:spacing w:before="0" w:after="0"/>
+              <w:rPr>
+                <w:b/>
+                <w:bCs/>
+                <w:sz w:val="22"/>
+                <w:szCs w:val="22"/>
+              </w:rPr>
+            </w:pPr>
+            <w:r>
+              <w:rPr>
+                <w:b/>
+                <w:bCs/>
+                <w:sz w:val="22"/>
+                <w:szCs w:val="22"/>
+              </w:rPr>
+              <w:t>Actor principal</w:t>
+            </w:r>
+          </w:p>
+        </w:tc>
+        <w:tc>
+          <w:tcPr>
+            <w:tcW w:w="7595" w:type="dxa"/>
+            <w:tcBorders>
+              <w:top w:val="single" w:sz="6" w:space="0" w:color="7F7F7F"/>
+              <w:left w:val="single" w:sz="6" w:space="0" w:color="7F7F7F"/>
+              <w:bottom w:val="single" w:sz="6" w:space="0" w:color="7F7F7F"/>
+              <w:right w:val="single" w:sz="6" w:space="0" w:color="7F7F7F"/>
+            </w:tcBorders>
+            <w:shd w:color="auto" w:fill="auto" w:val="clear"/>
+          </w:tcPr>
+          <w:p>
+            <w:pPr>
+              <w:pStyle w:val="Normal"/>
+              <w:widowControl w:val="false"/>
+              <w:spacing w:before="0" w:after="0"/>
+              <w:rPr>
+                <w:sz w:val="22"/>
+                <w:szCs w:val="22"/>
+              </w:rPr>
+            </w:pPr>
+            <w:r>
+              <w:rPr>
+                <w:sz w:val="22"/>
+                <w:szCs w:val="22"/>
+              </w:rPr>
+              <w:t>Administrador</w:t>
+            </w:r>
+          </w:p>
+        </w:tc>
+      </w:tr>
+      <w:tr>
+        <w:trPr/>
+        <w:tc>
+          <w:tcPr>
+            <w:tcW w:w="1882" w:type="dxa"/>
+            <w:tcBorders>
+              <w:top w:val="single" w:sz="6" w:space="0" w:color="7F7F7F"/>
+              <w:left w:val="single" w:sz="6" w:space="0" w:color="7F7F7F"/>
+              <w:bottom w:val="single" w:sz="6" w:space="0" w:color="7F7F7F"/>
+              <w:right w:val="single" w:sz="6" w:space="0" w:color="7F7F7F"/>
+            </w:tcBorders>
+            <w:shd w:color="auto" w:fill="auto" w:val="clear"/>
+          </w:tcPr>
+          <w:p>
+            <w:pPr>
+              <w:pStyle w:val="Normal"/>
+              <w:widowControl w:val="false"/>
+              <w:spacing w:before="0" w:after="0"/>
+              <w:rPr>
+                <w:b/>
+                <w:bCs/>
+                <w:sz w:val="22"/>
+                <w:szCs w:val="22"/>
+              </w:rPr>
+            </w:pPr>
+            <w:r>
+              <w:rPr>
+                <w:b/>
+                <w:bCs/>
+                <w:sz w:val="22"/>
+                <w:szCs w:val="22"/>
+              </w:rPr>
+              <w:t>Precondición</w:t>
+            </w:r>
+          </w:p>
+        </w:tc>
+        <w:tc>
+          <w:tcPr>
+            <w:tcW w:w="7595" w:type="dxa"/>
+            <w:tcBorders>
+              <w:top w:val="single" w:sz="6" w:space="0" w:color="7F7F7F"/>
+              <w:left w:val="single" w:sz="6" w:space="0" w:color="7F7F7F"/>
+              <w:bottom w:val="single" w:sz="6" w:space="0" w:color="7F7F7F"/>
+              <w:right w:val="single" w:sz="6" w:space="0" w:color="7F7F7F"/>
+            </w:tcBorders>
+            <w:shd w:color="auto" w:fill="auto" w:val="clear"/>
+          </w:tcPr>
+          <w:p>
+            <w:pPr>
+              <w:pStyle w:val="Normal"/>
+              <w:widowControl w:val="false"/>
+              <w:spacing w:before="0" w:after="0"/>
+              <w:rPr>
+                <w:sz w:val="22"/>
+                <w:szCs w:val="22"/>
+              </w:rPr>
+            </w:pPr>
+            <w:r>
+              <w:rPr>
+                <w:sz w:val="22"/>
+                <w:szCs w:val="22"/>
+              </w:rPr>
+              <w:t>El administrador tiene una sesión activa.</w:t>
+            </w:r>
+          </w:p>
+        </w:tc>
+      </w:tr>
+      <w:tr>
+        <w:trPr/>
+        <w:tc>
+          <w:tcPr>
+            <w:tcW w:w="1882" w:type="dxa"/>
+            <w:tcBorders>
+              <w:left w:val="single" w:sz="6" w:space="0" w:color="7F7F7F"/>
+              <w:bottom w:val="single" w:sz="6" w:space="0" w:color="7F7F7F"/>
+              <w:right w:val="single" w:sz="6" w:space="0" w:color="7F7F7F"/>
+            </w:tcBorders>
+            <w:shd w:color="auto" w:fill="auto" w:val="clear"/>
+          </w:tcPr>
+          <w:p>
+            <w:pPr>
+              <w:pStyle w:val="Normal"/>
+              <w:widowControl w:val="false"/>
+              <w:spacing w:before="0" w:after="0"/>
+              <w:rPr>
+                <w:b/>
+                <w:bCs/>
+                <w:sz w:val="22"/>
+                <w:szCs w:val="22"/>
+              </w:rPr>
+            </w:pPr>
+            <w:r>
+              <w:rPr>
+                <w:b/>
+                <w:bCs/>
+                <w:sz w:val="22"/>
+                <w:szCs w:val="22"/>
+              </w:rPr>
+              <w:t>Flujo principal</w:t>
+            </w:r>
+          </w:p>
+        </w:tc>
+        <w:tc>
+          <w:tcPr>
+            <w:tcW w:w="7595" w:type="dxa"/>
+            <w:tcBorders>
+              <w:left w:val="single" w:sz="6" w:space="0" w:color="7F7F7F"/>
+              <w:bottom w:val="single" w:sz="6" w:space="0" w:color="7F7F7F"/>
+              <w:right w:val="single" w:sz="6" w:space="0" w:color="7F7F7F"/>
+            </w:tcBorders>
+            <w:shd w:color="auto" w:fill="auto" w:val="clear"/>
+          </w:tcPr>
+          <w:p>
+            <w:pPr>
+              <w:pStyle w:val="Normal"/>
+              <w:widowControl w:val="false"/>
+              <w:numPr>
+                <w:ilvl w:val="0"/>
+                <w:numId w:val="22"/>
+              </w:numPr>
+              <w:spacing w:before="0" w:after="0"/>
+              <w:rPr/>
+            </w:pPr>
+            <w:r>
+              <w:rPr>
+                <w:sz w:val="20"/>
+                <w:szCs w:val="20"/>
+              </w:rPr>
+              <w:t xml:space="preserve">El administrador accede al panel de gestión de categorías. </w:t>
+            </w:r>
+          </w:p>
+          <w:p>
+            <w:pPr>
+              <w:pStyle w:val="Normal"/>
+              <w:widowControl w:val="false"/>
+              <w:numPr>
+                <w:ilvl w:val="0"/>
+                <w:numId w:val="22"/>
+              </w:numPr>
+              <w:spacing w:before="0" w:after="0"/>
+              <w:rPr/>
+            </w:pPr>
+            <w:r>
+              <w:rPr>
+                <w:sz w:val="20"/>
+                <w:szCs w:val="20"/>
+              </w:rPr>
+              <w:t xml:space="preserve">El sistema consulta la tabla categoria. </w:t>
+            </w:r>
+          </w:p>
+          <w:p>
+            <w:pPr>
+              <w:pStyle w:val="Normal"/>
+              <w:widowControl w:val="false"/>
+              <w:numPr>
+                <w:ilvl w:val="0"/>
+                <w:numId w:val="22"/>
+              </w:numPr>
+              <w:spacing w:before="0" w:after="0"/>
+              <w:rPr>
+                <w:sz w:val="20"/>
+                <w:szCs w:val="20"/>
+              </w:rPr>
+            </w:pPr>
+            <w:r>
+              <w:rPr>
+                <w:sz w:val="20"/>
+                <w:szCs w:val="20"/>
+              </w:rPr>
+              <w:t>Se muestra el listado de categorías con nombre y cantidad de muebles asociados.</w:t>
+            </w:r>
+          </w:p>
+        </w:tc>
+      </w:tr>
+      <w:tr>
+        <w:trPr/>
+        <w:tc>
+          <w:tcPr>
+            <w:tcW w:w="1882" w:type="dxa"/>
+            <w:tcBorders>
+              <w:left w:val="single" w:sz="6" w:space="0" w:color="7F7F7F"/>
+              <w:bottom w:val="single" w:sz="6" w:space="0" w:color="7F7F7F"/>
+              <w:right w:val="single" w:sz="6" w:space="0" w:color="7F7F7F"/>
+            </w:tcBorders>
+            <w:shd w:color="auto" w:fill="auto" w:val="clear"/>
+          </w:tcPr>
+          <w:p>
+            <w:pPr>
+              <w:pStyle w:val="Normal"/>
+              <w:widowControl w:val="false"/>
+              <w:spacing w:before="0" w:after="0"/>
+              <w:rPr>
+                <w:b/>
+                <w:bCs/>
+                <w:sz w:val="22"/>
+                <w:szCs w:val="22"/>
+              </w:rPr>
+            </w:pPr>
+            <w:r>
+              <w:rPr>
+                <w:b/>
+                <w:bCs/>
+                <w:sz w:val="22"/>
+                <w:szCs w:val="22"/>
+              </w:rPr>
+              <w:t>Flujo alternativo</w:t>
+            </w:r>
+          </w:p>
+        </w:tc>
+        <w:tc>
+          <w:tcPr>
+            <w:tcW w:w="7595" w:type="dxa"/>
+            <w:tcBorders>
+              <w:left w:val="single" w:sz="6" w:space="0" w:color="7F7F7F"/>
+              <w:bottom w:val="single" w:sz="6" w:space="0" w:color="7F7F7F"/>
+              <w:right w:val="single" w:sz="6" w:space="0" w:color="7F7F7F"/>
+            </w:tcBorders>
+            <w:shd w:color="auto" w:fill="auto" w:val="clear"/>
+          </w:tcPr>
+          <w:p>
+            <w:pPr>
+              <w:pStyle w:val="Normal"/>
+              <w:widowControl w:val="false"/>
+              <w:spacing w:before="0" w:after="0"/>
+              <w:rPr>
+                <w:sz w:val="22"/>
+                <w:szCs w:val="22"/>
+              </w:rPr>
+            </w:pPr>
+            <w:r>
+              <w:rPr>
+                <w:sz w:val="22"/>
+                <w:szCs w:val="22"/>
+              </w:rPr>
+              <w:t>Si no hay categorías registradas, se muestra el mensaje "No hay categorías registradas."</w:t>
+            </w:r>
+          </w:p>
+        </w:tc>
+      </w:tr>
+      <w:tr>
+        <w:trPr/>
+        <w:tc>
+          <w:tcPr>
+            <w:tcW w:w="1882" w:type="dxa"/>
+            <w:tcBorders>
+              <w:left w:val="single" w:sz="6" w:space="0" w:color="7F7F7F"/>
+              <w:bottom w:val="single" w:sz="6" w:space="0" w:color="7F7F7F"/>
+              <w:right w:val="single" w:sz="6" w:space="0" w:color="7F7F7F"/>
+            </w:tcBorders>
+            <w:shd w:color="auto" w:fill="auto" w:val="clear"/>
+          </w:tcPr>
+          <w:p>
+            <w:pPr>
+              <w:pStyle w:val="Normal"/>
+              <w:widowControl w:val="false"/>
+              <w:spacing w:before="0" w:after="0"/>
+              <w:rPr>
+                <w:b/>
+                <w:bCs/>
+                <w:sz w:val="22"/>
+                <w:szCs w:val="22"/>
+              </w:rPr>
+            </w:pPr>
+            <w:r>
+              <w:rPr>
+                <w:b/>
+                <w:bCs/>
+                <w:sz w:val="22"/>
+                <w:szCs w:val="22"/>
+              </w:rPr>
+              <w:t>Postcondición</w:t>
+            </w:r>
+          </w:p>
+        </w:tc>
+        <w:tc>
+          <w:tcPr>
+            <w:tcW w:w="7595" w:type="dxa"/>
+            <w:tcBorders>
+              <w:left w:val="single" w:sz="6" w:space="0" w:color="7F7F7F"/>
+              <w:bottom w:val="single" w:sz="6" w:space="0" w:color="7F7F7F"/>
+              <w:right w:val="single" w:sz="6" w:space="0" w:color="7F7F7F"/>
+            </w:tcBorders>
+            <w:shd w:color="auto" w:fill="auto" w:val="clear"/>
+          </w:tcPr>
+          <w:p>
+            <w:pPr>
+              <w:pStyle w:val="Cuerpodetexto"/>
+              <w:widowControl w:val="false"/>
+              <w:spacing w:before="0" w:after="140"/>
+              <w:rPr>
+                <w:sz w:val="22"/>
+                <w:szCs w:val="22"/>
+              </w:rPr>
+            </w:pPr>
+            <w:r>
+              <w:rPr>
+                <w:sz w:val="22"/>
+                <w:szCs w:val="22"/>
+              </w:rPr>
+              <w:t>El listado se muestra actualizado con los datos vigentes.</w:t>
+            </w:r>
+          </w:p>
+        </w:tc>
+      </w:tr>
+      <w:tr>
+        <w:trPr/>
+        <w:tc>
+          <w:tcPr>
+            <w:tcW w:w="1882" w:type="dxa"/>
+            <w:tcBorders>
+              <w:left w:val="single" w:sz="6" w:space="0" w:color="7F7F7F"/>
+              <w:bottom w:val="single" w:sz="6" w:space="0" w:color="7F7F7F"/>
+              <w:right w:val="single" w:sz="6" w:space="0" w:color="7F7F7F"/>
+            </w:tcBorders>
+            <w:shd w:color="auto" w:fill="auto" w:val="clear"/>
+          </w:tcPr>
+          <w:p>
+            <w:pPr>
+              <w:pStyle w:val="Normal"/>
+              <w:widowControl w:val="false"/>
+              <w:spacing w:before="0" w:after="0"/>
+              <w:rPr>
+                <w:b/>
+                <w:bCs/>
+                <w:sz w:val="22"/>
+                <w:szCs w:val="22"/>
+              </w:rPr>
+            </w:pPr>
+            <w:r>
+              <w:rPr>
+                <w:b/>
+                <w:bCs/>
+                <w:sz w:val="22"/>
+                <w:szCs w:val="22"/>
+              </w:rPr>
+              <w:t>RF asociado</w:t>
+            </w:r>
+          </w:p>
+        </w:tc>
+        <w:tc>
+          <w:tcPr>
+            <w:tcW w:w="7595" w:type="dxa"/>
+            <w:tcBorders>
+              <w:left w:val="single" w:sz="6" w:space="0" w:color="7F7F7F"/>
+              <w:bottom w:val="single" w:sz="6" w:space="0" w:color="7F7F7F"/>
+              <w:right w:val="single" w:sz="6" w:space="0" w:color="7F7F7F"/>
+            </w:tcBorders>
+            <w:shd w:color="auto" w:fill="auto" w:val="clear"/>
+          </w:tcPr>
+          <w:p>
+            <w:pPr>
+              <w:pStyle w:val="Normal"/>
+              <w:widowControl w:val="false"/>
+              <w:spacing w:before="0" w:after="0"/>
+              <w:rPr>
+                <w:sz w:val="22"/>
+                <w:szCs w:val="22"/>
+              </w:rPr>
+            </w:pPr>
+            <w:r>
+              <w:rPr>
+                <w:sz w:val="22"/>
+                <w:szCs w:val="22"/>
+              </w:rPr>
+              <w:t>RF-09</w:t>
+            </w:r>
+          </w:p>
+        </w:tc>
+      </w:tr>
+    </w:tbl>
+    <w:p>
+      <w:pPr>
+        <w:pStyle w:val="Normal"/>
+        <w:spacing w:before="0" w:after="120"/>
+        <w:rPr/>
+      </w:pPr>
+      <w:r>
+        <w:rPr/>
+      </w:r>
+    </w:p>
+    <w:p>
+      <w:pPr>
+        <w:pStyle w:val="Normal"/>
+        <w:spacing w:before="0" w:after="120"/>
+        <w:rPr/>
+      </w:pPr>
+      <w:r>
+        <w:rPr/>
+      </w:r>
+    </w:p>
+    <w:tbl>
+      <w:tblPr>
+        <w:tblStyle w:val="a"/>
+        <w:tblW w:w="9477" w:type="dxa"/>
+        <w:jc w:val="left"/>
+        <w:tblInd w:w="0" w:type="dxa"/>
+        <w:tblLayout w:type="fixed"/>
+        <w:tblCellMar>
+          <w:top w:w="120" w:type="dxa"/>
+          <w:left w:w="120" w:type="dxa"/>
+          <w:bottom w:w="120" w:type="dxa"/>
+          <w:right w:w="120" w:type="dxa"/>
+        </w:tblCellMar>
+        <w:tblLook w:firstRow="0" w:noVBand="1" w:lastRow="0" w:firstColumn="0" w:lastColumn="0" w:noHBand="1" w:val="0600"/>
+      </w:tblPr>
+      <w:tblGrid>
+        <w:gridCol w:w="1882"/>
+        <w:gridCol w:w="7595"/>
+      </w:tblGrid>
+      <w:tr>
+        <w:trPr>
+          <w:tblHeader w:val="true"/>
+        </w:trPr>
+        <w:tc>
+          <w:tcPr>
+            <w:tcW w:w="9477" w:type="dxa"/>
+            <w:gridSpan w:val="2"/>
+            <w:tcBorders>
+              <w:top w:val="single" w:sz="6" w:space="0" w:color="7F7F7F"/>
+              <w:left w:val="single" w:sz="6" w:space="0" w:color="7F7F7F"/>
+              <w:bottom w:val="single" w:sz="6" w:space="0" w:color="7F7F7F"/>
+              <w:right w:val="single" w:sz="6" w:space="0" w:color="7F7F7F"/>
+            </w:tcBorders>
+            <w:shd w:color="auto" w:fill="F2F2F2" w:val="clear"/>
+          </w:tcPr>
+          <w:p>
+            <w:pPr>
+              <w:pStyle w:val="Normal"/>
+              <w:widowControl w:val="false"/>
+              <w:spacing w:before="0" w:after="0"/>
+              <w:rPr/>
+            </w:pPr>
+            <w:r>
+              <w:rPr>
+                <w:b/>
+                <w:bCs/>
+                <w:sz w:val="22"/>
+                <w:szCs w:val="22"/>
+              </w:rPr>
+              <w:t>CU-1</w:t>
+            </w:r>
+            <w:r>
+              <w:rPr>
+                <w:b/>
+                <w:bCs/>
+                <w:sz w:val="22"/>
+                <w:szCs w:val="22"/>
+              </w:rPr>
+              <w:t>2 – VER DETALLE DE CATEGORÍA (muebles asociados)</w:t>
+            </w:r>
+          </w:p>
+        </w:tc>
+      </w:tr>
+      <w:tr>
+        <w:trPr/>
+        <w:tc>
+          <w:tcPr>
+            <w:tcW w:w="1882" w:type="dxa"/>
+            <w:tcBorders>
+              <w:top w:val="single" w:sz="6" w:space="0" w:color="7F7F7F"/>
+              <w:left w:val="single" w:sz="6" w:space="0" w:color="7F7F7F"/>
+              <w:bottom w:val="single" w:sz="6" w:space="0" w:color="7F7F7F"/>
+              <w:right w:val="single" w:sz="6" w:space="0" w:color="7F7F7F"/>
+            </w:tcBorders>
+            <w:shd w:color="auto" w:fill="auto" w:val="clear"/>
+          </w:tcPr>
+          <w:p>
+            <w:pPr>
+              <w:pStyle w:val="Normal"/>
+              <w:widowControl w:val="false"/>
+              <w:spacing w:before="0" w:after="0"/>
+              <w:rPr/>
+            </w:pPr>
+            <w:r>
+              <w:rPr>
+                <w:b/>
+                <w:bCs/>
+                <w:sz w:val="22"/>
+                <w:szCs w:val="22"/>
+              </w:rPr>
+              <w:t>Campo</w:t>
+            </w:r>
+          </w:p>
+        </w:tc>
+        <w:tc>
+          <w:tcPr>
+            <w:tcW w:w="7595" w:type="dxa"/>
+            <w:tcBorders>
+              <w:top w:val="single" w:sz="6" w:space="0" w:color="7F7F7F"/>
+              <w:left w:val="single" w:sz="6" w:space="0" w:color="7F7F7F"/>
+              <w:bottom w:val="single" w:sz="6" w:space="0" w:color="7F7F7F"/>
+              <w:right w:val="single" w:sz="6" w:space="0" w:color="7F7F7F"/>
+            </w:tcBorders>
+            <w:shd w:color="auto" w:fill="auto" w:val="clear"/>
+          </w:tcPr>
+          <w:p>
+            <w:pPr>
+              <w:pStyle w:val="Normal"/>
+              <w:widowControl w:val="false"/>
+              <w:spacing w:before="0" w:after="0"/>
+              <w:rPr>
+                <w:b/>
+                <w:bCs/>
+              </w:rPr>
+            </w:pPr>
+            <w:r>
+              <w:rPr>
+                <w:b/>
+                <w:bCs/>
+                <w:sz w:val="22"/>
+                <w:szCs w:val="22"/>
+              </w:rPr>
+              <w:t>Descripción</w:t>
+            </w:r>
+          </w:p>
+        </w:tc>
+      </w:tr>
+      <w:tr>
+        <w:trPr/>
+        <w:tc>
+          <w:tcPr>
+            <w:tcW w:w="1882" w:type="dxa"/>
+            <w:tcBorders>
+              <w:top w:val="single" w:sz="6" w:space="0" w:color="7F7F7F"/>
+              <w:left w:val="single" w:sz="6" w:space="0" w:color="7F7F7F"/>
+              <w:bottom w:val="single" w:sz="6" w:space="0" w:color="7F7F7F"/>
+              <w:right w:val="single" w:sz="6" w:space="0" w:color="7F7F7F"/>
+            </w:tcBorders>
+            <w:shd w:color="auto" w:fill="auto" w:val="clear"/>
+          </w:tcPr>
+          <w:p>
+            <w:pPr>
+              <w:pStyle w:val="Normal"/>
+              <w:widowControl w:val="false"/>
+              <w:spacing w:before="0" w:after="0"/>
+              <w:rPr>
+                <w:b/>
+                <w:bCs/>
+                <w:sz w:val="22"/>
+                <w:szCs w:val="22"/>
+              </w:rPr>
+            </w:pPr>
+            <w:r>
+              <w:rPr>
+                <w:b/>
+                <w:bCs/>
+                <w:sz w:val="22"/>
+                <w:szCs w:val="22"/>
+              </w:rPr>
+              <w:t>Actor principal</w:t>
+            </w:r>
+          </w:p>
+        </w:tc>
+        <w:tc>
+          <w:tcPr>
+            <w:tcW w:w="7595" w:type="dxa"/>
+            <w:tcBorders>
+              <w:top w:val="single" w:sz="6" w:space="0" w:color="7F7F7F"/>
+              <w:left w:val="single" w:sz="6" w:space="0" w:color="7F7F7F"/>
+              <w:bottom w:val="single" w:sz="6" w:space="0" w:color="7F7F7F"/>
+              <w:right w:val="single" w:sz="6" w:space="0" w:color="7F7F7F"/>
+            </w:tcBorders>
+            <w:shd w:color="auto" w:fill="auto" w:val="clear"/>
+          </w:tcPr>
+          <w:p>
+            <w:pPr>
+              <w:pStyle w:val="Normal"/>
+              <w:widowControl w:val="false"/>
+              <w:spacing w:before="0" w:after="0"/>
+              <w:rPr>
+                <w:sz w:val="22"/>
+                <w:szCs w:val="22"/>
+              </w:rPr>
+            </w:pPr>
+            <w:r>
+              <w:rPr>
+                <w:sz w:val="22"/>
+                <w:szCs w:val="22"/>
+              </w:rPr>
+              <w:t>Administrador</w:t>
+            </w:r>
+          </w:p>
+        </w:tc>
+      </w:tr>
+      <w:tr>
+        <w:trPr/>
+        <w:tc>
+          <w:tcPr>
+            <w:tcW w:w="1882" w:type="dxa"/>
+            <w:tcBorders>
+              <w:top w:val="single" w:sz="6" w:space="0" w:color="7F7F7F"/>
+              <w:left w:val="single" w:sz="6" w:space="0" w:color="7F7F7F"/>
+              <w:bottom w:val="single" w:sz="6" w:space="0" w:color="7F7F7F"/>
+              <w:right w:val="single" w:sz="6" w:space="0" w:color="7F7F7F"/>
+            </w:tcBorders>
+            <w:shd w:color="auto" w:fill="auto" w:val="clear"/>
+          </w:tcPr>
+          <w:p>
+            <w:pPr>
+              <w:pStyle w:val="Normal"/>
+              <w:widowControl w:val="false"/>
+              <w:spacing w:before="0" w:after="0"/>
+              <w:rPr>
+                <w:b/>
+                <w:bCs/>
+                <w:sz w:val="22"/>
+                <w:szCs w:val="22"/>
+              </w:rPr>
+            </w:pPr>
+            <w:r>
+              <w:rPr>
+                <w:b/>
+                <w:bCs/>
+                <w:sz w:val="22"/>
+                <w:szCs w:val="22"/>
+              </w:rPr>
+              <w:t>Precondición</w:t>
+            </w:r>
+          </w:p>
+        </w:tc>
+        <w:tc>
+          <w:tcPr>
+            <w:tcW w:w="7595" w:type="dxa"/>
+            <w:tcBorders>
+              <w:top w:val="single" w:sz="6" w:space="0" w:color="7F7F7F"/>
+              <w:left w:val="single" w:sz="6" w:space="0" w:color="7F7F7F"/>
+              <w:bottom w:val="single" w:sz="6" w:space="0" w:color="7F7F7F"/>
+              <w:right w:val="single" w:sz="6" w:space="0" w:color="7F7F7F"/>
+            </w:tcBorders>
+            <w:shd w:color="auto" w:fill="auto" w:val="clear"/>
+          </w:tcPr>
+          <w:p>
+            <w:pPr>
+              <w:pStyle w:val="Normal"/>
+              <w:widowControl w:val="false"/>
+              <w:spacing w:before="0" w:after="0"/>
+              <w:rPr>
+                <w:sz w:val="22"/>
+                <w:szCs w:val="22"/>
+              </w:rPr>
+            </w:pPr>
+            <w:r>
+              <w:rPr>
+                <w:sz w:val="22"/>
+                <w:szCs w:val="22"/>
+              </w:rPr>
+              <w:t>El administrador tiene una sesión activa y el listado de categorías está visible.</w:t>
+            </w:r>
+          </w:p>
+        </w:tc>
+      </w:tr>
+      <w:tr>
+        <w:trPr/>
+        <w:tc>
+          <w:tcPr>
+            <w:tcW w:w="1882" w:type="dxa"/>
+            <w:tcBorders>
+              <w:left w:val="single" w:sz="6" w:space="0" w:color="7F7F7F"/>
+              <w:bottom w:val="single" w:sz="6" w:space="0" w:color="7F7F7F"/>
+              <w:right w:val="single" w:sz="6" w:space="0" w:color="7F7F7F"/>
+            </w:tcBorders>
+            <w:shd w:color="auto" w:fill="auto" w:val="clear"/>
+          </w:tcPr>
+          <w:p>
+            <w:pPr>
+              <w:pStyle w:val="Normal"/>
+              <w:widowControl w:val="false"/>
+              <w:spacing w:before="0" w:after="0"/>
+              <w:rPr>
+                <w:b/>
+                <w:bCs/>
+                <w:sz w:val="22"/>
+                <w:szCs w:val="22"/>
+              </w:rPr>
+            </w:pPr>
+            <w:r>
+              <w:rPr/>
+            </w:r>
+          </w:p>
+        </w:tc>
+        <w:tc>
+          <w:tcPr>
+            <w:tcW w:w="7595" w:type="dxa"/>
+            <w:tcBorders>
+              <w:left w:val="single" w:sz="6" w:space="0" w:color="7F7F7F"/>
+              <w:bottom w:val="single" w:sz="6" w:space="0" w:color="7F7F7F"/>
+              <w:right w:val="single" w:sz="6" w:space="0" w:color="7F7F7F"/>
+            </w:tcBorders>
+            <w:shd w:color="auto" w:fill="auto" w:val="clear"/>
+          </w:tcPr>
+          <w:p>
+            <w:pPr>
+              <w:pStyle w:val="Normal"/>
+              <w:widowControl w:val="false"/>
+              <w:numPr>
+                <w:ilvl w:val="0"/>
+                <w:numId w:val="23"/>
+              </w:numPr>
+              <w:spacing w:before="0" w:after="0"/>
+              <w:rPr/>
+            </w:pPr>
+            <w:r>
+              <w:rPr>
+                <w:sz w:val="20"/>
+                <w:szCs w:val="20"/>
+              </w:rPr>
+              <w:t xml:space="preserve">El administrador hace click sobre una categoría. </w:t>
+            </w:r>
+          </w:p>
+          <w:p>
+            <w:pPr>
+              <w:pStyle w:val="Normal"/>
+              <w:widowControl w:val="false"/>
+              <w:numPr>
+                <w:ilvl w:val="0"/>
+                <w:numId w:val="23"/>
+              </w:numPr>
+              <w:spacing w:before="0" w:after="0"/>
+              <w:rPr/>
+            </w:pPr>
+            <w:r>
+              <w:rPr>
+                <w:sz w:val="20"/>
+                <w:szCs w:val="20"/>
+              </w:rPr>
+              <w:t xml:space="preserve">El sistema recupera el nombre, la descripción y los muebles asociados a esa categoría. </w:t>
+            </w:r>
+          </w:p>
+          <w:p>
+            <w:pPr>
+              <w:pStyle w:val="Normal"/>
+              <w:widowControl w:val="false"/>
+              <w:numPr>
+                <w:ilvl w:val="0"/>
+                <w:numId w:val="23"/>
+              </w:numPr>
+              <w:spacing w:before="0" w:after="0"/>
+              <w:rPr/>
+            </w:pPr>
+            <w:r>
+              <w:rPr>
+                <w:sz w:val="20"/>
+                <w:szCs w:val="20"/>
+              </w:rPr>
+              <w:t>Se muestra un modal con esa información.</w:t>
+            </w:r>
+          </w:p>
+        </w:tc>
+      </w:tr>
+      <w:tr>
+        <w:trPr/>
+        <w:tc>
+          <w:tcPr>
+            <w:tcW w:w="1882" w:type="dxa"/>
+            <w:tcBorders>
+              <w:left w:val="single" w:sz="6" w:space="0" w:color="7F7F7F"/>
+              <w:bottom w:val="single" w:sz="6" w:space="0" w:color="7F7F7F"/>
+              <w:right w:val="single" w:sz="6" w:space="0" w:color="7F7F7F"/>
+            </w:tcBorders>
+            <w:shd w:color="auto" w:fill="auto" w:val="clear"/>
+          </w:tcPr>
+          <w:p>
+            <w:pPr>
+              <w:pStyle w:val="Normal"/>
+              <w:widowControl w:val="false"/>
+              <w:spacing w:before="0" w:after="0"/>
+              <w:rPr>
+                <w:b/>
+                <w:bCs/>
+                <w:sz w:val="22"/>
+                <w:szCs w:val="22"/>
+              </w:rPr>
+            </w:pPr>
+            <w:r>
+              <w:rPr>
+                <w:b/>
+                <w:bCs/>
+                <w:sz w:val="22"/>
+                <w:szCs w:val="22"/>
+              </w:rPr>
+              <w:t>Flujo alternativo</w:t>
+            </w:r>
+          </w:p>
+        </w:tc>
+        <w:tc>
+          <w:tcPr>
+            <w:tcW w:w="7595" w:type="dxa"/>
+            <w:tcBorders>
+              <w:left w:val="single" w:sz="6" w:space="0" w:color="7F7F7F"/>
+              <w:bottom w:val="single" w:sz="6" w:space="0" w:color="7F7F7F"/>
+              <w:right w:val="single" w:sz="6" w:space="0" w:color="7F7F7F"/>
+            </w:tcBorders>
+            <w:shd w:color="auto" w:fill="auto" w:val="clear"/>
+          </w:tcPr>
+          <w:p>
+            <w:pPr>
+              <w:pStyle w:val="Normal"/>
+              <w:widowControl w:val="false"/>
+              <w:spacing w:before="0" w:after="0"/>
+              <w:rPr>
+                <w:sz w:val="22"/>
+                <w:szCs w:val="22"/>
+              </w:rPr>
+            </w:pPr>
+            <w:r>
+              <w:rPr>
+                <w:sz w:val="22"/>
+                <w:szCs w:val="22"/>
+              </w:rPr>
+              <w:t>Si la categoría no tiene muebles asociados, se muestra el mensaje "No hay muebles en esta categoría."</w:t>
+            </w:r>
+          </w:p>
+        </w:tc>
+      </w:tr>
+      <w:tr>
+        <w:trPr/>
+        <w:tc>
+          <w:tcPr>
+            <w:tcW w:w="1882" w:type="dxa"/>
+            <w:tcBorders>
+              <w:left w:val="single" w:sz="6" w:space="0" w:color="7F7F7F"/>
+              <w:bottom w:val="single" w:sz="6" w:space="0" w:color="7F7F7F"/>
+              <w:right w:val="single" w:sz="6" w:space="0" w:color="7F7F7F"/>
+            </w:tcBorders>
+            <w:shd w:color="auto" w:fill="auto" w:val="clear"/>
+          </w:tcPr>
+          <w:p>
+            <w:pPr>
+              <w:pStyle w:val="Normal"/>
+              <w:widowControl w:val="false"/>
+              <w:spacing w:before="0" w:after="0"/>
+              <w:rPr>
+                <w:b/>
+                <w:bCs/>
+                <w:sz w:val="22"/>
+                <w:szCs w:val="22"/>
+              </w:rPr>
+            </w:pPr>
+            <w:r>
+              <w:rPr>
+                <w:b/>
+                <w:bCs/>
+                <w:sz w:val="22"/>
+                <w:szCs w:val="22"/>
+              </w:rPr>
+              <w:t>Postcondición</w:t>
+            </w:r>
+          </w:p>
+        </w:tc>
+        <w:tc>
+          <w:tcPr>
+            <w:tcW w:w="7595" w:type="dxa"/>
+            <w:tcBorders>
+              <w:left w:val="single" w:sz="6" w:space="0" w:color="7F7F7F"/>
+              <w:bottom w:val="single" w:sz="6" w:space="0" w:color="7F7F7F"/>
+              <w:right w:val="single" w:sz="6" w:space="0" w:color="7F7F7F"/>
+            </w:tcBorders>
+            <w:shd w:color="auto" w:fill="auto" w:val="clear"/>
+          </w:tcPr>
+          <w:p>
+            <w:pPr>
+              <w:pStyle w:val="Cuerpodetexto"/>
+              <w:widowControl w:val="false"/>
+              <w:spacing w:before="0" w:after="140"/>
+              <w:rPr>
+                <w:sz w:val="22"/>
+                <w:szCs w:val="22"/>
+              </w:rPr>
+            </w:pPr>
+            <w:r>
+              <w:rPr>
+                <w:sz w:val="22"/>
+                <w:szCs w:val="22"/>
+              </w:rPr>
+              <w:t>El modal se cierra sin alterar el listado de categorías.</w:t>
+            </w:r>
+          </w:p>
+        </w:tc>
+      </w:tr>
+      <w:tr>
+        <w:trPr/>
+        <w:tc>
+          <w:tcPr>
+            <w:tcW w:w="1882" w:type="dxa"/>
+            <w:tcBorders>
+              <w:left w:val="single" w:sz="6" w:space="0" w:color="7F7F7F"/>
+              <w:bottom w:val="single" w:sz="6" w:space="0" w:color="7F7F7F"/>
+              <w:right w:val="single" w:sz="6" w:space="0" w:color="7F7F7F"/>
+            </w:tcBorders>
+            <w:shd w:color="auto" w:fill="auto" w:val="clear"/>
+          </w:tcPr>
+          <w:p>
+            <w:pPr>
+              <w:pStyle w:val="Normal"/>
+              <w:widowControl w:val="false"/>
+              <w:spacing w:before="0" w:after="0"/>
+              <w:rPr>
+                <w:b/>
+                <w:bCs/>
+                <w:sz w:val="22"/>
+                <w:szCs w:val="22"/>
+              </w:rPr>
+            </w:pPr>
+            <w:r>
+              <w:rPr>
+                <w:b/>
+                <w:bCs/>
+                <w:sz w:val="22"/>
+                <w:szCs w:val="22"/>
+              </w:rPr>
+              <w:t>RF asociado</w:t>
+            </w:r>
+          </w:p>
+        </w:tc>
+        <w:tc>
+          <w:tcPr>
+            <w:tcW w:w="7595" w:type="dxa"/>
+            <w:tcBorders>
+              <w:left w:val="single" w:sz="6" w:space="0" w:color="7F7F7F"/>
+              <w:bottom w:val="single" w:sz="6" w:space="0" w:color="7F7F7F"/>
+              <w:right w:val="single" w:sz="6" w:space="0" w:color="7F7F7F"/>
+            </w:tcBorders>
+            <w:shd w:color="auto" w:fill="auto" w:val="clear"/>
+          </w:tcPr>
+          <w:p>
+            <w:pPr>
+              <w:pStyle w:val="Normal"/>
+              <w:widowControl w:val="false"/>
+              <w:spacing w:before="0" w:after="0"/>
+              <w:rPr>
+                <w:sz w:val="22"/>
+                <w:szCs w:val="22"/>
+              </w:rPr>
+            </w:pPr>
+            <w:r>
+              <w:rPr>
+                <w:sz w:val="22"/>
+                <w:szCs w:val="22"/>
+              </w:rPr>
+              <w:t>RF-09</w:t>
+            </w:r>
+          </w:p>
+        </w:tc>
+      </w:tr>
+    </w:tbl>
+    <w:p>
+      <w:pPr>
+        <w:pStyle w:val="Ttulo1"/>
+        <w:spacing w:before="0" w:after="120"/>
+        <w:rPr/>
+      </w:pPr>
+      <w:r>
+        <w:rPr/>
+      </w:r>
+    </w:p>
+    <w:p>
+      <w:pPr>
         <w:pStyle w:val="Ttulo1"/>
         <w:spacing w:before="0" w:after="120"/>
         <w:rPr/>
@@ -9898,12 +11704,26 @@
     </w:p>
     <w:p>
       <w:pPr>
+        <w:pStyle w:val="Ttulo2"/>
+        <w:spacing w:before="0" w:after="80"/>
+        <w:rPr/>
+      </w:pPr>
+      <w:bookmarkStart w:id="35" w:name="__RefHeading___Toc569_711144299_Copy_1_C"/>
+      <w:bookmarkEnd w:id="35"/>
+      <w:r>
+        <w:rPr/>
+        <w:t>5.3 Diagrama de clases</w:t>
+      </w:r>
+    </w:p>
+    <w:p>
+      <w:pPr>
         <w:pStyle w:val="Normal"/>
         <w:spacing w:before="0" w:after="80"/>
         <w:rPr/>
       </w:pPr>
       <w:r>
         <w:rPr/>
+        <w:t xml:space="preserve">El diagrama muestra tres capas: MapperInterface como contrato común, los mappers concretos que lo implementan y dependen de PDO, y los objetos de dominio que son creados por los mappers sin conocer ni a PDO ni a los mappers. </w:t>
       </w:r>
     </w:p>
     <w:p>
@@ -9934,94 +11754,8 @@
       </w:pPr>
       <w:r>
         <w:rPr/>
-      </w:r>
-    </w:p>
-    <w:p>
-      <w:pPr>
-        <w:pStyle w:val="Normal"/>
-        <w:spacing w:before="0" w:after="80"/>
-        <w:rPr/>
-      </w:pPr>
-      <w:r>
-        <w:rPr/>
-      </w:r>
-    </w:p>
-    <w:p>
-      <w:pPr>
-        <w:pStyle w:val="Normal"/>
-        <w:spacing w:before="0" w:after="80"/>
-        <w:rPr/>
-      </w:pPr>
-      <w:r>
-        <w:rPr/>
-      </w:r>
-    </w:p>
-    <w:p>
-      <w:pPr>
-        <w:pStyle w:val="Normal"/>
-        <w:spacing w:before="0" w:after="80"/>
-        <w:rPr/>
-      </w:pPr>
-      <w:r>
-        <w:rPr/>
-      </w:r>
-    </w:p>
-    <w:p>
-      <w:pPr>
-        <w:pStyle w:val="Normal"/>
-        <w:spacing w:before="0" w:after="80"/>
-        <w:rPr/>
-      </w:pPr>
-      <w:r>
-        <w:rPr/>
-      </w:r>
-    </w:p>
-    <w:p>
-      <w:pPr>
-        <w:pStyle w:val="Ttulo2"/>
-        <w:spacing w:before="0" w:after="80"/>
-        <w:rPr/>
-      </w:pPr>
-      <w:bookmarkStart w:id="35" w:name="__RefHeading___Toc569_711144299_Copy_1_C"/>
-      <w:bookmarkEnd w:id="35"/>
-      <w:r>
-        <w:rPr/>
-        <w:t>5.</w:t>
-      </w:r>
-      <w:r>
-        <w:rPr/>
-        <w:t xml:space="preserve">3 </w:t>
-      </w:r>
-      <w:r>
-        <w:rPr/>
-        <w:t>D</w:t>
-      </w:r>
-      <w:r>
-        <w:rPr/>
-        <w:t>iagrama de clases</w:t>
-      </w:r>
-    </w:p>
-    <w:p>
-      <w:pPr>
-        <w:pStyle w:val="Normal"/>
-        <w:spacing w:before="0" w:after="80"/>
-        <w:rPr/>
-      </w:pPr>
-      <w:r>
-        <w:rPr/>
-        <w:t xml:space="preserve">El diagrama muestra tres capas: MapperInterface como contrato común, los mappers concretos que lo implementan y dependen de PDO, y los objetos de dominio que son creados por los mappers sin conocer ni a PDO ni a los mappers. </w:t>
-      </w:r>
-    </w:p>
-    <w:p>
-      <w:pPr>
-        <w:pStyle w:val="Normal"/>
-        <w:spacing w:before="0" w:after="80"/>
-        <w:rPr/>
-      </w:pPr>
-      <w:r>
-        <w:rPr/>
         <w:drawing>
-          <wp:anchor behindDoc="0" distT="0" distB="0" distL="0" distR="0" simplePos="0" locked="0" layoutInCell="0" allowOverlap="1" relativeHeight="39">
+          <wp:anchor behindDoc="0" distT="0" distB="0" distL="0" distR="0" simplePos="0" locked="0" layoutInCell="0" allowOverlap="1" relativeHeight="40">
             <wp:simplePos x="0" y="0"/>
             <wp:positionH relativeFrom="column">
               <wp:align>center</wp:align>
@@ -10029,7 +11763,7 @@
             <wp:positionV relativeFrom="paragraph">
               <wp:posOffset>635</wp:posOffset>
             </wp:positionV>
-            <wp:extent cx="5943600" cy="5705475"/>
+            <wp:extent cx="5943600" cy="4525010"/>
             <wp:effectExtent l="0" t="0" r="0" b="0"/>
             <wp:wrapSquare wrapText="largest"/>
             <wp:docPr id="6" name="Imagen3" descr=""/>
@@ -10054,7 +11788,7 @@
                   <pic:spPr bwMode="auto">
                     <a:xfrm>
                       <a:off x="0" y="0"/>
-                      <a:ext cx="5943600" cy="5705475"/>
+                      <a:ext cx="5943600" cy="4525010"/>
                     </a:xfrm>
                     <a:prstGeom prst="rect">
                       <a:avLst/>
@@ -10079,26 +11813,6 @@
     </w:p>
     <w:p>
       <w:pPr>
-        <w:pStyle w:val="Normal"/>
-        <w:spacing w:before="0" w:after="80"/>
-        <w:rPr/>
-      </w:pPr>
-      <w:r>
-        <w:rPr/>
-      </w:r>
-    </w:p>
-    <w:p>
-      <w:pPr>
-        <w:pStyle w:val="Normal"/>
-        <w:spacing w:before="0" w:after="80"/>
-        <w:rPr/>
-      </w:pPr>
-      <w:r>
-        <w:rPr/>
-      </w:r>
-    </w:p>
-    <w:p>
-      <w:pPr>
         <w:pStyle w:val="Ttulo1"/>
         <w:spacing w:before="0" w:after="120"/>
         <w:rPr/>
@@ -10109,7 +11823,7 @@
         <w:rPr/>
         <w:t>6</w:t>
       </w:r>
-      <w:bookmarkStart w:id="37" w:name="_Toc230396131_Copy_1_Copy_1"/>
+      <w:bookmarkStart w:id="37" w:name="_Toc230396131_Copy_1_Copy_1_Copy_1"/>
       <w:r>
         <w:rPr/>
         <w:t xml:space="preserve">. </w:t>
@@ -10236,7 +11950,7 @@
         <w:rPr/>
         <w:t>7</w:t>
       </w:r>
-      <w:bookmarkStart w:id="39" w:name="_Toc230396131_Copy_1_Copy_1_Copy_1"/>
+      <w:bookmarkStart w:id="39" w:name="_Toc230396131_Copy_1_Copy_1_Copy_1_Copy_"/>
       <w:r>
         <w:rPr/>
         <w:t xml:space="preserve">. </w:t>
@@ -10472,7 +12186,7 @@
     <w:r>
       <w:rPr/>
       <w:drawing>
-        <wp:anchor behindDoc="1" distT="0" distB="0" distL="0" distR="0" simplePos="0" locked="0" layoutInCell="0" allowOverlap="1" relativeHeight="3">
+        <wp:anchor behindDoc="0" distT="0" distB="0" distL="0" distR="0" simplePos="0" locked="0" layoutInCell="0" allowOverlap="1" relativeHeight="3">
           <wp:simplePos x="0" y="0"/>
           <wp:positionH relativeFrom="column">
             <wp:posOffset>-914400</wp:posOffset>
@@ -10531,7 +12245,7 @@
     <w:r>
       <w:rPr/>
       <w:drawing>
-        <wp:anchor behindDoc="1" distT="0" distB="0" distL="0" distR="0" simplePos="0" locked="0" layoutInCell="0" allowOverlap="1" relativeHeight="7">
+        <wp:anchor behindDoc="0" distT="0" distB="0" distL="0" distR="0" simplePos="0" locked="0" layoutInCell="0" allowOverlap="1" relativeHeight="39">
           <wp:simplePos x="0" y="0"/>
           <wp:positionH relativeFrom="column">
             <wp:posOffset>-914400</wp:posOffset>
@@ -10596,7 +12310,7 @@
     <w:r>
       <w:rPr/>
       <w:drawing>
-        <wp:anchor behindDoc="1" distT="0" distB="0" distL="0" distR="0" simplePos="0" locked="0" layoutInCell="0" allowOverlap="1" relativeHeight="37">
+        <wp:anchor behindDoc="0" distT="0" distB="0" distL="0" distR="0" simplePos="0" locked="0" layoutInCell="0" allowOverlap="1" relativeHeight="37">
           <wp:simplePos x="0" y="0"/>
           <wp:positionH relativeFrom="column">
             <wp:posOffset>-914400</wp:posOffset>
@@ -10661,7 +12375,7 @@
     <w:r>
       <w:rPr/>
       <w:drawing>
-        <wp:anchor behindDoc="1" distT="0" distB="0" distL="0" distR="0" simplePos="0" locked="0" layoutInCell="0" allowOverlap="1" relativeHeight="2">
+        <wp:anchor behindDoc="0" distT="0" distB="0" distL="0" distR="0" simplePos="0" locked="0" layoutInCell="0" allowOverlap="1" relativeHeight="2">
           <wp:simplePos x="0" y="0"/>
           <wp:positionH relativeFrom="column">
             <wp:posOffset>-918845</wp:posOffset>
@@ -10720,7 +12434,7 @@
     <w:r>
       <w:rPr/>
       <w:drawing>
-        <wp:anchor behindDoc="1" distT="0" distB="0" distL="0" distR="0" simplePos="0" locked="0" layoutInCell="0" allowOverlap="1" relativeHeight="5">
+        <wp:anchor behindDoc="0" distT="0" distB="0" distL="0" distR="0" simplePos="0" locked="0" layoutInCell="0" allowOverlap="1" relativeHeight="5">
           <wp:simplePos x="0" y="0"/>
           <wp:positionH relativeFrom="column">
             <wp:posOffset>-918845</wp:posOffset>
@@ -10785,7 +12499,7 @@
     <w:r>
       <w:rPr/>
       <w:drawing>
-        <wp:anchor behindDoc="1" distT="0" distB="0" distL="0" distR="0" simplePos="0" locked="0" layoutInCell="0" allowOverlap="1" relativeHeight="22">
+        <wp:anchor behindDoc="0" distT="0" distB="0" distL="0" distR="0" simplePos="0" locked="0" layoutInCell="0" allowOverlap="1" relativeHeight="21">
           <wp:simplePos x="0" y="0"/>
           <wp:positionH relativeFrom="column">
             <wp:posOffset>-918845</wp:posOffset>
@@ -13403,6 +15117,363 @@
     </w:lvl>
   </w:abstractNum>
   <w:abstractNum w:abstractNumId="21">
+    <w:lvl w:ilvl="0">
+      <w:start w:val="1"/>
+      <w:numFmt w:val="decimal"/>
+      <w:lvlText w:val="%1."/>
+      <w:lvlJc w:val="left"/>
+      <w:pPr>
+        <w:tabs>
+          <w:tab w:val="num" w:pos="720"/>
+        </w:tabs>
+        <w:ind w:left="720" w:hanging="360"/>
+      </w:pPr>
+      <w:rPr/>
+    </w:lvl>
+    <w:lvl w:ilvl="1">
+      <w:start w:val="1"/>
+      <w:numFmt w:val="decimal"/>
+      <w:lvlText w:val="%2."/>
+      <w:lvlJc w:val="left"/>
+      <w:pPr>
+        <w:tabs>
+          <w:tab w:val="num" w:pos="1080"/>
+        </w:tabs>
+        <w:ind w:left="1080" w:hanging="360"/>
+      </w:pPr>
+      <w:rPr/>
+    </w:lvl>
+    <w:lvl w:ilvl="2">
+      <w:start w:val="1"/>
+      <w:numFmt w:val="decimal"/>
+      <w:lvlText w:val="%3."/>
+      <w:lvlJc w:val="left"/>
+      <w:pPr>
+        <w:tabs>
+          <w:tab w:val="num" w:pos="1440"/>
+        </w:tabs>
+        <w:ind w:left="1440" w:hanging="360"/>
+      </w:pPr>
+      <w:rPr/>
+    </w:lvl>
+    <w:lvl w:ilvl="3">
+      <w:start w:val="1"/>
+      <w:numFmt w:val="decimal"/>
+      <w:lvlText w:val="%4."/>
+      <w:lvlJc w:val="left"/>
+      <w:pPr>
+        <w:tabs>
+          <w:tab w:val="num" w:pos="1800"/>
+        </w:tabs>
+        <w:ind w:left="1800" w:hanging="360"/>
+      </w:pPr>
+      <w:rPr/>
+    </w:lvl>
+    <w:lvl w:ilvl="4">
+      <w:start w:val="1"/>
+      <w:numFmt w:val="decimal"/>
+      <w:lvlText w:val="%5."/>
+      <w:lvlJc w:val="left"/>
+      <w:pPr>
+        <w:tabs>
+          <w:tab w:val="num" w:pos="2160"/>
+        </w:tabs>
+        <w:ind w:left="2160" w:hanging="360"/>
+      </w:pPr>
+      <w:rPr/>
+    </w:lvl>
+    <w:lvl w:ilvl="5">
+      <w:start w:val="1"/>
+      <w:numFmt w:val="decimal"/>
+      <w:lvlText w:val="%6."/>
+      <w:lvlJc w:val="left"/>
+      <w:pPr>
+        <w:tabs>
+          <w:tab w:val="num" w:pos="2520"/>
+        </w:tabs>
+        <w:ind w:left="2520" w:hanging="360"/>
+      </w:pPr>
+      <w:rPr/>
+    </w:lvl>
+    <w:lvl w:ilvl="6">
+      <w:start w:val="1"/>
+      <w:numFmt w:val="decimal"/>
+      <w:lvlText w:val="%7."/>
+      <w:lvlJc w:val="left"/>
+      <w:pPr>
+        <w:tabs>
+          <w:tab w:val="num" w:pos="2880"/>
+        </w:tabs>
+        <w:ind w:left="2880" w:hanging="360"/>
+      </w:pPr>
+      <w:rPr/>
+    </w:lvl>
+    <w:lvl w:ilvl="7">
+      <w:start w:val="1"/>
+      <w:numFmt w:val="decimal"/>
+      <w:lvlText w:val="%8."/>
+      <w:lvlJc w:val="left"/>
+      <w:pPr>
+        <w:tabs>
+          <w:tab w:val="num" w:pos="3240"/>
+        </w:tabs>
+        <w:ind w:left="3240" w:hanging="360"/>
+      </w:pPr>
+      <w:rPr/>
+    </w:lvl>
+    <w:lvl w:ilvl="8">
+      <w:start w:val="1"/>
+      <w:numFmt w:val="decimal"/>
+      <w:lvlText w:val="%9."/>
+      <w:lvlJc w:val="left"/>
+      <w:pPr>
+        <w:tabs>
+          <w:tab w:val="num" w:pos="3600"/>
+        </w:tabs>
+        <w:ind w:left="3600" w:hanging="360"/>
+      </w:pPr>
+      <w:rPr/>
+    </w:lvl>
+  </w:abstractNum>
+  <w:abstractNum w:abstractNumId="22">
+    <w:lvl w:ilvl="0">
+      <w:start w:val="1"/>
+      <w:numFmt w:val="decimal"/>
+      <w:lvlText w:val="%1."/>
+      <w:lvlJc w:val="left"/>
+      <w:pPr>
+        <w:tabs>
+          <w:tab w:val="num" w:pos="720"/>
+        </w:tabs>
+        <w:ind w:left="720" w:hanging="360"/>
+      </w:pPr>
+      <w:rPr/>
+    </w:lvl>
+    <w:lvl w:ilvl="1">
+      <w:start w:val="1"/>
+      <w:numFmt w:val="decimal"/>
+      <w:lvlText w:val="%2."/>
+      <w:lvlJc w:val="left"/>
+      <w:pPr>
+        <w:tabs>
+          <w:tab w:val="num" w:pos="1080"/>
+        </w:tabs>
+        <w:ind w:left="1080" w:hanging="360"/>
+      </w:pPr>
+      <w:rPr/>
+    </w:lvl>
+    <w:lvl w:ilvl="2">
+      <w:start w:val="1"/>
+      <w:numFmt w:val="decimal"/>
+      <w:lvlText w:val="%3."/>
+      <w:lvlJc w:val="left"/>
+      <w:pPr>
+        <w:tabs>
+          <w:tab w:val="num" w:pos="1440"/>
+        </w:tabs>
+        <w:ind w:left="1440" w:hanging="360"/>
+      </w:pPr>
+      <w:rPr/>
+    </w:lvl>
+    <w:lvl w:ilvl="3">
+      <w:start w:val="1"/>
+      <w:numFmt w:val="decimal"/>
+      <w:lvlText w:val="%4."/>
+      <w:lvlJc w:val="left"/>
+      <w:pPr>
+        <w:tabs>
+          <w:tab w:val="num" w:pos="1800"/>
+        </w:tabs>
+        <w:ind w:left="1800" w:hanging="360"/>
+      </w:pPr>
+      <w:rPr/>
+    </w:lvl>
+    <w:lvl w:ilvl="4">
+      <w:start w:val="1"/>
+      <w:numFmt w:val="decimal"/>
+      <w:lvlText w:val="%5."/>
+      <w:lvlJc w:val="left"/>
+      <w:pPr>
+        <w:tabs>
+          <w:tab w:val="num" w:pos="2160"/>
+        </w:tabs>
+        <w:ind w:left="2160" w:hanging="360"/>
+      </w:pPr>
+      <w:rPr/>
+    </w:lvl>
+    <w:lvl w:ilvl="5">
+      <w:start w:val="1"/>
+      <w:numFmt w:val="decimal"/>
+      <w:lvlText w:val="%6."/>
+      <w:lvlJc w:val="left"/>
+      <w:pPr>
+        <w:tabs>
+          <w:tab w:val="num" w:pos="2520"/>
+        </w:tabs>
+        <w:ind w:left="2520" w:hanging="360"/>
+      </w:pPr>
+      <w:rPr/>
+    </w:lvl>
+    <w:lvl w:ilvl="6">
+      <w:start w:val="1"/>
+      <w:numFmt w:val="decimal"/>
+      <w:lvlText w:val="%7."/>
+      <w:lvlJc w:val="left"/>
+      <w:pPr>
+        <w:tabs>
+          <w:tab w:val="num" w:pos="2880"/>
+        </w:tabs>
+        <w:ind w:left="2880" w:hanging="360"/>
+      </w:pPr>
+      <w:rPr/>
+    </w:lvl>
+    <w:lvl w:ilvl="7">
+      <w:start w:val="1"/>
+      <w:numFmt w:val="decimal"/>
+      <w:lvlText w:val="%8."/>
+      <w:lvlJc w:val="left"/>
+      <w:pPr>
+        <w:tabs>
+          <w:tab w:val="num" w:pos="3240"/>
+        </w:tabs>
+        <w:ind w:left="3240" w:hanging="360"/>
+      </w:pPr>
+      <w:rPr/>
+    </w:lvl>
+    <w:lvl w:ilvl="8">
+      <w:start w:val="1"/>
+      <w:numFmt w:val="decimal"/>
+      <w:lvlText w:val="%9."/>
+      <w:lvlJc w:val="left"/>
+      <w:pPr>
+        <w:tabs>
+          <w:tab w:val="num" w:pos="3600"/>
+        </w:tabs>
+        <w:ind w:left="3600" w:hanging="360"/>
+      </w:pPr>
+      <w:rPr/>
+    </w:lvl>
+  </w:abstractNum>
+  <w:abstractNum w:abstractNumId="23">
+    <w:lvl w:ilvl="0">
+      <w:start w:val="1"/>
+      <w:numFmt w:val="decimal"/>
+      <w:lvlText w:val="%1."/>
+      <w:lvlJc w:val="left"/>
+      <w:pPr>
+        <w:tabs>
+          <w:tab w:val="num" w:pos="720"/>
+        </w:tabs>
+        <w:ind w:left="720" w:hanging="360"/>
+      </w:pPr>
+      <w:rPr/>
+    </w:lvl>
+    <w:lvl w:ilvl="1">
+      <w:start w:val="1"/>
+      <w:numFmt w:val="decimal"/>
+      <w:lvlText w:val="%2."/>
+      <w:lvlJc w:val="left"/>
+      <w:pPr>
+        <w:tabs>
+          <w:tab w:val="num" w:pos="1080"/>
+        </w:tabs>
+        <w:ind w:left="1080" w:hanging="360"/>
+      </w:pPr>
+      <w:rPr/>
+    </w:lvl>
+    <w:lvl w:ilvl="2">
+      <w:start w:val="1"/>
+      <w:numFmt w:val="decimal"/>
+      <w:lvlText w:val="%3."/>
+      <w:lvlJc w:val="left"/>
+      <w:pPr>
+        <w:tabs>
+          <w:tab w:val="num" w:pos="1440"/>
+        </w:tabs>
+        <w:ind w:left="1440" w:hanging="360"/>
+      </w:pPr>
+      <w:rPr/>
+    </w:lvl>
+    <w:lvl w:ilvl="3">
+      <w:start w:val="1"/>
+      <w:numFmt w:val="decimal"/>
+      <w:lvlText w:val="%4."/>
+      <w:lvlJc w:val="left"/>
+      <w:pPr>
+        <w:tabs>
+          <w:tab w:val="num" w:pos="1800"/>
+        </w:tabs>
+        <w:ind w:left="1800" w:hanging="360"/>
+      </w:pPr>
+      <w:rPr/>
+    </w:lvl>
+    <w:lvl w:ilvl="4">
+      <w:start w:val="1"/>
+      <w:numFmt w:val="decimal"/>
+      <w:lvlText w:val="%5."/>
+      <w:lvlJc w:val="left"/>
+      <w:pPr>
+        <w:tabs>
+          <w:tab w:val="num" w:pos="2160"/>
+        </w:tabs>
+        <w:ind w:left="2160" w:hanging="360"/>
+      </w:pPr>
+      <w:rPr/>
+    </w:lvl>
+    <w:lvl w:ilvl="5">
+      <w:start w:val="1"/>
+      <w:numFmt w:val="decimal"/>
+      <w:lvlText w:val="%6."/>
+      <w:lvlJc w:val="left"/>
+      <w:pPr>
+        <w:tabs>
+          <w:tab w:val="num" w:pos="2520"/>
+        </w:tabs>
+        <w:ind w:left="2520" w:hanging="360"/>
+      </w:pPr>
+      <w:rPr/>
+    </w:lvl>
+    <w:lvl w:ilvl="6">
+      <w:start w:val="1"/>
+      <w:numFmt w:val="decimal"/>
+      <w:lvlText w:val="%7."/>
+      <w:lvlJc w:val="left"/>
+      <w:pPr>
+        <w:tabs>
+          <w:tab w:val="num" w:pos="2880"/>
+        </w:tabs>
+        <w:ind w:left="2880" w:hanging="360"/>
+      </w:pPr>
+      <w:rPr/>
+    </w:lvl>
+    <w:lvl w:ilvl="7">
+      <w:start w:val="1"/>
+      <w:numFmt w:val="decimal"/>
+      <w:lvlText w:val="%8."/>
+      <w:lvlJc w:val="left"/>
+      <w:pPr>
+        <w:tabs>
+          <w:tab w:val="num" w:pos="3240"/>
+        </w:tabs>
+        <w:ind w:left="3240" w:hanging="360"/>
+      </w:pPr>
+      <w:rPr/>
+    </w:lvl>
+    <w:lvl w:ilvl="8">
+      <w:start w:val="1"/>
+      <w:numFmt w:val="decimal"/>
+      <w:lvlText w:val="%9."/>
+      <w:lvlJc w:val="left"/>
+      <w:pPr>
+        <w:tabs>
+          <w:tab w:val="num" w:pos="3600"/>
+        </w:tabs>
+        <w:ind w:left="3600" w:hanging="360"/>
+      </w:pPr>
+      <w:rPr/>
+    </w:lvl>
+  </w:abstractNum>
+  <w:abstractNum w:abstractNumId="24">
     <w:lvl w:ilvl="0">
       <w:start w:val="1"/>
       <w:numFmt w:val="none"/>
@@ -13583,6 +15654,15 @@
   </w:num>
   <w:num w:numId="21">
     <w:abstractNumId w:val="21"/>
+  </w:num>
+  <w:num w:numId="22">
+    <w:abstractNumId w:val="22"/>
+  </w:num>
+  <w:num w:numId="23">
+    <w:abstractNumId w:val="23"/>
+  </w:num>
+  <w:num w:numId="24">
+    <w:abstractNumId w:val="24"/>
   </w:num>
 </w:numbering>
 </file>
